--- a/docs/Examen_Parcial_IA_VivaModa_Formal.docx
+++ b/docs/Examen_Parcial_IA_VivaModa_Formal.docx
@@ -4,133 +4,298 @@
   <w:body>
     <w:p>
       <w:pPr>
+        <w:pBdr/>
         <w:spacing w:after="120" w:before="0"/>
+        <w:ind/>
+        <w:jc w:val="center"/>
+        <w:rPr>
+          <w:rFonts w:ascii="Calibri" w:hAnsi="Calibri"/>
+          <w:b/>
+          <w:bCs w:val="0"/>
+          <w:i w:val="0"/>
+          <w:color w:val="b60055"/>
+          <w:sz w:val="24"/>
+          <w:szCs w:val="24"/>
+          <w:highlight w:val="none"/>
+        </w:rPr>
       </w:pPr>
       <w:r>
         <w:rPr>
           <w:rFonts w:ascii="Calibri" w:hAnsi="Calibri"/>
           <w:b/>
           <w:i w:val="0"/>
-          <w:color w:val="B60055"/>
+          <w:color w:val="b60055"/>
           <w:sz w:val="24"/>
         </w:rPr>
-        <w:t>CONTROL DEL DOCUMENTO</w:t>
+        <w:t xml:space="preserve">CONTROL DEL DOCUMENTO</w:t>
+      </w:r>
+      <w:r/>
+    </w:p>
+    <w:p>
+      <w:pPr>
+        <w:pBdr/>
+        <w:spacing w:after="120" w:before="0"/>
+        <w:ind/>
+        <w:jc w:val="center"/>
+        <w:rPr/>
+      </w:pPr>
+      <w:r>
+        <w:rPr>
+          <w:rFonts w:ascii="Calibri" w:hAnsi="Calibri"/>
+          <w:b/>
+          <w:i w:val="0"/>
+          <w:color w:val="b60055"/>
+          <w:sz w:val="24"/>
+          <w:highlight w:val="none"/>
+        </w:rPr>
+      </w:r>
+      <w:r>
+        <w:rPr>
+          <w:rFonts w:ascii="Calibri" w:hAnsi="Calibri"/>
+          <w:b/>
+          <w:i w:val="0"/>
+          <w:color w:val="b60055"/>
+          <w:sz w:val="24"/>
+          <w:highlight w:val="none"/>
+        </w:rPr>
+      </w:r>
+      <w:r>
+        <w:rPr>
+          <w:rFonts w:ascii="Calibri" w:hAnsi="Calibri"/>
+          <w:b/>
+          <w:i w:val="0"/>
+          <w:color w:val="b60055"/>
+          <w:sz w:val="24"/>
+          <w:highlight w:val="none"/>
+        </w:rPr>
       </w:r>
     </w:p>
     <w:p>
       <w:pPr>
+        <w:pBdr/>
         <w:spacing w:after="600" w:before="0"/>
+        <w:ind/>
         <w:jc w:val="center"/>
+        <w:rPr>
+          <w:rFonts w:ascii="Calibri" w:hAnsi="Calibri"/>
+          <w:b w:val="0"/>
+          <w:bCs w:val="0"/>
+          <w:i w:val="0"/>
+          <w:color w:val="5c3f45"/>
+          <w:sz w:val="22"/>
+          <w:szCs w:val="22"/>
+          <w:highlight w:val="none"/>
+        </w:rPr>
       </w:pPr>
       <w:r>
         <w:rPr>
           <w:rFonts w:ascii="Calibri" w:hAnsi="Calibri"/>
           <w:b w:val="0"/>
           <w:i w:val="0"/>
-          <w:color w:val="5C3F45"/>
+          <w:color w:val="5c3f45"/>
           <w:sz w:val="22"/>
         </w:rPr>
-        <w:t>Curso de Inteligencia Artificial · Semestre Académico 2026-II</w:t>
+        <w:t xml:space="preserve">Curso de Inteligencia Artificial · Semestre Académico 2026-II</w:t>
+      </w:r>
+      <w:r/>
+    </w:p>
+    <w:p>
+      <w:pPr>
+        <w:pBdr/>
+        <w:spacing w:after="600" w:before="0"/>
+        <w:ind/>
+        <w:jc w:val="center"/>
+        <w:rPr/>
+      </w:pPr>
+      <w:r>
+        <w:rPr>
+          <w:rFonts w:ascii="Calibri" w:hAnsi="Calibri"/>
+          <w:b w:val="0"/>
+          <w:i w:val="0"/>
+          <w:color w:val="5c3f45"/>
+          <w:sz w:val="22"/>
+          <w:highlight w:val="none"/>
+        </w:rPr>
+      </w:r>
+      <w:r>
+        <mc:AlternateContent>
+          <mc:Choice Requires="wpg">
+            <w:drawing>
+              <wp:inline xmlns:wp="http://schemas.openxmlformats.org/drawingml/2006/wordprocessingDrawing" distT="0" distB="0" distL="0" distR="0">
+                <wp:extent cx="2381250" cy="2724150"/>
+                <wp:effectExtent l="0" t="0" r="0" b="0"/>
+                <wp:docPr id="1" name=""/>
+                <wp:cNvGraphicFramePr>
+                  <a:graphicFrameLocks xmlns:a="http://schemas.openxmlformats.org/drawingml/2006/main" noChangeAspect="1"/>
+                </wp:cNvGraphicFramePr>
+                <a:graphic xmlns:a="http://schemas.openxmlformats.org/drawingml/2006/main">
+                  <a:graphicData uri="http://schemas.openxmlformats.org/drawingml/2006/picture">
+                    <pic:pic xmlns:pic="http://schemas.openxmlformats.org/drawingml/2006/picture">
+                      <pic:nvPicPr>
+                        <pic:cNvPr id="220810081" name=""/>
+                        <pic:cNvPicPr>
+                          <a:picLocks noChangeAspect="1"/>
+                        </pic:cNvPicPr>
+                        <pic:nvPr/>
+                      </pic:nvPicPr>
+                      <pic:blipFill rotWithShape="1">
+                        <a:blip r:embed="rId12"/>
+                        <a:stretch/>
+                      </pic:blipFill>
+                      <pic:spPr bwMode="auto">
+                        <a:xfrm>
+                          <a:off x="0" y="0"/>
+                          <a:ext cx="2381249" cy="2724149"/>
+                        </a:xfrm>
+                        <a:prstGeom prst="rect">
+                          <a:avLst/>
+                        </a:prstGeom>
+                      </pic:spPr>
+                    </pic:pic>
+                  </a:graphicData>
+                </a:graphic>
+              </wp:inline>
+            </w:drawing>
+          </mc:Choice>
+          <mc:Fallback>
+            <w:pict>
+              <v:shapetype id="_x0000_t75" coordsize="21600,21600" o:spt="75" o:preferrelative="t" path="m@4@5l@4@11@9@11@9@5xe" filled="f" stroked="f">
+                <v:stroke joinstyle="miter"/>
+                <v:formulas>
+                  <v:f eqn="if lineDrawn pixelLineWidth 0"/>
+                  <v:f eqn="sum @0 1 0"/>
+                  <v:f eqn="sum 0 0 @1"/>
+                  <v:f eqn="prod @2 1 2"/>
+                  <v:f eqn="prod @3 21600 pixelWidth"/>
+                  <v:f eqn="prod @3 21600 pixelHeight"/>
+                  <v:f eqn="sum @0 0 1"/>
+                  <v:f eqn="prod @6 1 2"/>
+                  <v:f eqn="prod @7 21600 pixelWidth"/>
+                  <v:f eqn="sum @8 21600 0"/>
+                  <v:f eqn="prod @7 21600 pixelHeight"/>
+                  <v:f eqn="sum @10 21600 0"/>
+                </v:formulas>
+                <v:path o:extrusionok="f" gradientshapeok="t" o:connecttype="rect"/>
+                <o:lock v:ext="edit" aspectratio="t"/>
+              </v:shapetype>
+              <v:shape id="_x0000_i0" o:spid="_x0000_s0" type="#_x0000_t75" style="width:187.50pt;height:214.50pt;mso-wrap-distance-left:0.00pt;mso-wrap-distance-top:0.00pt;mso-wrap-distance-right:0.00pt;mso-wrap-distance-bottom:0.00pt;z-index:1;" stroked="false">
+                <v:imagedata r:id="rId12" o:title=""/>
+                <o:lock v:ext="edit" rotation="t"/>
+              </v:shape>
+            </w:pict>
+          </mc:Fallback>
+        </mc:AlternateContent>
+      </w:r>
+      <w:r>
+        <w:rPr>
+          <w:rFonts w:ascii="Calibri" w:hAnsi="Calibri"/>
+          <w:b w:val="0"/>
+          <w:i w:val="0"/>
+          <w:color w:val="5c3f45"/>
+          <w:sz w:val="22"/>
+          <w:highlight w:val="none"/>
+        </w:rPr>
+      </w:r>
+      <w:r>
+        <w:rPr>
+          <w:rFonts w:ascii="Calibri" w:hAnsi="Calibri"/>
+          <w:b w:val="0"/>
+          <w:i w:val="0"/>
+          <w:color w:val="5c3f45"/>
+          <w:sz w:val="22"/>
+          <w:highlight w:val="none"/>
+        </w:rPr>
+      </w:r>
+      <w:r>
+        <w:rPr>
+          <w:rFonts w:ascii="Calibri" w:hAnsi="Calibri"/>
+          <w:b w:val="0"/>
+          <w:i w:val="0"/>
+          <w:color w:val="5c3f45"/>
+          <w:sz w:val="22"/>
+          <w:highlight w:val="none"/>
+        </w:rPr>
       </w:r>
     </w:p>
     <w:p>
       <w:pPr>
+        <w:pBdr/>
         <w:spacing w:after="40" w:before="0"/>
+        <w:ind/>
         <w:jc w:val="center"/>
+        <w:rPr/>
       </w:pPr>
       <w:r>
         <w:rPr>
           <w:rFonts w:ascii="Calibri" w:hAnsi="Calibri"/>
           <w:b/>
           <w:i w:val="0"/>
-          <w:color w:val="1C1B1D"/>
+          <w:color w:val="1c1b1d"/>
           <w:sz w:val="28"/>
         </w:rPr>
-        <w:t>EXAMEN PARCIAL</w:t>
+        <w:t xml:space="preserve">EXAMEN PARCIAL</w:t>
       </w:r>
+      <w:r/>
     </w:p>
     <w:p>
       <w:pPr>
+        <w:pBdr/>
         <w:spacing w:after="360" w:before="0"/>
+        <w:ind/>
         <w:jc w:val="center"/>
+        <w:rPr/>
       </w:pPr>
       <w:r>
         <w:rPr>
           <w:rFonts w:ascii="Calibri" w:hAnsi="Calibri"/>
           <w:b w:val="0"/>
           <w:i/>
-          <w:color w:val="5C3F45"/>
+          <w:color w:val="5c3f45"/>
           <w:sz w:val="24"/>
         </w:rPr>
-        <w:t>Arquitectura avanzada: modelos locales, recuperación semántica</w:t>
+        <w:t xml:space="preserve">Arquitectura avanzada: modelos locales, recuperación semántica</w:t>
         <w:br/>
-        <w:t>y analítica predictiva</w:t>
+        <w:t xml:space="preserve">y analítica predictiva</w:t>
       </w:r>
+      <w:r/>
     </w:p>
     <w:p>
       <w:pPr>
+        <w:pBdr/>
         <w:spacing w:after="40" w:before="0"/>
+        <w:ind/>
         <w:jc w:val="center"/>
+        <w:rPr/>
       </w:pPr>
       <w:r>
         <w:rPr>
           <w:rFonts w:ascii="Calibri" w:hAnsi="Calibri"/>
           <w:b/>
           <w:i w:val="0"/>
-          <w:color w:val="4B41E1"/>
+          <w:color w:val="4b41e1"/>
           <w:sz w:val="52"/>
         </w:rPr>
-        <w:t>Sistema Web VivaModa</w:t>
+        <w:t xml:space="preserve">Sistema Web VivaModa</w:t>
       </w:r>
+      <w:r/>
     </w:p>
     <w:p>
       <w:pPr>
-        <w:spacing w:after="80" w:before="0"/>
+        <w:pBdr/>
+        <w:spacing w:after="40" w:before="1200"/>
+        <w:ind/>
         <w:jc w:val="center"/>
+        <w:rPr/>
       </w:pPr>
       <w:r>
         <w:rPr>
           <w:rFonts w:ascii="Calibri" w:hAnsi="Calibri"/>
           <w:b/>
           <w:i w:val="0"/>
-          <w:color w:val="B60055"/>
-          <w:sz w:val="36"/>
-        </w:rPr>
-        <w:t>ESPECIFICACIÓN TÉCNICA Y VALIDACIÓN DE SISTEMA CON INTELIGENCIA ARTIFICIAL</w:t>
-      </w:r>
-    </w:p>
-    <w:p>
-      <w:pPr>
-        <w:spacing w:after="40" w:before="1200"/>
-        <w:jc w:val="center"/>
-      </w:pPr>
-      <w:r>
-        <w:rPr>
-          <w:rFonts w:ascii="Calibri" w:hAnsi="Calibri"/>
-          <w:b/>
-          <w:i w:val="0"/>
-          <w:color w:val="5C3F45"/>
+          <w:color w:val="5c3f45"/>
           <w:sz w:val="24"/>
         </w:rPr>
-        <w:t>UNIVERSIDAD — FACULTAD DE INGENIERÍA</w:t>
-      </w:r>
-    </w:p>
-    <w:p>
-      <w:pPr>
-        <w:pBdr/>
-        <w:spacing w:after="40" w:before="0"/>
-        <w:ind/>
-        <w:jc w:val="center"/>
-        <w:rPr/>
-      </w:pPr>
-      <w:r>
-        <w:rPr>
-          <w:b/>
-          <w:i w:val="0"/>
-          <w:color w:val="b60055"/>
-          <w:sz w:val="33"/>
-        </w:rPr>
-        <w:t xml:space="preserve">DOCUMENTO FINAL — ESPECIFICACIÓN TÉCNICA E INFORME DE VALIDACIÓN</w:t>
+        <w:t xml:space="preserve">UNIVERSIDAD — FACULTAD DE INGENIERÍA</w:t>
       </w:r>
       <w:r/>
     </w:p>
@@ -149,9 +314,7 @@
           <w:color w:val="4b41e1"/>
           <w:sz w:val="26"/>
         </w:rPr>
-        <w:t xml:space="preserve">Sistema Web VivaModa con Integración de IA — Nivel Avanzado</w:t>
-        <w:br/>
-        <w:t xml:space="preserve">Modelos locales, recuperación semántica y analítica predictiva sobre el mínimo exigido</w:t>
+        <w:t xml:space="preserve">Sistema Web VivaModa con Integración de IA — Modelos locales, recuperación semántica y analítica predictiva</w:t>
       </w:r>
       <w:r/>
     </w:p>
@@ -160,6 +323,7 @@
         <w:pBdr/>
         <w:spacing w:after="40" w:before="0"/>
         <w:ind/>
+        <w:jc w:val="center"/>
         <w:rPr/>
       </w:pPr>
       <w:r>
@@ -199,6 +363,7 @@
         <w:pBdr/>
         <w:spacing w:after="40" w:before="0"/>
         <w:ind/>
+        <w:jc w:val="center"/>
         <w:rPr>
           <w:b w:val="0"/>
           <w:bCs w:val="0"/>
@@ -218,75 +383,6 @@
         <w:t xml:space="preserve">Arquitectura: Node.js + Express + PostgreSQL/pgvector + FashionCLIP (local) + XGBoost + LLM API</w:t>
         <w:tab/>
         <w:tab/>
-      </w:r>
-      <w:r/>
-    </w:p>
-    <w:p>
-      <w:pPr>
-        <w:pBdr/>
-        <w:spacing w:after="40" w:before="0"/>
-        <w:ind/>
-        <w:rPr>
-          <w:highlight w:val="none"/>
-        </w:rPr>
-      </w:pPr>
-      <w:r>
-        <w:rPr>
-          <w:b w:val="0"/>
-          <w:i w:val="0"/>
-          <w:color w:val="5c3f45"/>
-          <w:sz w:val="20"/>
-        </w:rPr>
-        <w:t xml:space="preserve">Semestre Académico 2026-II</w:t>
-      </w:r>
-      <w:r/>
-      <w:r/>
-    </w:p>
-    <w:p>
-      <w:pPr>
-        <w:pBdr/>
-        <w:spacing w:after="40" w:before="0"/>
-        <w:ind/>
-        <w:rPr/>
-      </w:pPr>
-      <w:r>
-        <w:rPr>
-          <w:highlight w:val="none"/>
-        </w:rPr>
-      </w:r>
-      <w:r>
-        <w:rPr>
-          <w:highlight w:val="none"/>
-        </w:rPr>
-      </w:r>
-      <w:r>
-        <w:rPr>
-          <w:highlight w:val="none"/>
-        </w:rPr>
-      </w:r>
-    </w:p>
-    <w:p>
-      <w:pPr>
-        <w:pBdr/>
-        <w:spacing w:after="240" w:before="0"/>
-        <w:ind/>
-        <w:rPr>
-          <w:b w:val="0"/>
-          <w:bCs w:val="0"/>
-          <w:i w:val="0"/>
-          <w:color w:val="5c3f45"/>
-          <w:sz w:val="20"/>
-          <w:szCs w:val="20"/>
-        </w:rPr>
-      </w:pPr>
-      <w:r>
-        <w:rPr>
-          <w:b w:val="0"/>
-          <w:i w:val="0"/>
-          <w:color w:val="5c3f45"/>
-          <w:sz w:val="20"/>
-        </w:rPr>
-        <w:t xml:space="preserve">Módulos de IA: </w:t>
       </w:r>
       <w:r>
         <w:rPr>
@@ -302,15 +398,11 @@
     <w:p>
       <w:pPr>
         <w:pBdr/>
-        <w:spacing w:after="240" w:before="0"/>
-        <w:ind/>
+        <w:spacing w:after="40" w:before="0"/>
+        <w:ind/>
+        <w:jc w:val="center"/>
         <w:rPr>
-          <w:b w:val="0"/>
-          <w:bCs w:val="0"/>
-          <w:i w:val="0"/>
-          <w:color w:val="5c3f45"/>
-          <w:sz w:val="20"/>
-          <w:szCs w:val="20"/>
+          <w:highlight w:val="none"/>
         </w:rPr>
       </w:pPr>
       <w:r>
@@ -320,33 +412,31 @@
           <w:color w:val="5c3f45"/>
           <w:sz w:val="20"/>
         </w:rPr>
-        <w:t xml:space="preserve">1) Chatbot Aria  </w:t>
+        <w:t xml:space="preserve">Semestre Académico 2026-II</w:t>
       </w:r>
-      <w:r/>
-      <w:r/>
+      <w:r>
+        <w:rPr>
+          <w:highlight w:val="none"/>
+        </w:rPr>
+      </w:r>
     </w:p>
     <w:p>
       <w:pPr>
         <w:pBdr/>
-        <w:spacing w:after="240" w:before="0"/>
-        <w:ind/>
-        <w:rPr>
-          <w:b w:val="0"/>
-          <w:bCs w:val="0"/>
-          <w:i w:val="0"/>
-          <w:color w:val="5c3f45"/>
-          <w:sz w:val="20"/>
-          <w:szCs w:val="20"/>
-        </w:rPr>
+        <w:spacing w:after="40" w:before="0"/>
+        <w:ind/>
+        <w:jc w:val="center"/>
+        <w:rPr/>
       </w:pPr>
       <w:r>
         <w:rPr>
-          <w:b w:val="0"/>
-          <w:i w:val="0"/>
-          <w:color w:val="5c3f45"/>
-          <w:sz w:val="20"/>
+          <w:highlight w:val="none"/>
         </w:rPr>
-        <w:t xml:space="preserve">2) Asesor Visual y RAG  </w:t>
+      </w:r>
+      <w:r>
+        <w:rPr>
+          <w:highlight w:val="none"/>
+        </w:rPr>
       </w:r>
       <w:r/>
     </w:p>
@@ -355,58 +445,9 @@
         <w:pBdr/>
         <w:spacing w:after="240" w:before="0"/>
         <w:ind/>
+        <w:jc w:val="center"/>
         <w:rPr>
-          <w:b w:val="0"/>
-          <w:bCs w:val="0"/>
-          <w:i w:val="0"/>
-          <w:color w:val="5c3f45"/>
-          <w:sz w:val="20"/>
-          <w:szCs w:val="20"/>
-        </w:rPr>
-      </w:pPr>
-      <w:r>
-        <w:rPr>
-          <w:b w:val="0"/>
-          <w:i w:val="0"/>
-          <w:color w:val="5c3f45"/>
-          <w:sz w:val="20"/>
-        </w:rPr>
-        <w:t xml:space="preserve">3) Ayudante de Administración  </w:t>
-      </w:r>
-      <w:r/>
-    </w:p>
-    <w:p>
-      <w:pPr>
-        <w:pBdr/>
-        <w:spacing w:after="240" w:before="0"/>
-        <w:ind/>
-        <w:rPr>
-          <w:b w:val="0"/>
-          <w:bCs w:val="0"/>
-          <w:i w:val="0"/>
-          <w:color w:val="5c3f45"/>
-          <w:sz w:val="20"/>
-          <w:szCs w:val="20"/>
           <w:highlight w:val="none"/>
-        </w:rPr>
-      </w:pPr>
-      <w:r>
-        <w:rPr>
-          <w:b w:val="0"/>
-          <w:i w:val="0"/>
-          <w:color w:val="5c3f45"/>
-          <w:sz w:val="20"/>
-        </w:rPr>
-        <w:t xml:space="preserve">4) Previsión de Demanda e Inventario</w:t>
-      </w:r>
-      <w:r/>
-    </w:p>
-    <w:p>
-      <w:pPr>
-        <w:pBdr/>
-        <w:spacing w:after="240" w:before="0"/>
-        <w:ind/>
-        <w:rPr>
           <w:lang w:val="es-PE"/>
         </w:rPr>
       </w:pPr>
@@ -419,25 +460,25 @@
           <w:highlight w:val="none"/>
           <w:lang w:val="es-ES"/>
         </w:rPr>
-        <w:t xml:space="preserve">Alumno: Asto Gonzales Frans Derin </w:t>
+        <w:t xml:space="preserve">Alumno: </w:t>
       </w:r>
       <w:r>
         <w:rPr>
-          <w:b w:val="0"/>
+          <w:b/>
+          <w:bCs/>
           <w:i w:val="0"/>
           <w:color w:val="5c3f45"/>
           <w:sz w:val="20"/>
           <w:highlight w:val="none"/>
-          <w:lang w:val="es-PE" w:bidi="es-PE"/>
+          <w:lang w:val="es-ES"/>
         </w:rPr>
+        <w:t xml:space="preserve">Asto Gonzales Frans Derin </w:t>
       </w:r>
       <w:r>
         <w:rPr>
-          <w:b w:val="0"/>
-          <w:i w:val="0"/>
-          <w:color w:val="5c3f45"/>
-          <w:sz w:val="20"/>
-          <w:highlight w:val="none"/>
+          <w:b/>
+          <w:bCs/>
+          <w:lang w:val="es-PE"/>
         </w:rPr>
       </w:r>
       <w:r>
@@ -448,15 +489,940 @@
     </w:p>
     <w:p>
       <w:pPr>
-        <w:pStyle w:val="693"/>
-        <w:pBdr/>
-        <w:spacing/>
+        <w:pBdr/>
+        <w:shd w:val="nil"/>
+        <w:spacing/>
+        <w:ind/>
+        <w:rPr>
+          <w:lang w:val="es-PE"/>
+        </w:rPr>
+      </w:pPr>
+      <w:r>
+        <w:rPr>
+          <w:lang w:val="es-PE"/>
+        </w:rPr>
+      </w:r>
+      <w:r>
+        <w:rPr>
+          <w:lang w:val="es-PE"/>
+        </w:rPr>
+      </w:r>
+    </w:p>
+    <w:p>
+      <w:pPr>
+        <w:pStyle w:val="896"/>
+        <w:pBdr/>
+        <w:spacing w:after="120" w:before="0"/>
         <w:ind/>
         <w:rPr/>
       </w:pPr>
+      <w:r/>
+      <w:bookmarkStart w:id="1" w:name="_Toc1"/>
+      <w:r>
+        <w:rPr>
+          <w:rFonts w:ascii="Calibri" w:hAnsi="Calibri"/>
+          <w:b/>
+          <w:i w:val="0"/>
+          <w:color w:val="b60055"/>
+          <w:sz w:val="31"/>
+        </w:rPr>
+        <w:t xml:space="preserve">Tabla de Contenido</w:t>
+      </w:r>
+      <w:r/>
+      <w:bookmarkEnd w:id="1"/>
+      <w:r/>
+      <w:r/>
+    </w:p>
+    <w:p>
+      <w:pPr>
+        <w:pStyle w:val="880"/>
+        <w:pBdr/>
+        <w:tabs>
+          <w:tab w:val="right" w:leader="dot" w:pos="9792"/>
+        </w:tabs>
+        <w:spacing/>
+        <w:ind/>
+        <w:rPr/>
+      </w:pPr>
+      <w:r>
+        <w:rPr>
+          <w:rFonts w:ascii="Calibri" w:hAnsi="Calibri"/>
+          <w:b w:val="0"/>
+          <w:i w:val="0"/>
+          <w:color w:val="1c1b1d"/>
+          <w:sz w:val="21"/>
+        </w:rPr>
+        <w:fldChar w:fldCharType="begin"/>
+        <w:instrText xml:space="preserve">TOC \o "1-3" \h \z \u</w:instrText>
+        <w:fldChar w:fldCharType="separate"/>
+      </w:r>
+      <w:r/>
+      <w:hyperlink w:tooltip="#_Toc1" w:anchor="_Toc1" w:history="1">
+        <w:r>
+          <w:rPr>
+            <w:rStyle w:val="878"/>
+          </w:rPr>
+        </w:r>
+        <w:r>
+          <w:rPr>
+            <w:rStyle w:val="878"/>
+            <w:rFonts w:ascii="Calibri" w:hAnsi="Calibri"/>
+            <w:i w:val="0"/>
+          </w:rPr>
+          <w:t xml:space="preserve">Tabla de Contenido</w:t>
+        </w:r>
+        <w:r>
+          <w:rPr>
+            <w:rStyle w:val="878"/>
+          </w:rPr>
+        </w:r>
+        <w:r>
+          <w:tab/>
+        </w:r>
+        <w:r>
+          <w:fldChar w:fldCharType="begin"/>
+          <w:instrText xml:space="preserve">PAGEREF _Toc1 \h</w:instrText>
+          <w:fldChar w:fldCharType="separate"/>
+          <w:t xml:space="preserve">2</w:t>
+          <w:fldChar w:fldCharType="end"/>
+        </w:r>
+      </w:hyperlink>
+      <w:r/>
+    </w:p>
+    <w:p>
+      <w:pPr>
+        <w:pStyle w:val="880"/>
+        <w:pBdr/>
+        <w:tabs>
+          <w:tab w:val="right" w:leader="dot" w:pos="9792"/>
+        </w:tabs>
+        <w:spacing/>
+        <w:ind/>
+        <w:rPr/>
+      </w:pPr>
+      <w:hyperlink w:tooltip="#_Toc2" w:anchor="_Toc2" w:history="1">
+        <w:r>
+          <w:rPr>
+            <w:rStyle w:val="878"/>
+          </w:rPr>
+        </w:r>
+        <w:r>
+          <w:rPr>
+            <w:rStyle w:val="878"/>
+          </w:rPr>
+          <w:t xml:space="preserve">1. Definición del Problema Complejo</w:t>
+        </w:r>
+        <w:r>
+          <w:rPr>
+            <w:rStyle w:val="878"/>
+          </w:rPr>
+        </w:r>
+        <w:r>
+          <w:tab/>
+        </w:r>
+        <w:r>
+          <w:fldChar w:fldCharType="begin"/>
+          <w:instrText xml:space="preserve">PAGEREF _Toc2 \h</w:instrText>
+          <w:fldChar w:fldCharType="separate"/>
+          <w:t xml:space="preserve">3</w:t>
+          <w:fldChar w:fldCharType="end"/>
+        </w:r>
+      </w:hyperlink>
+      <w:r/>
+    </w:p>
+    <w:p>
+      <w:pPr>
+        <w:pStyle w:val="880"/>
+        <w:pBdr/>
+        <w:tabs>
+          <w:tab w:val="right" w:leader="dot" w:pos="9792"/>
+        </w:tabs>
+        <w:spacing/>
+        <w:ind/>
+        <w:rPr/>
+      </w:pPr>
+      <w:hyperlink w:tooltip="#_Toc3" w:anchor="_Toc3" w:history="1">
+        <w:r>
+          <w:rPr>
+            <w:rStyle w:val="878"/>
+          </w:rPr>
+        </w:r>
+        <w:r>
+          <w:rPr>
+            <w:rStyle w:val="878"/>
+          </w:rPr>
+          <w:t xml:space="preserve">2. Definición del Aplicativo Web Básico</w:t>
+        </w:r>
+        <w:r>
+          <w:rPr>
+            <w:rStyle w:val="878"/>
+          </w:rPr>
+        </w:r>
+        <w:r>
+          <w:tab/>
+        </w:r>
+        <w:r>
+          <w:fldChar w:fldCharType="begin"/>
+          <w:instrText xml:space="preserve">PAGEREF _Toc3 \h</w:instrText>
+          <w:fldChar w:fldCharType="separate"/>
+          <w:t xml:space="preserve">3</w:t>
+          <w:fldChar w:fldCharType="end"/>
+        </w:r>
+      </w:hyperlink>
+      <w:r/>
+    </w:p>
+    <w:p>
+      <w:pPr>
+        <w:pStyle w:val="880"/>
+        <w:pBdr/>
+        <w:tabs>
+          <w:tab w:val="right" w:leader="dot" w:pos="9792"/>
+        </w:tabs>
+        <w:spacing/>
+        <w:ind/>
+        <w:rPr/>
+      </w:pPr>
+      <w:hyperlink w:tooltip="#_Toc4" w:anchor="_Toc4" w:history="1">
+        <w:r>
+          <w:rPr>
+            <w:rStyle w:val="878"/>
+          </w:rPr>
+        </w:r>
+        <w:r>
+          <w:rPr>
+            <w:rStyle w:val="878"/>
+          </w:rPr>
+          <w:t xml:space="preserve">3. Caracterización de Requerimientos Funcionales con IA</w:t>
+        </w:r>
+        <w:r>
+          <w:rPr>
+            <w:rStyle w:val="878"/>
+          </w:rPr>
+        </w:r>
+        <w:r>
+          <w:tab/>
+        </w:r>
+        <w:r>
+          <w:fldChar w:fldCharType="begin"/>
+          <w:instrText xml:space="preserve">PAGEREF _Toc4 \h</w:instrText>
+          <w:fldChar w:fldCharType="separate"/>
+          <w:t xml:space="preserve">4</w:t>
+          <w:fldChar w:fldCharType="end"/>
+        </w:r>
+      </w:hyperlink>
+      <w:r/>
+    </w:p>
+    <w:p>
+      <w:pPr>
+        <w:pStyle w:val="881"/>
+        <w:pBdr/>
+        <w:tabs>
+          <w:tab w:val="right" w:leader="dot" w:pos="9792"/>
+        </w:tabs>
+        <w:spacing/>
+        <w:ind/>
+        <w:rPr/>
+      </w:pPr>
+      <w:hyperlink w:tooltip="#_Toc5" w:anchor="_Toc5" w:history="1">
+        <w:r>
+          <w:rPr>
+            <w:rStyle w:val="878"/>
+          </w:rPr>
+        </w:r>
+        <w:r>
+          <w:rPr>
+            <w:rStyle w:val="878"/>
+          </w:rPr>
+          <w:t xml:space="preserve">RF-01: Chatbot Estilista con Memoria y Contexto (Aria)</w:t>
+        </w:r>
+        <w:r>
+          <w:rPr>
+            <w:rStyle w:val="878"/>
+          </w:rPr>
+        </w:r>
+        <w:r>
+          <w:tab/>
+        </w:r>
+        <w:r>
+          <w:fldChar w:fldCharType="begin"/>
+          <w:instrText xml:space="preserve">PAGEREF _Toc5 \h</w:instrText>
+          <w:fldChar w:fldCharType="separate"/>
+          <w:t xml:space="preserve">4</w:t>
+          <w:fldChar w:fldCharType="end"/>
+        </w:r>
+      </w:hyperlink>
+      <w:r/>
+    </w:p>
+    <w:p>
+      <w:pPr>
+        <w:pStyle w:val="881"/>
+        <w:pBdr/>
+        <w:tabs>
+          <w:tab w:val="right" w:leader="dot" w:pos="9792"/>
+        </w:tabs>
+        <w:spacing/>
+        <w:ind/>
+        <w:rPr/>
+      </w:pPr>
+      <w:hyperlink w:tooltip="#_Toc6" w:anchor="_Toc6" w:history="1">
+        <w:r>
+          <w:rPr>
+            <w:rStyle w:val="878"/>
+          </w:rPr>
+        </w:r>
+        <w:r>
+          <w:rPr>
+            <w:rStyle w:val="878"/>
+          </w:rPr>
+          <w:t xml:space="preserve">RF-02: Asesor Visual por Imagen y Recuperación Semántica (RAG)</w:t>
+        </w:r>
+        <w:r>
+          <w:rPr>
+            <w:rStyle w:val="878"/>
+          </w:rPr>
+        </w:r>
+        <w:r>
+          <w:tab/>
+        </w:r>
+        <w:r>
+          <w:fldChar w:fldCharType="begin"/>
+          <w:instrText xml:space="preserve">PAGEREF _Toc6 \h</w:instrText>
+          <w:fldChar w:fldCharType="separate"/>
+          <w:t xml:space="preserve">4</w:t>
+          <w:fldChar w:fldCharType="end"/>
+        </w:r>
+      </w:hyperlink>
+      <w:r/>
+    </w:p>
+    <w:p>
+      <w:pPr>
+        <w:pStyle w:val="881"/>
+        <w:pBdr/>
+        <w:tabs>
+          <w:tab w:val="right" w:leader="dot" w:pos="9792"/>
+        </w:tabs>
+        <w:spacing/>
+        <w:ind/>
+        <w:rPr/>
+      </w:pPr>
+      <w:hyperlink w:tooltip="#_Toc7" w:anchor="_Toc7" w:history="1">
+        <w:r>
+          <w:rPr>
+            <w:rStyle w:val="878"/>
+          </w:rPr>
+        </w:r>
+        <w:r>
+          <w:rPr>
+            <w:rStyle w:val="878"/>
+          </w:rPr>
+          <w:t xml:space="preserve">RF-03: Ayudante IA del Área de Administración</w:t>
+        </w:r>
+        <w:r>
+          <w:rPr>
+            <w:rStyle w:val="878"/>
+          </w:rPr>
+        </w:r>
+        <w:r>
+          <w:tab/>
+        </w:r>
+        <w:r>
+          <w:fldChar w:fldCharType="begin"/>
+          <w:instrText xml:space="preserve">PAGEREF _Toc7 \h</w:instrText>
+          <w:fldChar w:fldCharType="separate"/>
+          <w:t xml:space="preserve">5</w:t>
+          <w:fldChar w:fldCharType="end"/>
+        </w:r>
+      </w:hyperlink>
+      <w:r/>
+    </w:p>
+    <w:p>
+      <w:pPr>
+        <w:pStyle w:val="881"/>
+        <w:pBdr/>
+        <w:tabs>
+          <w:tab w:val="right" w:leader="dot" w:pos="9792"/>
+        </w:tabs>
+        <w:spacing/>
+        <w:ind/>
+        <w:rPr/>
+      </w:pPr>
+      <w:hyperlink w:tooltip="#_Toc8" w:anchor="_Toc8" w:history="1">
+        <w:r>
+          <w:rPr>
+            <w:rStyle w:val="878"/>
+          </w:rPr>
+        </w:r>
+        <w:r>
+          <w:rPr>
+            <w:rStyle w:val="878"/>
+          </w:rPr>
+          <w:t xml:space="preserve">RF-04: Previsión de Demanda y Optimización de Inventario</w:t>
+        </w:r>
+        <w:r>
+          <w:rPr>
+            <w:rStyle w:val="878"/>
+          </w:rPr>
+        </w:r>
+        <w:r>
+          <w:tab/>
+        </w:r>
+        <w:r>
+          <w:fldChar w:fldCharType="begin"/>
+          <w:instrText xml:space="preserve">PAGEREF _Toc8 \h</w:instrText>
+          <w:fldChar w:fldCharType="separate"/>
+          <w:t xml:space="preserve">5</w:t>
+          <w:fldChar w:fldCharType="end"/>
+        </w:r>
+      </w:hyperlink>
+      <w:r/>
+    </w:p>
+    <w:p>
+      <w:pPr>
+        <w:pStyle w:val="880"/>
+        <w:pBdr/>
+        <w:tabs>
+          <w:tab w:val="right" w:leader="dot" w:pos="9792"/>
+        </w:tabs>
+        <w:spacing/>
+        <w:ind/>
+        <w:rPr>
+          <w:highlight w:val="none"/>
+        </w:rPr>
+      </w:pPr>
+      <w:hyperlink w:tooltip="#_Toc9" w:anchor="_Toc9" w:history="1">
+        <w:r>
+          <w:rPr>
+            <w:rStyle w:val="878"/>
+          </w:rPr>
+        </w:r>
+        <w:r>
+          <w:rPr>
+            <w:rStyle w:val="878"/>
+          </w:rPr>
+          <w:t xml:space="preserve">4. Diagrama de Base de Datos Relacional (PostgreSQL)</w:t>
+        </w:r>
+        <w:r>
+          <w:rPr>
+            <w:rStyle w:val="878"/>
+            <w:highlight w:val="none"/>
+          </w:rPr>
+        </w:r>
+        <w:r>
+          <w:tab/>
+        </w:r>
+        <w:r>
+          <w:fldChar w:fldCharType="begin"/>
+          <w:instrText xml:space="preserve">PAGEREF _Toc9 \h</w:instrText>
+          <w:fldChar w:fldCharType="separate"/>
+          <w:t xml:space="preserve">5</w:t>
+          <w:fldChar w:fldCharType="end"/>
+        </w:r>
+      </w:hyperlink>
+      <w:r>
+        <w:rPr>
+          <w:highlight w:val="none"/>
+        </w:rPr>
+      </w:r>
+    </w:p>
+    <w:p>
+      <w:pPr>
+        <w:pStyle w:val="880"/>
+        <w:pBdr/>
+        <w:tabs>
+          <w:tab w:val="right" w:leader="dot" w:pos="9792"/>
+        </w:tabs>
+        <w:spacing/>
+        <w:ind/>
+        <w:rPr/>
+      </w:pPr>
+      <w:hyperlink w:tooltip="#_Toc10" w:anchor="_Toc10" w:history="1">
+        <w:r>
+          <w:rPr>
+            <w:rStyle w:val="878"/>
+          </w:rPr>
+        </w:r>
+        <w:r>
+          <w:rPr>
+            <w:rStyle w:val="878"/>
+          </w:rPr>
+          <w:t xml:space="preserve">5. Procedimiento Detallado de Integración (API Externa)</w:t>
+        </w:r>
+        <w:r>
+          <w:rPr>
+            <w:rStyle w:val="878"/>
+          </w:rPr>
+        </w:r>
+        <w:r>
+          <w:tab/>
+        </w:r>
+        <w:r>
+          <w:fldChar w:fldCharType="begin"/>
+          <w:instrText xml:space="preserve">PAGEREF _Toc10 \h</w:instrText>
+          <w:fldChar w:fldCharType="separate"/>
+          <w:t xml:space="preserve">6</w:t>
+          <w:fldChar w:fldCharType="end"/>
+        </w:r>
+      </w:hyperlink>
+      <w:r/>
+    </w:p>
+    <w:p>
+      <w:pPr>
+        <w:pStyle w:val="880"/>
+        <w:pBdr/>
+        <w:tabs>
+          <w:tab w:val="right" w:leader="dot" w:pos="9792"/>
+        </w:tabs>
+        <w:spacing/>
+        <w:ind/>
+        <w:rPr/>
+      </w:pPr>
+      <w:hyperlink w:tooltip="#_Toc11" w:anchor="_Toc11" w:history="1">
+        <w:r>
+          <w:rPr>
+            <w:rStyle w:val="878"/>
+          </w:rPr>
+        </w:r>
+        <w:r>
+          <w:rPr>
+            <w:rStyle w:val="878"/>
+          </w:rPr>
+          <w:t xml:space="preserve">6. Explicación del Funcionamiento Arquitectónico</w:t>
+        </w:r>
+        <w:r>
+          <w:rPr>
+            <w:rStyle w:val="878"/>
+          </w:rPr>
+        </w:r>
+        <w:r>
+          <w:tab/>
+        </w:r>
+        <w:r>
+          <w:fldChar w:fldCharType="begin"/>
+          <w:instrText xml:space="preserve">PAGEREF _Toc11 \h</w:instrText>
+          <w:fldChar w:fldCharType="separate"/>
+          <w:t xml:space="preserve">6</w:t>
+          <w:fldChar w:fldCharType="end"/>
+        </w:r>
+      </w:hyperlink>
+      <w:r/>
+    </w:p>
+    <w:p>
+      <w:pPr>
+        <w:pStyle w:val="881"/>
+        <w:pBdr/>
+        <w:tabs>
+          <w:tab w:val="right" w:leader="dot" w:pos="9792"/>
+        </w:tabs>
+        <w:spacing/>
+        <w:ind/>
+        <w:rPr/>
+      </w:pPr>
+      <w:hyperlink w:tooltip="#_Toc12" w:anchor="_Toc12" w:history="1">
+        <w:r>
+          <w:rPr>
+            <w:rStyle w:val="878"/>
+          </w:rPr>
+        </w:r>
+        <w:r>
+          <w:rPr>
+            <w:rStyle w:val="878"/>
+          </w:rPr>
+          <w:t xml:space="preserve">Flujo Operativo en el Backend (Node + Express)</w:t>
+        </w:r>
+        <w:r>
+          <w:rPr>
+            <w:rStyle w:val="878"/>
+          </w:rPr>
+        </w:r>
+        <w:r>
+          <w:tab/>
+        </w:r>
+        <w:r>
+          <w:fldChar w:fldCharType="begin"/>
+          <w:instrText xml:space="preserve">PAGEREF _Toc12 \h</w:instrText>
+          <w:fldChar w:fldCharType="separate"/>
+          <w:t xml:space="preserve">6</w:t>
+          <w:fldChar w:fldCharType="end"/>
+        </w:r>
+      </w:hyperlink>
+      <w:r/>
+    </w:p>
+    <w:p>
+      <w:pPr>
+        <w:pStyle w:val="881"/>
+        <w:pBdr/>
+        <w:tabs>
+          <w:tab w:val="right" w:leader="dot" w:pos="9792"/>
+        </w:tabs>
+        <w:spacing/>
+        <w:ind/>
+        <w:rPr/>
+      </w:pPr>
+      <w:hyperlink w:tooltip="#_Toc13" w:anchor="_Toc13" w:history="1">
+        <w:r>
+          <w:rPr>
+            <w:rStyle w:val="878"/>
+          </w:rPr>
+        </w:r>
+        <w:r>
+          <w:rPr>
+            <w:rStyle w:val="878"/>
+          </w:rPr>
+          <w:t xml:space="preserve">Flujo Operativo en el Frontend (HTML / JS / CSS)</w:t>
+        </w:r>
+        <w:r>
+          <w:rPr>
+            <w:rStyle w:val="878"/>
+          </w:rPr>
+        </w:r>
+        <w:r>
+          <w:tab/>
+        </w:r>
+        <w:r>
+          <w:fldChar w:fldCharType="begin"/>
+          <w:instrText xml:space="preserve">PAGEREF _Toc13 \h</w:instrText>
+          <w:fldChar w:fldCharType="separate"/>
+          <w:t xml:space="preserve">6</w:t>
+          <w:fldChar w:fldCharType="end"/>
+        </w:r>
+      </w:hyperlink>
+      <w:r/>
+    </w:p>
+    <w:p>
+      <w:pPr>
+        <w:pStyle w:val="880"/>
+        <w:pBdr/>
+        <w:tabs>
+          <w:tab w:val="right" w:leader="dot" w:pos="9792"/>
+        </w:tabs>
+        <w:spacing/>
+        <w:ind/>
+        <w:rPr/>
+      </w:pPr>
+      <w:hyperlink w:tooltip="#_Toc14" w:anchor="_Toc14" w:history="1">
+        <w:r>
+          <w:rPr>
+            <w:rStyle w:val="878"/>
+          </w:rPr>
+        </w:r>
+        <w:r>
+          <w:rPr>
+            <w:rStyle w:val="878"/>
+          </w:rPr>
+          <w:t xml:space="preserve">7. Persistencia de las Interacciones con la IA</w:t>
+        </w:r>
+        <w:r>
+          <w:rPr>
+            <w:rStyle w:val="878"/>
+          </w:rPr>
+        </w:r>
+        <w:r>
+          <w:tab/>
+        </w:r>
+        <w:r>
+          <w:fldChar w:fldCharType="begin"/>
+          <w:instrText xml:space="preserve">PAGEREF _Toc14 \h</w:instrText>
+          <w:fldChar w:fldCharType="separate"/>
+          <w:t xml:space="preserve">7</w:t>
+          <w:fldChar w:fldCharType="end"/>
+        </w:r>
+      </w:hyperlink>
+      <w:r/>
+    </w:p>
+    <w:p>
+      <w:pPr>
+        <w:pStyle w:val="880"/>
+        <w:pBdr/>
+        <w:tabs>
+          <w:tab w:val="right" w:leader="dot" w:pos="9792"/>
+        </w:tabs>
+        <w:spacing/>
+        <w:ind/>
+        <w:rPr/>
+      </w:pPr>
+      <w:hyperlink w:tooltip="#_Toc15" w:anchor="_Toc15" w:history="1">
+        <w:r>
+          <w:rPr>
+            <w:rStyle w:val="878"/>
+          </w:rPr>
+        </w:r>
+        <w:r>
+          <w:rPr>
+            <w:rStyle w:val="878"/>
+          </w:rPr>
+          <w:t xml:space="preserve">8. Validación y Resultados Medidos</w:t>
+        </w:r>
+        <w:r>
+          <w:rPr>
+            <w:rStyle w:val="878"/>
+          </w:rPr>
+        </w:r>
+        <w:r>
+          <w:tab/>
+        </w:r>
+        <w:r>
+          <w:fldChar w:fldCharType="begin"/>
+          <w:instrText xml:space="preserve">PAGEREF _Toc15 \h</w:instrText>
+          <w:fldChar w:fldCharType="separate"/>
+          <w:t xml:space="preserve">7</w:t>
+          <w:fldChar w:fldCharType="end"/>
+        </w:r>
+      </w:hyperlink>
+      <w:r/>
+    </w:p>
+    <w:p>
+      <w:pPr>
+        <w:pStyle w:val="881"/>
+        <w:pBdr/>
+        <w:tabs>
+          <w:tab w:val="right" w:leader="dot" w:pos="9792"/>
+        </w:tabs>
+        <w:spacing/>
+        <w:ind/>
+        <w:rPr/>
+      </w:pPr>
+      <w:hyperlink w:tooltip="#_Toc16" w:anchor="_Toc16" w:history="1">
+        <w:r>
+          <w:rPr>
+            <w:rStyle w:val="878"/>
+          </w:rPr>
+        </w:r>
+        <w:r>
+          <w:rPr>
+            <w:rStyle w:val="878"/>
+          </w:rPr>
+          <w:t xml:space="preserve">Análisis de los criterios no alcanzados</w:t>
+        </w:r>
+        <w:r>
+          <w:rPr>
+            <w:rStyle w:val="878"/>
+          </w:rPr>
+        </w:r>
+        <w:r>
+          <w:tab/>
+        </w:r>
+        <w:r>
+          <w:fldChar w:fldCharType="begin"/>
+          <w:instrText xml:space="preserve">PAGEREF _Toc16 \h</w:instrText>
+          <w:fldChar w:fldCharType="separate"/>
+          <w:t xml:space="preserve">7</w:t>
+          <w:fldChar w:fldCharType="end"/>
+        </w:r>
+      </w:hyperlink>
+      <w:r/>
+    </w:p>
+    <w:p>
+      <w:pPr>
+        <w:pStyle w:val="880"/>
+        <w:pBdr/>
+        <w:tabs>
+          <w:tab w:val="right" w:leader="dot" w:pos="9792"/>
+        </w:tabs>
+        <w:spacing/>
+        <w:ind/>
+        <w:rPr/>
+      </w:pPr>
+      <w:hyperlink w:tooltip="#_Toc17" w:anchor="_Toc17" w:history="1">
+        <w:r>
+          <w:rPr>
+            <w:rStyle w:val="878"/>
+          </w:rPr>
+        </w:r>
+        <w:r>
+          <w:rPr>
+            <w:rStyle w:val="878"/>
+          </w:rPr>
+          <w:t xml:space="preserve">9. Cumplimiento de los 6 Puntos Evaluativos</w:t>
+        </w:r>
+        <w:r>
+          <w:rPr>
+            <w:rStyle w:val="878"/>
+          </w:rPr>
+        </w:r>
+        <w:r>
+          <w:tab/>
+        </w:r>
+        <w:r>
+          <w:fldChar w:fldCharType="begin"/>
+          <w:instrText xml:space="preserve">PAGEREF _Toc17 \h</w:instrText>
+          <w:fldChar w:fldCharType="separate"/>
+          <w:t xml:space="preserve">8</w:t>
+          <w:fldChar w:fldCharType="end"/>
+        </w:r>
+      </w:hyperlink>
+      <w:r/>
+    </w:p>
+    <w:p>
+      <w:pPr>
+        <w:pStyle w:val="881"/>
+        <w:pBdr/>
+        <w:tabs>
+          <w:tab w:val="right" w:leader="dot" w:pos="9792"/>
+        </w:tabs>
+        <w:spacing/>
+        <w:ind/>
+        <w:rPr/>
+      </w:pPr>
+      <w:hyperlink w:tooltip="#_Toc18" w:anchor="_Toc18" w:history="1">
+        <w:r>
+          <w:rPr>
+            <w:rStyle w:val="878"/>
+          </w:rPr>
+        </w:r>
+        <w:r>
+          <w:rPr>
+            <w:rStyle w:val="878"/>
+          </w:rPr>
+          <w:t xml:space="preserve">Contraste con el mínimo de la Opción 1</w:t>
+        </w:r>
+        <w:r>
+          <w:rPr>
+            <w:rStyle w:val="878"/>
+          </w:rPr>
+        </w:r>
+        <w:r>
+          <w:tab/>
+        </w:r>
+        <w:r>
+          <w:fldChar w:fldCharType="begin"/>
+          <w:instrText xml:space="preserve">PAGEREF _Toc18 \h</w:instrText>
+          <w:fldChar w:fldCharType="separate"/>
+          <w:t xml:space="preserve">8</w:t>
+          <w:fldChar w:fldCharType="end"/>
+        </w:r>
+      </w:hyperlink>
+      <w:r/>
+    </w:p>
+    <w:p>
+      <w:pPr>
+        <w:pStyle w:val="880"/>
+        <w:pBdr/>
+        <w:tabs>
+          <w:tab w:val="right" w:leader="dot" w:pos="9792"/>
+        </w:tabs>
+        <w:spacing/>
+        <w:ind/>
+        <w:rPr/>
+      </w:pPr>
+      <w:hyperlink w:tooltip="#_Toc19" w:anchor="_Toc19" w:history="1">
+        <w:r>
+          <w:rPr>
+            <w:rStyle w:val="878"/>
+          </w:rPr>
+        </w:r>
+        <w:r>
+          <w:rPr>
+            <w:rStyle w:val="878"/>
+          </w:rPr>
+          <w:t xml:space="preserve">10. Conclusiones</w:t>
+        </w:r>
+        <w:r>
+          <w:rPr>
+            <w:rStyle w:val="878"/>
+          </w:rPr>
+        </w:r>
+        <w:r>
+          <w:tab/>
+        </w:r>
+        <w:r>
+          <w:fldChar w:fldCharType="begin"/>
+          <w:instrText xml:space="preserve">PAGEREF _Toc19 \h</w:instrText>
+          <w:fldChar w:fldCharType="separate"/>
+          <w:t xml:space="preserve">9</w:t>
+          <w:fldChar w:fldCharType="end"/>
+        </w:r>
+      </w:hyperlink>
+      <w:r/>
+    </w:p>
+    <w:p>
+      <w:pPr>
+        <w:pBdr/>
+        <w:spacing w:after="120" w:before="0"/>
+        <w:ind/>
+        <w:rPr/>
+      </w:pPr>
+      <w:r>
+        <w:rPr>
+          <w:rFonts w:ascii="Calibri" w:hAnsi="Calibri"/>
+          <w:b w:val="0"/>
+          <w:i w:val="0"/>
+          <w:color w:val="1c1b1d"/>
+          <w:sz w:val="21"/>
+        </w:rPr>
+      </w:r>
+      <w:r>
+        <w:rPr>
+          <w:rFonts w:ascii="Calibri" w:hAnsi="Calibri"/>
+          <w:b w:val="0"/>
+          <w:i w:val="0"/>
+          <w:color w:val="1c1b1d"/>
+          <w:sz w:val="21"/>
+        </w:rPr>
+        <w:fldChar w:fldCharType="end"/>
+      </w:r>
+      <w:r/>
+      <w:r/>
+    </w:p>
+    <w:p>
+      <w:pPr>
+        <w:pBdr/>
+        <w:shd w:val="nil"/>
+        <w:spacing/>
+        <w:ind/>
+        <w:rPr>
+          <w:lang w:val="es-PE"/>
+        </w:rPr>
+      </w:pPr>
+      <w:r>
+        <w:rPr>
+          <w:lang w:val="es-PE"/>
+        </w:rPr>
+        <w:br w:type="page" w:clear="all"/>
+      </w:r>
+      <w:r>
+        <w:rPr>
+          <w:lang w:val="es-PE"/>
+        </w:rPr>
+      </w:r>
+      <w:r>
+        <w:rPr>
+          <w:lang w:val="es-PE"/>
+        </w:rPr>
+      </w:r>
+      <w:r>
+        <w:rPr>
+          <w:highlight w:val="none"/>
+          <w:lang w:val="es-PE" w:bidi="es-PE"/>
+        </w:rPr>
+      </w:r>
+      <w:r>
+        <w:rPr>
+          <w:highlight w:val="none"/>
+          <w:lang w:val="es-PE"/>
+        </w:rPr>
+      </w:r>
+      <w:r>
+        <w:rPr>
+          <w:lang w:val="es-PE"/>
+        </w:rPr>
+      </w:r>
+    </w:p>
+    <w:p>
+      <w:pPr>
+        <w:pStyle w:val="896"/>
+        <w:pBdr/>
+        <w:spacing/>
+        <w:ind/>
+        <w:rPr/>
+      </w:pPr>
+      <w:r/>
+      <w:bookmarkStart w:id="2" w:name="_Toc2"/>
       <w:r>
         <w:t xml:space="preserve">1. Definición del Problema Complejo</w:t>
       </w:r>
+      <w:r/>
+      <w:bookmarkEnd w:id="2"/>
+      <w:r/>
       <w:r/>
     </w:p>
     <w:p>
@@ -506,7 +1472,7 @@
     </w:p>
     <w:p>
       <w:pPr>
-        <w:pStyle w:val="723"/>
+        <w:pStyle w:val="926"/>
         <w:pBdr/>
         <w:spacing w:after="60"/>
         <w:ind/>
@@ -530,7 +1496,7 @@
     </w:p>
     <w:p>
       <w:pPr>
-        <w:pStyle w:val="723"/>
+        <w:pStyle w:val="926"/>
         <w:pBdr/>
         <w:spacing w:after="60"/>
         <w:ind/>
@@ -554,7 +1520,7 @@
     </w:p>
     <w:p>
       <w:pPr>
-        <w:pStyle w:val="723"/>
+        <w:pStyle w:val="926"/>
         <w:pBdr/>
         <w:spacing w:after="60"/>
         <w:ind/>
@@ -571,7 +1537,7 @@
     </w:p>
     <w:p>
       <w:pPr>
-        <w:pStyle w:val="723"/>
+        <w:pStyle w:val="926"/>
         <w:pBdr/>
         <w:spacing w:after="60"/>
         <w:ind/>
@@ -588,15 +1554,20 @@
     </w:p>
     <w:p>
       <w:pPr>
-        <w:pStyle w:val="693"/>
+        <w:pStyle w:val="896"/>
         <w:pBdr/>
         <w:spacing/>
         <w:ind/>
         <w:rPr/>
       </w:pPr>
+      <w:r/>
+      <w:bookmarkStart w:id="3" w:name="_Toc3"/>
       <w:r>
         <w:t xml:space="preserve">2. Definición del Aplicativo Web Básico</w:t>
       </w:r>
+      <w:r/>
+      <w:bookmarkEnd w:id="3"/>
+      <w:r/>
       <w:r/>
     </w:p>
     <w:p>
@@ -616,31 +1587,37 @@
         <w:t xml:space="preserve">El proyecto se estructura como una aplicación web monolítica ligera pero escalable, diseñada para operar de forma ágil bajo una pila de tecnologías estándar:</w:t>
       </w:r>
       <w:r/>
+      <w:r/>
+      <w:r/>
+      <w:r/>
     </w:p>
-    <w:p/>
     <w:p>
       <w:pPr>
+        <w:pBdr/>
         <w:spacing w:after="60"/>
+        <w:ind/>
+        <w:rPr/>
       </w:pPr>
       <w:r>
         <w:rPr>
           <w:b/>
-          <w:color w:val="B60055"/>
+          <w:color w:val="b60055"/>
           <w:sz w:val="18"/>
         </w:rPr>
         <w:t xml:space="preserve">Tabla 1. </w:t>
       </w:r>
       <w:r>
         <w:rPr>
-          <w:color w:val="5C3F45"/>
+          <w:color w:val="5c3f45"/>
           <w:sz w:val="18"/>
         </w:rPr>
-        <w:t>Datos del sistema descritos en la sección correspondiente.</w:t>
+        <w:t xml:space="preserve">Datos del sistema descritos en la sección correspondiente.</w:t>
       </w:r>
+      <w:r/>
     </w:p>
     <w:tbl>
       <w:tblPr>
-        <w:tblStyle w:val="753"/>
+        <w:tblStyle w:val="956"/>
         <w:jc w:val="center"/>
         <w:tblW w:w="0" w:type="auto"/>
         <w:tblBorders/>
@@ -1162,16 +2139,21 @@
     </w:p>
     <w:p>
       <w:pPr>
-        <w:pStyle w:val="693"/>
+        <w:pStyle w:val="896"/>
         <w:pBdr/>
         <w:spacing/>
         <w:ind/>
         <w:rPr/>
       </w:pPr>
+      <w:r/>
+      <w:bookmarkStart w:id="4" w:name="_Toc4"/>
       <w:r>
         <w:t xml:space="preserve">3. Caracterización de Requerimientos Funcionales con IA</w:t>
       </w:r>
       <w:r/>
+      <w:bookmarkEnd w:id="4"/>
+      <w:r/>
+      <w:r/>
     </w:p>
     <w:p>
       <w:pPr>
@@ -1180,6 +2162,16 @@
         <w:ind/>
         <w:rPr/>
       </w:pPr>
+      <w:r>
+        <w:rPr>
+          <w:b w:val="0"/>
+          <w:i w:val="0"/>
+          <w:color w:val="1c1b1d"/>
+          <w:sz w:val="22"/>
+          <w:lang w:val="es-ES"/>
+        </w:rPr>
+        <w:t xml:space="preserve">I</w:t>
+      </w:r>
       <w:r>
         <w:rPr>
           <w:b w:val="0"/>
@@ -1187,26 +2179,31 @@
           <w:color w:val="1c1b1d"/>
           <w:sz w:val="22"/>
         </w:rPr>
-        <w:t xml:space="preserve">La Opción 1 integra Inteligencia Artificial generativa y predictiva mediante API externa y modelos locales en cuatro módulos del sistema.</w:t>
+        <w:t xml:space="preserve">ntegra Inteligencia Artificial generativa y predictiva mediante API externa y modelos locales en cuatro módulos del sistema.</w:t>
       </w:r>
       <w:r/>
     </w:p>
     <w:p>
       <w:pPr>
-        <w:pStyle w:val="694"/>
+        <w:pStyle w:val="897"/>
         <w:pBdr/>
         <w:spacing/>
         <w:ind/>
         <w:rPr/>
       </w:pPr>
+      <w:r/>
+      <w:bookmarkStart w:id="5" w:name="_Toc5"/>
       <w:r>
         <w:t xml:space="preserve">RF-01: Chatbot Estilista con Memoria y Contexto (Aria)</w:t>
       </w:r>
       <w:r/>
+      <w:bookmarkEnd w:id="5"/>
+      <w:r/>
+      <w:r/>
     </w:p>
     <w:p>
       <w:pPr>
-        <w:pStyle w:val="723"/>
+        <w:pStyle w:val="926"/>
         <w:pBdr/>
         <w:spacing w:after="60"/>
         <w:ind/>
@@ -1223,7 +2220,7 @@
     </w:p>
     <w:p>
       <w:pPr>
-        <w:pStyle w:val="723"/>
+        <w:pStyle w:val="926"/>
         <w:pBdr/>
         <w:spacing w:after="60"/>
         <w:ind/>
@@ -1247,7 +2244,7 @@
     </w:p>
     <w:p>
       <w:pPr>
-        <w:pStyle w:val="723"/>
+        <w:pStyle w:val="926"/>
         <w:pBdr/>
         <w:spacing w:after="60"/>
         <w:ind/>
@@ -1312,20 +2309,25 @@
     </w:p>
     <w:p>
       <w:pPr>
-        <w:pStyle w:val="694"/>
+        <w:pStyle w:val="897"/>
         <w:pBdr/>
         <w:spacing/>
         <w:ind/>
         <w:rPr/>
       </w:pPr>
+      <w:r/>
+      <w:bookmarkStart w:id="6" w:name="_Toc6"/>
       <w:r>
         <w:t xml:space="preserve">RF-02: Asesor Visual por Imagen y Recuperación Semántica (RAG)</w:t>
       </w:r>
       <w:r/>
+      <w:bookmarkEnd w:id="6"/>
+      <w:r/>
+      <w:r/>
     </w:p>
     <w:p>
       <w:pPr>
-        <w:pStyle w:val="723"/>
+        <w:pStyle w:val="926"/>
         <w:pBdr/>
         <w:spacing w:after="60"/>
         <w:ind/>
@@ -1349,7 +2351,7 @@
     </w:p>
     <w:p>
       <w:pPr>
-        <w:pStyle w:val="723"/>
+        <w:pStyle w:val="926"/>
         <w:pBdr/>
         <w:spacing w:after="60"/>
         <w:ind/>
@@ -1373,7 +2375,7 @@
     </w:p>
     <w:p>
       <w:pPr>
-        <w:pStyle w:val="723"/>
+        <w:pStyle w:val="926"/>
         <w:pBdr/>
         <w:spacing w:after="60"/>
         <w:ind/>
@@ -1412,30 +2414,43 @@
       </w:r>
       <w:r/>
     </w:p>
-    <w:p/>
     <w:p>
       <w:pPr>
+        <w:pBdr/>
+        <w:spacing/>
+        <w:ind/>
+        <w:rPr/>
+      </w:pPr>
+      <w:r/>
+      <w:r/>
+    </w:p>
+    <w:p>
+      <w:pPr>
+        <w:pBdr/>
         <w:spacing w:after="60"/>
+        <w:ind/>
+        <w:rPr/>
       </w:pPr>
       <w:r>
         <w:rPr>
           <w:b/>
-          <w:color w:val="B60055"/>
+          <w:color w:val="b60055"/>
           <w:sz w:val="18"/>
         </w:rPr>
         <w:t xml:space="preserve">Tabla 2. </w:t>
       </w:r>
       <w:r>
         <w:rPr>
-          <w:color w:val="5C3F45"/>
+          <w:color w:val="5c3f45"/>
           <w:sz w:val="18"/>
         </w:rPr>
-        <w:t>Datos del sistema descritos en la sección correspondiente.</w:t>
+        <w:t xml:space="preserve">Datos del sistema descritos en la sección correspondiente.</w:t>
       </w:r>
+      <w:r/>
     </w:p>
     <w:tbl>
       <w:tblPr>
-        <w:tblStyle w:val="753"/>
+        <w:tblStyle w:val="956"/>
         <w:jc w:val="center"/>
         <w:tblW w:w="0" w:type="auto"/>
         <w:tblBorders/>
@@ -2049,20 +3064,25 @@
     </w:p>
     <w:p>
       <w:pPr>
-        <w:pStyle w:val="694"/>
+        <w:pStyle w:val="897"/>
         <w:pBdr/>
         <w:spacing/>
         <w:ind/>
         <w:rPr/>
       </w:pPr>
+      <w:r/>
+      <w:bookmarkStart w:id="7" w:name="_Toc7"/>
       <w:r>
         <w:t xml:space="preserve">RF-03: Ayudante IA del Área de Administración</w:t>
       </w:r>
       <w:r/>
+      <w:bookmarkEnd w:id="7"/>
+      <w:r/>
+      <w:r/>
     </w:p>
     <w:p>
       <w:pPr>
-        <w:pStyle w:val="723"/>
+        <w:pStyle w:val="926"/>
         <w:pBdr/>
         <w:spacing w:after="60"/>
         <w:ind/>
@@ -2079,7 +3099,7 @@
     </w:p>
     <w:p>
       <w:pPr>
-        <w:pStyle w:val="723"/>
+        <w:pStyle w:val="926"/>
         <w:pBdr/>
         <w:spacing w:after="60"/>
         <w:ind/>
@@ -2096,7 +3116,7 @@
     </w:p>
     <w:p>
       <w:pPr>
-        <w:pStyle w:val="723"/>
+        <w:pStyle w:val="926"/>
         <w:pBdr/>
         <w:spacing w:after="60"/>
         <w:ind/>
@@ -2137,20 +3157,25 @@
     </w:p>
     <w:p>
       <w:pPr>
-        <w:pStyle w:val="694"/>
+        <w:pStyle w:val="897"/>
         <w:pBdr/>
         <w:spacing/>
         <w:ind/>
         <w:rPr/>
       </w:pPr>
+      <w:r/>
+      <w:bookmarkStart w:id="8" w:name="_Toc8"/>
       <w:r>
         <w:t xml:space="preserve">RF-04: Previsión de Demanda y Optimización de Inventario</w:t>
       </w:r>
       <w:r/>
+      <w:bookmarkEnd w:id="8"/>
+      <w:r/>
+      <w:r/>
     </w:p>
     <w:p>
       <w:pPr>
-        <w:pStyle w:val="723"/>
+        <w:pStyle w:val="926"/>
         <w:pBdr/>
         <w:spacing w:after="60"/>
         <w:ind/>
@@ -2167,7 +3192,7 @@
     </w:p>
     <w:p>
       <w:pPr>
-        <w:pStyle w:val="723"/>
+        <w:pStyle w:val="926"/>
         <w:pBdr/>
         <w:spacing w:after="60"/>
         <w:ind/>
@@ -2191,7 +3216,7 @@
     </w:p>
     <w:p>
       <w:pPr>
-        <w:pStyle w:val="723"/>
+        <w:pStyle w:val="926"/>
         <w:pBdr/>
         <w:spacing w:after="60"/>
         <w:ind/>
@@ -2228,17 +3253,6 @@
         </w:rPr>
         <w:t xml:space="preserve">/api/demand/summary, /series, /inventory, /drift, /futuro, /proveedores</w:t>
       </w:r>
-      <w:r/>
-      <w:r>
-        <w:rPr>
-          <w:highlight w:val="none"/>
-        </w:rPr>
-      </w:r>
-      <w:r>
-        <w:rPr>
-          <w:highlight w:val="none"/>
-        </w:rPr>
-      </w:r>
       <w:r>
         <w:rPr>
           <w:highlight w:val="none"/>
@@ -2248,7 +3262,7 @@
     </w:p>
     <w:p>
       <w:pPr>
-        <w:pStyle w:val="693"/>
+        <w:pStyle w:val="896"/>
         <w:pBdr/>
         <w:spacing/>
         <w:ind/>
@@ -2256,10 +3270,19 @@
           <w:highlight w:val="none"/>
         </w:rPr>
       </w:pPr>
+      <w:r/>
+      <w:bookmarkStart w:id="9" w:name="_Toc9"/>
       <w:r>
         <w:t xml:space="preserve">4. Diagrama de Base de Datos Relacional (PostgreSQL)</w:t>
       </w:r>
       <w:r/>
+      <w:bookmarkEnd w:id="9"/>
+      <w:r/>
+      <w:r>
+        <w:rPr>
+          <w:highlight w:val="none"/>
+        </w:rPr>
+      </w:r>
     </w:p>
     <w:p>
       <w:pPr>
@@ -2278,31 +3301,37 @@
         <w:t xml:space="preserve">El esquema soporta la operación comercial, el almacenamiento vectorial y las trazas de la IA. Se listan las tablas principales agrupadas por dominio:</w:t>
       </w:r>
       <w:r/>
+      <w:r/>
+      <w:r/>
+      <w:r/>
     </w:p>
-    <w:p/>
     <w:p>
       <w:pPr>
+        <w:pBdr/>
         <w:spacing w:after="60"/>
+        <w:ind/>
+        <w:rPr/>
       </w:pPr>
       <w:r>
         <w:rPr>
           <w:b/>
-          <w:color w:val="B60055"/>
+          <w:color w:val="b60055"/>
           <w:sz w:val="18"/>
         </w:rPr>
         <w:t xml:space="preserve">Tabla 3. </w:t>
       </w:r>
       <w:r>
         <w:rPr>
-          <w:color w:val="5C3F45"/>
+          <w:color w:val="5c3f45"/>
           <w:sz w:val="18"/>
         </w:rPr>
-        <w:t>Datos del sistema descritos en la sección correspondiente.</w:t>
+        <w:t xml:space="preserve">Datos del sistema descritos en la sección correspondiente.</w:t>
       </w:r>
+      <w:r/>
     </w:p>
     <w:tbl>
       <w:tblPr>
-        <w:tblStyle w:val="753"/>
+        <w:tblStyle w:val="956"/>
         <w:jc w:val="center"/>
         <w:tblW w:w="0" w:type="auto"/>
         <w:tblBorders/>
@@ -2883,15 +3912,20 @@
     </w:tbl>
     <w:p>
       <w:pPr>
-        <w:pStyle w:val="693"/>
+        <w:pStyle w:val="896"/>
         <w:pBdr/>
         <w:spacing/>
         <w:ind/>
         <w:rPr/>
       </w:pPr>
+      <w:r/>
+      <w:bookmarkStart w:id="10" w:name="_Toc10"/>
       <w:r>
         <w:t xml:space="preserve">5. Procedimiento Detallado de Integración (API Externa)</w:t>
       </w:r>
+      <w:r/>
+      <w:bookmarkEnd w:id="10"/>
+      <w:r/>
       <w:r/>
     </w:p>
     <w:p>
@@ -2914,7 +3948,7 @@
     </w:p>
     <w:p>
       <w:pPr>
-        <w:pStyle w:val="723"/>
+        <w:pStyle w:val="926"/>
         <w:pBdr/>
         <w:spacing w:after="60"/>
         <w:ind/>
@@ -2931,7 +3965,7 @@
     </w:p>
     <w:p>
       <w:pPr>
-        <w:pStyle w:val="723"/>
+        <w:pStyle w:val="926"/>
         <w:pBdr/>
         <w:spacing w:after="60"/>
         <w:ind/>
@@ -2948,7 +3982,7 @@
     </w:p>
     <w:p>
       <w:pPr>
-        <w:pStyle w:val="723"/>
+        <w:pStyle w:val="926"/>
         <w:pBdr/>
         <w:spacing w:after="60"/>
         <w:ind/>
@@ -2965,7 +3999,7 @@
     </w:p>
     <w:p>
       <w:pPr>
-        <w:pStyle w:val="723"/>
+        <w:pStyle w:val="926"/>
         <w:pBdr/>
         <w:spacing w:after="60"/>
         <w:ind/>
@@ -2989,7 +4023,7 @@
     </w:p>
     <w:p>
       <w:pPr>
-        <w:pStyle w:val="723"/>
+        <w:pStyle w:val="926"/>
         <w:pBdr/>
         <w:spacing w:after="60"/>
         <w:ind/>
@@ -3016,33 +4050,43 @@
     </w:p>
     <w:p>
       <w:pPr>
-        <w:pStyle w:val="693"/>
+        <w:pStyle w:val="896"/>
         <w:pBdr/>
         <w:spacing/>
         <w:ind/>
         <w:rPr/>
       </w:pPr>
+      <w:r/>
+      <w:bookmarkStart w:id="11" w:name="_Toc11"/>
       <w:r>
         <w:t xml:space="preserve">6. Explicación del Funcionamiento Arquitectónico</w:t>
       </w:r>
       <w:r/>
+      <w:bookmarkEnd w:id="11"/>
+      <w:r/>
+      <w:r/>
     </w:p>
     <w:p>
       <w:pPr>
-        <w:pStyle w:val="694"/>
+        <w:pStyle w:val="897"/>
         <w:pBdr/>
         <w:spacing/>
         <w:ind/>
         <w:rPr/>
       </w:pPr>
+      <w:r/>
+      <w:bookmarkStart w:id="12" w:name="_Toc12"/>
       <w:r>
         <w:t xml:space="preserve">Flujo Operativo en el Backend (Node + Express)</w:t>
       </w:r>
       <w:r/>
+      <w:bookmarkEnd w:id="12"/>
+      <w:r/>
+      <w:r/>
     </w:p>
     <w:p>
       <w:pPr>
-        <w:pStyle w:val="723"/>
+        <w:pStyle w:val="926"/>
         <w:pBdr/>
         <w:spacing w:after="60"/>
         <w:ind/>
@@ -3059,7 +4103,7 @@
     </w:p>
     <w:p>
       <w:pPr>
-        <w:pStyle w:val="723"/>
+        <w:pStyle w:val="926"/>
         <w:pBdr/>
         <w:spacing w:after="60"/>
         <w:ind/>
@@ -3076,7 +4120,7 @@
     </w:p>
     <w:p>
       <w:pPr>
-        <w:pStyle w:val="723"/>
+        <w:pStyle w:val="926"/>
         <w:pBdr/>
         <w:spacing w:after="60"/>
         <w:ind/>
@@ -3093,7 +4137,7 @@
     </w:p>
     <w:p>
       <w:pPr>
-        <w:pStyle w:val="723"/>
+        <w:pStyle w:val="926"/>
         <w:pBdr/>
         <w:spacing w:after="60"/>
         <w:ind/>
@@ -3110,7 +4154,7 @@
     </w:p>
     <w:p>
       <w:pPr>
-        <w:pStyle w:val="723"/>
+        <w:pStyle w:val="926"/>
         <w:pBdr/>
         <w:spacing w:after="60"/>
         <w:ind/>
@@ -3127,20 +4171,25 @@
     </w:p>
     <w:p>
       <w:pPr>
-        <w:pStyle w:val="694"/>
+        <w:pStyle w:val="897"/>
         <w:pBdr/>
         <w:spacing/>
         <w:ind/>
         <w:rPr/>
       </w:pPr>
+      <w:r/>
+      <w:bookmarkStart w:id="13" w:name="_Toc13"/>
       <w:r>
         <w:t xml:space="preserve">Flujo Operativo en el Frontend (HTML / JS / CSS)</w:t>
       </w:r>
       <w:r/>
+      <w:bookmarkEnd w:id="13"/>
+      <w:r/>
+      <w:r/>
     </w:p>
     <w:p>
       <w:pPr>
-        <w:pStyle w:val="723"/>
+        <w:pStyle w:val="926"/>
         <w:pBdr/>
         <w:spacing w:after="60"/>
         <w:ind/>
@@ -3157,7 +4206,7 @@
     </w:p>
     <w:p>
       <w:pPr>
-        <w:pStyle w:val="723"/>
+        <w:pStyle w:val="926"/>
         <w:pBdr/>
         <w:spacing w:after="60"/>
         <w:ind/>
@@ -3174,7 +4223,7 @@
     </w:p>
     <w:p>
       <w:pPr>
-        <w:pStyle w:val="723"/>
+        <w:pStyle w:val="926"/>
         <w:pBdr/>
         <w:spacing w:after="60"/>
         <w:ind/>
@@ -3188,21 +4237,23 @@
         <w:t xml:space="preserve">Renderizado dinámico: manipula el DOM para mostrar tarjetas de producto, gráficas de pronóstico, indicadores de existencias y modales de confirmación.</w:t>
       </w:r>
       <w:r/>
-      <w:r/>
-      <w:r/>
-      <w:r/>
     </w:p>
     <w:p>
       <w:pPr>
-        <w:pStyle w:val="693"/>
+        <w:pStyle w:val="896"/>
         <w:pBdr/>
         <w:spacing/>
         <w:ind/>
         <w:rPr/>
       </w:pPr>
+      <w:r/>
+      <w:bookmarkStart w:id="14" w:name="_Toc14"/>
       <w:r>
         <w:t xml:space="preserve">7. Persistencia de las Interacciones con la IA</w:t>
       </w:r>
+      <w:r/>
+      <w:bookmarkEnd w:id="14"/>
+      <w:r/>
       <w:r/>
     </w:p>
     <w:p>
@@ -3225,7 +4276,7 @@
     </w:p>
     <w:p>
       <w:pPr>
-        <w:pStyle w:val="723"/>
+        <w:pStyle w:val="926"/>
         <w:pBdr/>
         <w:spacing w:after="60"/>
         <w:ind/>
@@ -3242,7 +4293,7 @@
     </w:p>
     <w:p>
       <w:pPr>
-        <w:pStyle w:val="723"/>
+        <w:pStyle w:val="926"/>
         <w:pBdr/>
         <w:spacing w:after="60"/>
         <w:ind/>
@@ -3259,7 +4310,7 @@
     </w:p>
     <w:p>
       <w:pPr>
-        <w:pStyle w:val="723"/>
+        <w:pStyle w:val="926"/>
         <w:pBdr/>
         <w:spacing w:after="60"/>
         <w:ind/>
@@ -3276,7 +4327,7 @@
     </w:p>
     <w:p>
       <w:pPr>
-        <w:pStyle w:val="723"/>
+        <w:pStyle w:val="926"/>
         <w:pBdr/>
         <w:spacing w:after="60"/>
         <w:ind/>
@@ -3293,7 +4344,7 @@
     </w:p>
     <w:p>
       <w:pPr>
-        <w:pStyle w:val="723"/>
+        <w:pStyle w:val="926"/>
         <w:pBdr/>
         <w:spacing w:after="60"/>
         <w:ind/>
@@ -3310,7 +4361,7 @@
     </w:p>
     <w:p>
       <w:pPr>
-        <w:pStyle w:val="723"/>
+        <w:pStyle w:val="926"/>
         <w:pBdr/>
         <w:spacing w:after="60"/>
         <w:ind/>
@@ -3327,7 +4378,7 @@
     </w:p>
     <w:p>
       <w:pPr>
-        <w:pStyle w:val="723"/>
+        <w:pStyle w:val="926"/>
         <w:pBdr/>
         <w:spacing w:after="60"/>
         <w:ind/>
@@ -3344,15 +4395,20 @@
     </w:p>
     <w:p>
       <w:pPr>
-        <w:pStyle w:val="693"/>
+        <w:pStyle w:val="896"/>
         <w:pBdr/>
         <w:spacing/>
         <w:ind/>
         <w:rPr/>
       </w:pPr>
+      <w:r/>
+      <w:bookmarkStart w:id="15" w:name="_Toc15"/>
       <w:r>
         <w:t xml:space="preserve">8. Validación y Resultados Medidos</w:t>
       </w:r>
+      <w:r/>
+      <w:bookmarkEnd w:id="15"/>
+      <w:r/>
       <w:r/>
     </w:p>
     <w:p>
@@ -3373,30 +4429,43 @@
       </w:r>
       <w:r/>
     </w:p>
-    <w:p/>
     <w:p>
       <w:pPr>
+        <w:pBdr/>
+        <w:spacing/>
+        <w:ind/>
+        <w:rPr/>
+      </w:pPr>
+      <w:r/>
+      <w:r/>
+    </w:p>
+    <w:p>
+      <w:pPr>
+        <w:pBdr/>
         <w:spacing w:after="60"/>
+        <w:ind/>
+        <w:rPr/>
       </w:pPr>
       <w:r>
         <w:rPr>
           <w:b/>
-          <w:color w:val="B60055"/>
+          <w:color w:val="b60055"/>
           <w:sz w:val="18"/>
         </w:rPr>
         <w:t xml:space="preserve">Tabla 4. </w:t>
       </w:r>
       <w:r>
         <w:rPr>
-          <w:color w:val="5C3F45"/>
+          <w:color w:val="5c3f45"/>
           <w:sz w:val="18"/>
         </w:rPr>
-        <w:t>Datos del sistema descritos en la sección correspondiente.</w:t>
+        <w:t xml:space="preserve">Datos del sistema descritos en la sección correspondiente.</w:t>
       </w:r>
+      <w:r/>
     </w:p>
     <w:tbl>
       <w:tblPr>
-        <w:tblStyle w:val="753"/>
+        <w:tblStyle w:val="956"/>
         <w:jc w:val="center"/>
         <w:tblW w:w="0" w:type="auto"/>
         <w:tblBorders/>
@@ -4700,15 +5769,20 @@
     </w:p>
     <w:p>
       <w:pPr>
-        <w:pStyle w:val="694"/>
+        <w:pStyle w:val="897"/>
         <w:pBdr/>
         <w:spacing/>
         <w:ind/>
         <w:rPr/>
       </w:pPr>
+      <w:r/>
+      <w:bookmarkStart w:id="16" w:name="_Toc16"/>
       <w:r>
         <w:t xml:space="preserve">Análisis de los criterios no alcanzados</w:t>
       </w:r>
+      <w:r/>
+      <w:bookmarkEnd w:id="16"/>
+      <w:r/>
       <w:r/>
     </w:p>
     <w:p>
@@ -4731,7 +5805,7 @@
     </w:p>
     <w:p>
       <w:pPr>
-        <w:pStyle w:val="723"/>
+        <w:pStyle w:val="926"/>
         <w:pBdr/>
         <w:spacing w:after="60"/>
         <w:ind/>
@@ -4762,7 +5836,7 @@
     </w:p>
     <w:p>
       <w:pPr>
-        <w:pStyle w:val="723"/>
+        <w:pStyle w:val="926"/>
         <w:pBdr/>
         <w:spacing w:after="60"/>
         <w:ind/>
@@ -4786,7 +5860,7 @@
     </w:p>
     <w:p>
       <w:pPr>
-        <w:pStyle w:val="723"/>
+        <w:pStyle w:val="926"/>
         <w:pBdr/>
         <w:spacing w:after="60"/>
         <w:ind/>
@@ -4810,15 +5884,20 @@
     </w:p>
     <w:p>
       <w:pPr>
-        <w:pStyle w:val="693"/>
+        <w:pStyle w:val="896"/>
         <w:pBdr/>
         <w:spacing/>
         <w:ind/>
         <w:rPr/>
       </w:pPr>
+      <w:r/>
+      <w:bookmarkStart w:id="17" w:name="_Toc17"/>
       <w:r>
         <w:t xml:space="preserve">9. Cumplimiento de los 6 Puntos Evaluativos</w:t>
       </w:r>
+      <w:r/>
+      <w:bookmarkEnd w:id="17"/>
+      <w:r/>
       <w:r/>
     </w:p>
     <w:p>
@@ -4847,31 +5926,37 @@
         <w:t xml:space="preserve">a ejecución funcional de 6 puntos, demostrando que al menos las 3 funciones de IA consumen la API externa desde el backend y reflejan los datos dinámicamente en la interfaz. La tabla siguiente mapea cada punto con su evidencia verificable en este proyecto:</w:t>
       </w:r>
       <w:r/>
+      <w:r/>
+      <w:r/>
+      <w:r/>
     </w:p>
-    <w:p/>
     <w:p>
       <w:pPr>
+        <w:pBdr/>
         <w:spacing w:after="60"/>
+        <w:ind/>
+        <w:rPr/>
       </w:pPr>
       <w:r>
         <w:rPr>
           <w:b/>
-          <w:color w:val="B60055"/>
+          <w:color w:val="b60055"/>
           <w:sz w:val="18"/>
         </w:rPr>
         <w:t xml:space="preserve">Tabla 5. </w:t>
       </w:r>
       <w:r>
         <w:rPr>
-          <w:color w:val="5C3F45"/>
+          <w:color w:val="5c3f45"/>
           <w:sz w:val="18"/>
         </w:rPr>
-        <w:t>Datos del sistema descritos en la sección correspondiente.</w:t>
+        <w:t xml:space="preserve">Datos del sistema descritos en la sección correspondiente.</w:t>
       </w:r>
+      <w:r/>
     </w:p>
     <w:tbl>
       <w:tblPr>
-        <w:tblStyle w:val="753"/>
+        <w:tblStyle w:val="956"/>
         <w:jc w:val="center"/>
         <w:tblW w:w="0" w:type="auto"/>
         <w:tblBorders/>
@@ -5553,15 +6638,20 @@
     </w:p>
     <w:p>
       <w:pPr>
-        <w:pStyle w:val="694"/>
+        <w:pStyle w:val="897"/>
         <w:pBdr/>
         <w:spacing/>
         <w:ind/>
         <w:rPr/>
       </w:pPr>
+      <w:r/>
+      <w:bookmarkStart w:id="18" w:name="_Toc18"/>
       <w:r>
         <w:t xml:space="preserve">Contraste con el mínimo de la Opción 1</w:t>
       </w:r>
+      <w:r/>
+      <w:bookmarkEnd w:id="18"/>
+      <w:r/>
       <w:r/>
     </w:p>
     <w:p>
@@ -5581,31 +6671,37 @@
         <w:t xml:space="preserve">El requisito mínimo exige que las funciones de IA consuman una API externa. VivaModa lo cumple, pero añade capacidades que la Opción 1 no contempla:</w:t>
       </w:r>
       <w:r/>
+      <w:r/>
+      <w:r/>
+      <w:r/>
     </w:p>
-    <w:p/>
     <w:p>
       <w:pPr>
+        <w:pBdr/>
         <w:spacing w:after="60"/>
+        <w:ind/>
+        <w:rPr/>
       </w:pPr>
       <w:r>
         <w:rPr>
           <w:b/>
-          <w:color w:val="B60055"/>
+          <w:color w:val="b60055"/>
           <w:sz w:val="18"/>
         </w:rPr>
         <w:t xml:space="preserve">Tabla 6. </w:t>
       </w:r>
       <w:r>
         <w:rPr>
-          <w:color w:val="5C3F45"/>
+          <w:color w:val="5c3f45"/>
           <w:sz w:val="18"/>
         </w:rPr>
-        <w:t>Datos del sistema descritos en la sección correspondiente.</w:t>
+        <w:t xml:space="preserve">Datos del sistema descritos en la sección correspondiente.</w:t>
       </w:r>
+      <w:r/>
     </w:p>
     <w:tbl>
       <w:tblPr>
-        <w:tblStyle w:val="753"/>
+        <w:tblStyle w:val="956"/>
         <w:jc w:val="center"/>
         <w:tblW w:w="0" w:type="auto"/>
         <w:tblBorders/>
@@ -6055,15 +7151,20 @@
     </w:p>
     <w:p>
       <w:pPr>
-        <w:pStyle w:val="693"/>
+        <w:pStyle w:val="896"/>
         <w:pBdr/>
         <w:spacing/>
         <w:ind/>
         <w:rPr/>
       </w:pPr>
+      <w:r/>
+      <w:bookmarkStart w:id="19" w:name="_Toc19"/>
       <w:r>
         <w:t xml:space="preserve">10. Conclusiones</w:t>
       </w:r>
+      <w:r/>
+      <w:bookmarkEnd w:id="19"/>
+      <w:r/>
       <w:r/>
     </w:p>
     <w:p>
@@ -6145,7 +7246,6 @@
         </w:rPr>
         <w:t xml:space="preserve">formulaciones de Croston o SBA son el candidato natural—, sustituir el supuesto de lead time único por los lead times reales por proveedor, ahora ya disponibles en la base de datos, y conectar la interfaz de administración de conocimiento y métricas de IA.</w:t>
       </w:r>
-      <w:r/>
       <w:r>
         <w:rPr>
           <w:b w:val="0"/>
@@ -6155,1629 +7255,550 @@
         </w:rPr>
       </w:r>
       <w:r/>
-      <w:r/>
     </w:p>
     <w:tbl>
       <w:tblPr>
-        <w:tblStyle w:val="753"/>
-        <w:tblW w:type="auto" w:w="0"/>
-        <w:tblLook w:firstColumn="1" w:firstRow="1" w:lastColumn="0" w:lastRow="0" w:noHBand="0" w:noVBand="1" w:val="04A0"/>
+        <w:tblStyle w:val="956"/>
+        <w:tblW w:w="0" w:type="auto"/>
+        <w:tblBorders/>
+        <w:tblLook w:val="04A0" w:firstRow="1" w:lastRow="0" w:firstColumn="1" w:lastColumn="0" w:noHBand="0" w:noVBand="1"/>
       </w:tblPr>
       <w:tblGrid>
         <w:gridCol w:w="4824"/>
         <w:gridCol w:w="4824"/>
       </w:tblGrid>
       <w:tr>
+        <w:trPr/>
         <w:tc>
           <w:tcPr>
-            <w:tcW w:type="dxa" w:w="2160"/>
-            <w:shd w:val="clear" w:color="auto" w:fill="B60055"/>
+            <w:shd w:val="clear" w:color="auto" w:fill="b60055"/>
+            <w:tcBorders/>
+            <w:tcW w:w="2160" w:type="dxa"/>
           </w:tcPr>
           <w:p>
-            <w:r/>
+            <w:pPr>
+              <w:pBdr/>
+              <w:spacing/>
+              <w:ind/>
+              <w:rPr/>
+            </w:pPr>
             <w:r>
               <w:rPr>
                 <w:b/>
-                <w:color w:val="FFFFFF"/>
+                <w:color w:val="ffffff"/>
                 <w:sz w:val="19"/>
               </w:rPr>
-              <w:t>Atributo</w:t>
+              <w:t xml:space="preserve">Atributo</w:t>
             </w:r>
+            <w:r/>
           </w:p>
         </w:tc>
         <w:tc>
           <w:tcPr>
-            <w:tcW w:type="dxa" w:w="7200"/>
-            <w:shd w:val="clear" w:color="auto" w:fill="B60055"/>
+            <w:shd w:val="clear" w:color="auto" w:fill="b60055"/>
+            <w:tcBorders/>
+            <w:tcW w:w="7200" w:type="dxa"/>
           </w:tcPr>
           <w:p>
-            <w:r/>
+            <w:pPr>
+              <w:pBdr/>
+              <w:spacing/>
+              <w:ind/>
+              <w:rPr/>
+            </w:pPr>
             <w:r>
               <w:rPr>
                 <w:b/>
-                <w:color w:val="FFFFFF"/>
+                <w:color w:val="ffffff"/>
                 <w:sz w:val="19"/>
               </w:rPr>
-              <w:t>Valor</w:t>
+              <w:t xml:space="preserve">Valor</w:t>
             </w:r>
+            <w:r/>
           </w:p>
         </w:tc>
       </w:tr>
       <w:tr>
+        <w:trPr/>
         <w:tc>
           <w:tcPr>
-            <w:tcW w:type="dxa" w:w="2160"/>
+            <w:tcBorders/>
+            <w:tcW w:w="2160" w:type="dxa"/>
           </w:tcPr>
           <w:p>
-            <w:r/>
+            <w:pPr>
+              <w:pBdr/>
+              <w:spacing/>
+              <w:ind/>
+              <w:rPr/>
+            </w:pPr>
             <w:r>
               <w:rPr>
                 <w:b/>
                 <w:sz w:val="18"/>
               </w:rPr>
-              <w:t>Título</w:t>
+              <w:t xml:space="preserve">Título</w:t>
             </w:r>
+            <w:r/>
           </w:p>
         </w:tc>
         <w:tc>
           <w:tcPr>
-            <w:tcW w:type="dxa" w:w="7200"/>
+            <w:tcBorders/>
+            <w:tcW w:w="7200" w:type="dxa"/>
           </w:tcPr>
           <w:p>
-            <w:r/>
+            <w:pPr>
+              <w:pBdr/>
+              <w:spacing/>
+              <w:ind/>
+              <w:rPr/>
+            </w:pPr>
             <w:r>
               <w:rPr>
                 <w:sz w:val="18"/>
               </w:rPr>
-              <w:t>Sistema Web VivaModa con Integración de Inteligencia Artificial</w:t>
+              <w:t xml:space="preserve">Sistema Web VivaModa con Integración de Inteligencia Artificial</w:t>
             </w:r>
+            <w:r/>
           </w:p>
         </w:tc>
       </w:tr>
       <w:tr>
+        <w:trPr/>
         <w:tc>
           <w:tcPr>
-            <w:tcW w:type="dxa" w:w="2160"/>
+            <w:tcBorders/>
+            <w:tcW w:w="2160" w:type="dxa"/>
           </w:tcPr>
           <w:p>
-            <w:r/>
+            <w:pPr>
+              <w:pBdr/>
+              <w:spacing/>
+              <w:ind/>
+              <w:rPr/>
+            </w:pPr>
             <w:r>
               <w:rPr>
                 <w:b/>
                 <w:sz w:val="18"/>
               </w:rPr>
-              <w:t>Versión</w:t>
+              <w:t xml:space="preserve">Versión</w:t>
             </w:r>
+            <w:r/>
           </w:p>
         </w:tc>
         <w:tc>
           <w:tcPr>
-            <w:tcW w:type="dxa" w:w="7200"/>
+            <w:tcBorders/>
+            <w:tcW w:w="7200" w:type="dxa"/>
           </w:tcPr>
           <w:p>
-            <w:r/>
+            <w:pPr>
+              <w:pBdr/>
+              <w:spacing/>
+              <w:ind/>
+              <w:rPr/>
+            </w:pPr>
             <w:r>
               <w:rPr>
                 <w:sz w:val="18"/>
               </w:rPr>
-              <w:t>1.0 — Final</w:t>
+              <w:t xml:space="preserve">1.0 — Final</w:t>
             </w:r>
+            <w:r/>
           </w:p>
         </w:tc>
       </w:tr>
       <w:tr>
+        <w:trPr/>
         <w:tc>
           <w:tcPr>
-            <w:tcW w:type="dxa" w:w="2160"/>
+            <w:tcBorders/>
+            <w:tcW w:w="2160" w:type="dxa"/>
           </w:tcPr>
           <w:p>
-            <w:r/>
+            <w:pPr>
+              <w:pBdr/>
+              <w:spacing/>
+              <w:ind/>
+              <w:rPr/>
+            </w:pPr>
             <w:r>
               <w:rPr>
                 <w:b/>
                 <w:sz w:val="18"/>
               </w:rPr>
-              <w:t>Estado</w:t>
+              <w:t xml:space="preserve">Estado</w:t>
             </w:r>
+            <w:r/>
           </w:p>
         </w:tc>
         <w:tc>
           <w:tcPr>
-            <w:tcW w:type="dxa" w:w="7200"/>
+            <w:tcBorders/>
+            <w:tcW w:w="7200" w:type="dxa"/>
           </w:tcPr>
           <w:p>
-            <w:r/>
+            <w:pPr>
+              <w:pBdr/>
+              <w:spacing/>
+              <w:ind/>
+              <w:rPr/>
+            </w:pPr>
             <w:r>
               <w:rPr>
                 <w:sz w:val="18"/>
               </w:rPr>
-              <w:t>Aprobado para entrega</w:t>
+              <w:t xml:space="preserve">Aprobado para entrega</w:t>
             </w:r>
+            <w:r/>
           </w:p>
         </w:tc>
       </w:tr>
       <w:tr>
+        <w:trPr/>
         <w:tc>
           <w:tcPr>
-            <w:tcW w:type="dxa" w:w="2160"/>
+            <w:tcBorders/>
+            <w:tcW w:w="2160" w:type="dxa"/>
           </w:tcPr>
           <w:p>
-            <w:r/>
+            <w:pPr>
+              <w:pBdr/>
+              <w:spacing/>
+              <w:ind/>
+              <w:rPr/>
+            </w:pPr>
             <w:r>
               <w:rPr>
                 <w:b/>
                 <w:sz w:val="18"/>
               </w:rPr>
-              <w:t>Fecha de emisión</w:t>
+              <w:t xml:space="preserve">Fecha de emisión</w:t>
             </w:r>
+            <w:r/>
           </w:p>
         </w:tc>
         <w:tc>
           <w:tcPr>
-            <w:tcW w:type="dxa" w:w="7200"/>
+            <w:tcBorders/>
+            <w:tcW w:w="7200" w:type="dxa"/>
           </w:tcPr>
           <w:p>
-            <w:r/>
+            <w:pPr>
+              <w:pBdr/>
+              <w:spacing/>
+              <w:ind/>
+              <w:rPr/>
+            </w:pPr>
             <w:r>
               <w:rPr>
                 <w:sz w:val="18"/>
               </w:rPr>
-              <w:t>Semestre académico 2026-II</w:t>
+              <w:t xml:space="preserve">Semestre académico 2026-II</w:t>
             </w:r>
+            <w:r/>
           </w:p>
         </w:tc>
       </w:tr>
       <w:tr>
+        <w:trPr/>
         <w:tc>
           <w:tcPr>
-            <w:tcW w:type="dxa" w:w="2160"/>
+            <w:tcBorders/>
+            <w:tcW w:w="2160" w:type="dxa"/>
           </w:tcPr>
           <w:p>
-            <w:r/>
+            <w:pPr>
+              <w:pBdr/>
+              <w:spacing/>
+              <w:ind/>
+              <w:rPr/>
+            </w:pPr>
             <w:r>
               <w:rPr>
                 <w:b/>
                 <w:sz w:val="18"/>
               </w:rPr>
-              <w:t>Tipo de documento</w:t>
+              <w:t xml:space="preserve">Tipo de documento</w:t>
             </w:r>
+            <w:r/>
           </w:p>
         </w:tc>
         <w:tc>
           <w:tcPr>
-            <w:tcW w:type="dxa" w:w="7200"/>
+            <w:tcBorders/>
+            <w:tcW w:w="7200" w:type="dxa"/>
           </w:tcPr>
           <w:p>
-            <w:r/>
+            <w:pPr>
+              <w:pBdr/>
+              <w:spacing/>
+              <w:ind/>
+              <w:rPr/>
+            </w:pPr>
             <w:r>
               <w:rPr>
                 <w:sz w:val="18"/>
               </w:rPr>
-              <w:t>Especificación técnica e informe de validación</w:t>
+              <w:t xml:space="preserve">Especificación técnica e informe de validación</w:t>
             </w:r>
+            <w:r/>
           </w:p>
         </w:tc>
       </w:tr>
       <w:tr>
+        <w:trPr/>
         <w:tc>
           <w:tcPr>
-            <w:tcW w:type="dxa" w:w="2160"/>
+            <w:tcBorders/>
+            <w:tcW w:w="2160" w:type="dxa"/>
           </w:tcPr>
           <w:p>
-            <w:r/>
+            <w:pPr>
+              <w:pBdr/>
+              <w:spacing/>
+              <w:ind/>
+              <w:rPr/>
+            </w:pPr>
             <w:r>
               <w:rPr>
                 <w:b/>
                 <w:sz w:val="18"/>
               </w:rPr>
-              <w:t>Clasificación</w:t>
+              <w:t xml:space="preserve">Clasificación</w:t>
             </w:r>
+            <w:r/>
           </w:p>
         </w:tc>
         <w:tc>
           <w:tcPr>
-            <w:tcW w:type="dxa" w:w="7200"/>
+            <w:tcBorders/>
+            <w:tcW w:w="7200" w:type="dxa"/>
           </w:tcPr>
           <w:p>
-            <w:r/>
+            <w:pPr>
+              <w:pBdr/>
+              <w:spacing/>
+              <w:ind/>
+              <w:rPr/>
+            </w:pPr>
             <w:r>
               <w:rPr>
                 <w:sz w:val="18"/>
               </w:rPr>
-              <w:t>Uso académico</w:t>
+              <w:t xml:space="preserve">Uso académico</w:t>
             </w:r>
+            <w:r/>
           </w:p>
         </w:tc>
       </w:tr>
       <w:tr>
+        <w:trPr/>
         <w:tc>
           <w:tcPr>
-            <w:tcW w:type="dxa" w:w="2160"/>
+            <w:tcBorders/>
+            <w:tcW w:w="2160" w:type="dxa"/>
           </w:tcPr>
           <w:p>
-            <w:r/>
+            <w:pPr>
+              <w:pBdr/>
+              <w:spacing/>
+              <w:ind/>
+              <w:rPr/>
+            </w:pPr>
             <w:r>
               <w:rPr>
                 <w:b/>
                 <w:sz w:val="18"/>
               </w:rPr>
-              <w:t>Arquitectura</w:t>
+              <w:t xml:space="preserve">Arquitectura</w:t>
             </w:r>
+            <w:r/>
           </w:p>
         </w:tc>
         <w:tc>
           <w:tcPr>
-            <w:tcW w:type="dxa" w:w="7200"/>
+            <w:tcBorders/>
+            <w:tcW w:w="7200" w:type="dxa"/>
           </w:tcPr>
           <w:p>
-            <w:r/>
+            <w:pPr>
+              <w:pBdr/>
+              <w:spacing/>
+              <w:ind/>
+              <w:rPr/>
+            </w:pPr>
             <w:r>
               <w:rPr>
                 <w:sz w:val="18"/>
               </w:rPr>
-              <w:t>Node.js + Express + PostgreSQL/pgvector + modelos locales + API de LLM</w:t>
+              <w:t xml:space="preserve">Node.js + Express + PostgreSQL/pgvector + modelos locales + API de LLM</w:t>
             </w:r>
+            <w:r/>
           </w:p>
         </w:tc>
       </w:tr>
       <w:tr>
+        <w:trPr/>
         <w:tc>
           <w:tcPr>
-            <w:tcW w:type="dxa" w:w="2160"/>
+            <w:tcBorders/>
+            <w:tcW w:w="2160" w:type="dxa"/>
           </w:tcPr>
           <w:p>
-            <w:r/>
+            <w:pPr>
+              <w:pBdr/>
+              <w:spacing/>
+              <w:ind/>
+              <w:rPr/>
+            </w:pPr>
             <w:r>
               <w:rPr>
                 <w:b/>
                 <w:sz w:val="18"/>
               </w:rPr>
-              <w:t>Módulos de IA</w:t>
+              <w:t xml:space="preserve">Módulos de IA</w:t>
             </w:r>
+            <w:r/>
           </w:p>
         </w:tc>
         <w:tc>
           <w:tcPr>
-            <w:tcW w:type="dxa" w:w="7200"/>
+            <w:tcBorders/>
+            <w:tcW w:w="7200" w:type="dxa"/>
           </w:tcPr>
           <w:p>
-            <w:r/>
+            <w:pPr>
+              <w:pBdr/>
+              <w:spacing/>
+              <w:ind/>
+              <w:rPr/>
+            </w:pPr>
             <w:r>
               <w:rPr>
                 <w:sz w:val="18"/>
               </w:rPr>
-              <w:t>Cuatro: asistente conversacional, asesor semántico-visual, asistente de administración y previsión de demanda</w:t>
+              <w:t xml:space="preserve">Cuatro: asistente conversacional, asesor semántico-visual, asistente de administración y previsión de demanda</w:t>
             </w:r>
+            <w:r/>
           </w:p>
         </w:tc>
       </w:tr>
     </w:tbl>
     <w:p>
+      <w:pPr>
+        <w:pBdr/>
+        <w:spacing/>
+        <w:ind/>
+        <w:rPr/>
+      </w:pPr>
       <w:r>
-        <w:br w:type="page"/>
+        <w:br w:type="page" w:clear="all"/>
       </w:r>
+      <w:r/>
     </w:p>
     <w:p>
-      <w:r>
-        <w:br w:type="page"/>
-      </w:r>
-    </w:p>
-    <w:p>
-      <w:pPr>
-        <w:pStyle w:val="693"/>
-        <w:spacing w:before="0" w:after="120"/>
-      </w:pPr>
-      <w:r>
-        <w:rPr>
-          <w:rFonts w:ascii="Calibri" w:hAnsi="Calibri"/>
-          <w:b/>
-          <w:i w:val="0"/>
-          <w:color w:val="B60055"/>
-          <w:sz w:val="31"/>
-        </w:rPr>
-        <w:t>Resumen Ejecutivo</w:t>
-      </w:r>
-    </w:p>
-    <w:p>
-      <w:pPr>
+      <w:pPr>
+        <w:pBdr/>
         <w:spacing w:after="120" w:before="0"/>
+        <w:ind/>
         <w:jc w:val="both"/>
+        <w:rPr/>
       </w:pPr>
       <w:r>
         <w:rPr>
           <w:rFonts w:ascii="Calibri" w:hAnsi="Calibri"/>
           <w:b w:val="0"/>
           <w:i w:val="0"/>
-          <w:color w:val="1C1B1D"/>
+          <w:color w:val="1c1b1d"/>
           <w:sz w:val="21"/>
         </w:rPr>
-        <w:t>El presente documento describe la arquitectura, la implementación y la validación del sistema web VivaModa, plataforma omnicanal de moda que integra cuatro módulos funcionales de Inteligencia Artificial sobre una arquitectura común de backend como intermediario seguro.</w:t>
       </w:r>
-    </w:p>
-    <w:p>
-      <w:pPr>
-        <w:spacing w:after="120" w:before="0"/>
-        <w:jc w:val="both"/>
-      </w:pPr>
+      <w:r>
+        <mc:AlternateContent>
+          <mc:Choice Requires="wpg">
+            <w:drawing>
+              <wp:inline xmlns:wp="http://schemas.openxmlformats.org/drawingml/2006/wordprocessingDrawing" distT="0" distB="0" distL="0" distR="0">
+                <wp:extent cx="6217920" cy="6476784"/>
+                <wp:effectExtent l="0" t="0" r="0" b="0"/>
+                <wp:docPr id="2" name=""/>
+                <wp:cNvGraphicFramePr>
+                  <a:graphicFrameLocks xmlns:a="http://schemas.openxmlformats.org/drawingml/2006/main" noChangeAspect="1"/>
+                </wp:cNvGraphicFramePr>
+                <a:graphic xmlns:a="http://schemas.openxmlformats.org/drawingml/2006/main">
+                  <a:graphicData uri="http://schemas.openxmlformats.org/drawingml/2006/picture">
+                    <pic:pic xmlns:pic="http://schemas.openxmlformats.org/drawingml/2006/picture">
+                      <pic:nvPicPr>
+                        <pic:cNvPr id="1773471696" name=""/>
+                        <pic:cNvPicPr>
+                          <a:picLocks noChangeAspect="1"/>
+                        </pic:cNvPicPr>
+                        <pic:nvPr/>
+                      </pic:nvPicPr>
+                      <pic:blipFill rotWithShape="1">
+                        <a:blip r:embed="rId13"/>
+                        <a:stretch/>
+                      </pic:blipFill>
+                      <pic:spPr bwMode="auto">
+                        <a:xfrm>
+                          <a:off x="0" y="0"/>
+                          <a:ext cx="6217919" cy="6476784"/>
+                        </a:xfrm>
+                        <a:prstGeom prst="rect">
+                          <a:avLst/>
+                        </a:prstGeom>
+                      </pic:spPr>
+                    </pic:pic>
+                  </a:graphicData>
+                </a:graphic>
+              </wp:inline>
+            </w:drawing>
+          </mc:Choice>
+          <mc:Fallback>
+            <w:pict>
+              <v:shapetype id="_x0000_t75" coordsize="21600,21600" o:spt="75" o:preferrelative="t" path="m@4@5l@4@11@9@11@9@5xe" filled="f" stroked="f">
+                <v:stroke joinstyle="miter"/>
+                <v:formulas>
+                  <v:f eqn="if lineDrawn pixelLineWidth 0"/>
+                  <v:f eqn="sum @0 1 0"/>
+                  <v:f eqn="sum 0 0 @1"/>
+                  <v:f eqn="prod @2 1 2"/>
+                  <v:f eqn="prod @3 21600 pixelWidth"/>
+                  <v:f eqn="prod @3 21600 pixelHeight"/>
+                  <v:f eqn="sum @0 0 1"/>
+                  <v:f eqn="prod @6 1 2"/>
+                  <v:f eqn="prod @7 21600 pixelWidth"/>
+                  <v:f eqn="sum @8 21600 0"/>
+                  <v:f eqn="prod @7 21600 pixelHeight"/>
+                  <v:f eqn="sum @10 21600 0"/>
+                </v:formulas>
+                <v:path o:extrusionok="f" gradientshapeok="t" o:connecttype="rect"/>
+                <o:lock v:ext="edit" aspectratio="t"/>
+              </v:shapetype>
+              <v:shape id="_x0000_i1" o:spid="_x0000_s1" type="#_x0000_t75" style="width:489.60pt;height:509.98pt;mso-wrap-distance-left:0.00pt;mso-wrap-distance-top:0.00pt;mso-wrap-distance-right:0.00pt;mso-wrap-distance-bottom:0.00pt;z-index:1;" stroked="false">
+                <v:imagedata r:id="rId13" o:title=""/>
+                <o:lock v:ext="edit" rotation="t"/>
+              </v:shape>
+            </w:pict>
+          </mc:Fallback>
+        </mc:AlternateContent>
+      </w:r>
       <w:r>
         <w:rPr>
           <w:rFonts w:ascii="Calibri" w:hAnsi="Calibri"/>
           <w:b w:val="0"/>
           <w:i w:val="0"/>
-          <w:color w:val="1C1B1D"/>
+          <w:color w:val="1c1b1d"/>
           <w:sz w:val="21"/>
         </w:rPr>
-        <w:t>La solución supera el alcance mínimo del enfoque ligero por API externa en cuatro dimensiones: ejecuta un modelo de visión-lenguaje local (FashionCLIP, 150 millones de parámetros) sin coste por consulta; almacena y consulta representaciones vectoriales de 512 dimensiones dentro de la propia base de datos relacional mediante la extensión pgvector; entrena modelos predictivos propios para la previsión de demanda intermitente; e incorpora una capa de gobierno de la IA con telemetría por invocación, reglas de negocio configurables y monitorización de deriva.</w:t>
       </w:r>
-    </w:p>
-    <w:p>
-      <w:pPr>
-        <w:spacing w:after="120" w:before="0"/>
-        <w:jc w:val="both"/>
-      </w:pPr>
-      <w:r>
-        <w:rPr>
-          <w:rFonts w:ascii="Calibri" w:hAnsi="Calibri"/>
-          <w:b w:val="0"/>
-          <w:i w:val="0"/>
-          <w:color w:val="1C1B1D"/>
-          <w:sz w:val="21"/>
-        </w:rPr>
-        <w:t>Se verifican siete de los diez criterios de aceptación definidos. Los tres restantes se documentan con su análisis causal y su cota técnica: el techo teórico de la métrica de error, el tamaño del catálogo disponible y el compromiso entre nivel de servicio e inventario inmovilizado. En ningún caso responden a una carencia de implementación.</w:t>
-      </w:r>
-    </w:p>
-    <w:p>
-      <w:pPr>
-        <w:spacing w:after="120" w:before="0"/>
-        <w:jc w:val="both"/>
-      </w:pPr>
-      <w:r>
-        <w:rPr>
-          <w:rFonts w:ascii="Calibri" w:hAnsi="Calibri"/>
-          <w:b w:val="0"/>
-          <w:i w:val="0"/>
-          <w:color w:val="1C1B1D"/>
-          <w:sz w:val="21"/>
-        </w:rPr>
-        <w:t>La totalidad de los datos de historial empleados son de naturaleza sintética, circunstancia que se declara explícitamente y se marca fila a fila en la base de datos, con el fin de que ninguna métrica pueda interpretarse como evidencia de rendimiento sobre operación real.</w:t>
-      </w:r>
-    </w:p>
-    <w:p>
-      <w:r>
-        <w:br w:type="page"/>
-      </w:r>
-    </w:p>
-    <w:p>
-      <w:pPr>
-        <w:pStyle w:val="693"/>
-        <w:spacing w:before="0" w:after="120"/>
-      </w:pPr>
-      <w:r>
-        <w:rPr>
-          <w:rFonts w:ascii="Calibri" w:hAnsi="Calibri"/>
-          <w:b/>
-          <w:i w:val="0"/>
-          <w:color w:val="B60055"/>
-          <w:sz w:val="31"/>
-        </w:rPr>
-        <w:t>Tabla de Contenido</w:t>
-      </w:r>
-    </w:p>
-    <w:p>
-      <w:pPr>
-        <w:spacing w:after="160" w:before="0"/>
-      </w:pPr>
-      <w:r>
-        <w:t>Campo de índice automático. En Word, pulse Ctrl+E o F9 para generarlo.</w:t>
-      </w:r>
-    </w:p>
-    <w:p>
-      <w:pPr>
-        <w:spacing w:after="120" w:before="0"/>
-      </w:pPr>
-      <w:r>
-        <w:rPr>
-          <w:rFonts w:ascii="Calibri" w:hAnsi="Calibri"/>
-          <w:b w:val="0"/>
-          <w:i w:val="0"/>
-          <w:color w:val="1C1B1D"/>
-          <w:sz w:val="21"/>
-        </w:rPr>
-        <w:fldChar w:fldCharType="begin"/>
-        <w:instrText xml:space="preserve">TOC \o "1-3" \h \z \u</w:instrText>
-        <w:fldChar w:fldCharType="separate"/>
-        <w:t>Actualiza con F9</w:t>
-        <w:fldChar w:fldCharType="end"/>
-      </w:r>
-    </w:p>
-    <w:p>
-      <w:r>
-        <w:br w:type="page"/>
-      </w:r>
-    </w:p>
-    <w:p>
-      <w:pPr>
-        <w:pStyle w:val="693"/>
-        <w:spacing w:before="0" w:after="120"/>
-      </w:pPr>
-      <w:r>
-        <w:rPr>
-          <w:rFonts w:ascii="Calibri" w:hAnsi="Calibri"/>
-          <w:b/>
-          <w:i w:val="0"/>
-          <w:color w:val="B60055"/>
-          <w:sz w:val="31"/>
-        </w:rPr>
-        <w:t>Glosario de Términos y Acrónimos</w:t>
-      </w:r>
-    </w:p>
-    <w:tbl>
-      <w:tblPr>
-        <w:tblStyle w:val="753"/>
-        <w:tblW w:type="auto" w:w="0"/>
-        <w:tblLook w:firstColumn="1" w:firstRow="1" w:lastColumn="0" w:lastRow="0" w:noHBand="0" w:noVBand="1" w:val="04A0"/>
-      </w:tblPr>
-      <w:tblGrid>
-        <w:gridCol w:w="4824"/>
-        <w:gridCol w:w="4824"/>
-      </w:tblGrid>
-      <w:tr>
-        <w:tc>
-          <w:tcPr>
-            <w:tcW w:type="dxa" w:w="1872"/>
-            <w:shd w:val="clear" w:color="auto" w:fill="B60055"/>
-          </w:tcPr>
-          <w:p>
-            <w:r/>
-            <w:r>
-              <w:rPr>
-                <w:b/>
-                <w:color w:val="FFFFFF"/>
-                <w:sz w:val="19"/>
-              </w:rPr>
-              <w:t>Término</w:t>
-            </w:r>
-          </w:p>
-        </w:tc>
-        <w:tc>
-          <w:tcPr>
-            <w:tcW w:type="dxa" w:w="7488"/>
-            <w:shd w:val="clear" w:color="auto" w:fill="B60055"/>
-          </w:tcPr>
-          <w:p>
-            <w:r/>
-            <w:r>
-              <w:rPr>
-                <w:b/>
-                <w:color w:val="FFFFFF"/>
-                <w:sz w:val="19"/>
-              </w:rPr>
-              <w:t>Definición</w:t>
-            </w:r>
-          </w:p>
-        </w:tc>
-      </w:tr>
-      <w:tr>
-        <w:tc>
-          <w:tcPr>
-            <w:tcW w:type="dxa" w:w="1872"/>
-          </w:tcPr>
-          <w:p>
-            <w:r/>
-            <w:r>
-              <w:rPr>
-                <w:rFonts w:ascii="Calibri" w:hAnsi="Calibri"/>
-                <w:sz w:val="18"/>
-              </w:rPr>
-              <w:t>API</w:t>
-            </w:r>
-          </w:p>
-        </w:tc>
-        <w:tc>
-          <w:tcPr>
-            <w:tcW w:type="dxa" w:w="7488"/>
-          </w:tcPr>
-          <w:p>
-            <w:r/>
-            <w:r>
-              <w:rPr>
-                <w:rFonts w:ascii="Calibri" w:hAnsi="Calibri"/>
-                <w:sz w:val="18"/>
-              </w:rPr>
-              <w:t>Interfaz de programación de aplicaciones; contrato de comunicación entre sistemas.</w:t>
-            </w:r>
-          </w:p>
-        </w:tc>
-      </w:tr>
-      <w:tr>
-        <w:tc>
-          <w:tcPr>
-            <w:tcW w:type="dxa" w:w="1872"/>
-            <w:shd w:val="clear" w:color="auto" w:fill="F6F2F5"/>
-          </w:tcPr>
-          <w:p>
-            <w:r/>
-            <w:r>
-              <w:rPr>
-                <w:rFonts w:ascii="Calibri" w:hAnsi="Calibri"/>
-                <w:sz w:val="18"/>
-              </w:rPr>
-              <w:t>Backend proxy</w:t>
-            </w:r>
-          </w:p>
-        </w:tc>
-        <w:tc>
-          <w:tcPr>
-            <w:tcW w:type="dxa" w:w="7488"/>
-            <w:shd w:val="clear" w:color="auto" w:fill="F6F2F5"/>
-          </w:tcPr>
-          <w:p>
-            <w:r/>
-            <w:r>
-              <w:rPr>
-                <w:rFonts w:ascii="Calibri" w:hAnsi="Calibri"/>
-                <w:sz w:val="18"/>
-              </w:rPr>
-              <w:t>Servidor que intermedia entre el cliente y un servicio externo, ocultando las credenciales de este último.</w:t>
-            </w:r>
-          </w:p>
-        </w:tc>
-      </w:tr>
-      <w:tr>
-        <w:tc>
-          <w:tcPr>
-            <w:tcW w:type="dxa" w:w="1872"/>
-          </w:tcPr>
-          <w:p>
-            <w:r/>
-            <w:r>
-              <w:rPr>
-                <w:rFonts w:ascii="Calibri" w:hAnsi="Calibri"/>
-                <w:sz w:val="18"/>
-              </w:rPr>
-              <w:t>Embedding</w:t>
-            </w:r>
-          </w:p>
-        </w:tc>
-        <w:tc>
-          <w:tcPr>
-            <w:tcW w:type="dxa" w:w="7488"/>
-          </w:tcPr>
-          <w:p>
-            <w:r/>
-            <w:r>
-              <w:rPr>
-                <w:rFonts w:ascii="Calibri" w:hAnsi="Calibri"/>
-                <w:sz w:val="18"/>
-              </w:rPr>
-              <w:t>Representación numérica densa de un elemento (texto o imagen) en un espacio vectorial donde la proximidad refleja similitud semántica.</w:t>
-            </w:r>
-          </w:p>
-        </w:tc>
-      </w:tr>
-      <w:tr>
-        <w:tc>
-          <w:tcPr>
-            <w:tcW w:type="dxa" w:w="1872"/>
-            <w:shd w:val="clear" w:color="auto" w:fill="F6F2F5"/>
-          </w:tcPr>
-          <w:p>
-            <w:r/>
-            <w:r>
-              <w:rPr>
-                <w:rFonts w:ascii="Calibri" w:hAnsi="Calibri"/>
-                <w:sz w:val="18"/>
-              </w:rPr>
-              <w:t>FashionCLIP</w:t>
-            </w:r>
-          </w:p>
-        </w:tc>
-        <w:tc>
-          <w:tcPr>
-            <w:tcW w:type="dxa" w:w="7488"/>
-            <w:shd w:val="clear" w:color="auto" w:fill="F6F2F5"/>
-          </w:tcPr>
-          <w:p>
-            <w:r/>
-            <w:r>
-              <w:rPr>
-                <w:rFonts w:ascii="Calibri" w:hAnsi="Calibri"/>
-                <w:sz w:val="18"/>
-              </w:rPr>
-              <w:t>Modelo multimodal de visión y lenguaje especializado en moda, empleado para generar embeddings de 512 dimensiones.</w:t>
-            </w:r>
-          </w:p>
-        </w:tc>
-      </w:tr>
-      <w:tr>
-        <w:tc>
-          <w:tcPr>
-            <w:tcW w:type="dxa" w:w="1872"/>
-          </w:tcPr>
-          <w:p>
-            <w:r/>
-            <w:r>
-              <w:rPr>
-                <w:rFonts w:ascii="Calibri" w:hAnsi="Calibri"/>
-                <w:sz w:val="18"/>
-              </w:rPr>
-              <w:t>Grounding</w:t>
-            </w:r>
-          </w:p>
-        </w:tc>
-        <w:tc>
-          <w:tcPr>
-            <w:tcW w:type="dxa" w:w="7488"/>
-          </w:tcPr>
-          <w:p>
-            <w:r/>
-            <w:r>
-              <w:rPr>
-                <w:rFonts w:ascii="Calibri" w:hAnsi="Calibri"/>
-                <w:sz w:val="18"/>
-              </w:rPr>
-              <w:t>Verificación de que toda afirmación generada por el modelo está respaldada por el contexto recuperado; previene la invención de productos.</w:t>
-            </w:r>
-          </w:p>
-        </w:tc>
-      </w:tr>
-      <w:tr>
-        <w:tc>
-          <w:tcPr>
-            <w:tcW w:type="dxa" w:w="1872"/>
-            <w:shd w:val="clear" w:color="auto" w:fill="F6F2F5"/>
-          </w:tcPr>
-          <w:p>
-            <w:r/>
-            <w:r>
-              <w:rPr>
-                <w:rFonts w:ascii="Calibri" w:hAnsi="Calibri"/>
-                <w:sz w:val="18"/>
-              </w:rPr>
-              <w:t>HNSW</w:t>
-            </w:r>
-          </w:p>
-        </w:tc>
-        <w:tc>
-          <w:tcPr>
-            <w:tcW w:type="dxa" w:w="7488"/>
-            <w:shd w:val="clear" w:color="auto" w:fill="F6F2F5"/>
-          </w:tcPr>
-          <w:p>
-            <w:r/>
-            <w:r>
-              <w:rPr>
-                <w:rFonts w:ascii="Calibri" w:hAnsi="Calibri"/>
-                <w:sz w:val="18"/>
-              </w:rPr>
-              <w:t>Estructura de índice aproximado para búsqueda de vecinos más cercanos en espacios vectoriales de alta dimensión.</w:t>
-            </w:r>
-          </w:p>
-        </w:tc>
-      </w:tr>
-      <w:tr>
-        <w:tc>
-          <w:tcPr>
-            <w:tcW w:type="dxa" w:w="1872"/>
-          </w:tcPr>
-          <w:p>
-            <w:r/>
-            <w:r>
-              <w:rPr>
-                <w:rFonts w:ascii="Calibri" w:hAnsi="Calibri"/>
-                <w:sz w:val="18"/>
-              </w:rPr>
-              <w:t>LLM</w:t>
-            </w:r>
-          </w:p>
-        </w:tc>
-        <w:tc>
-          <w:tcPr>
-            <w:tcW w:type="dxa" w:w="7488"/>
-          </w:tcPr>
-          <w:p>
-            <w:r/>
-            <w:r>
-              <w:rPr>
-                <w:rFonts w:ascii="Calibri" w:hAnsi="Calibri"/>
-                <w:sz w:val="18"/>
-              </w:rPr>
-              <w:t>Modelo de lenguaje de gran escala; genera y comprende texto.</w:t>
-            </w:r>
-          </w:p>
-        </w:tc>
-      </w:tr>
-      <w:tr>
-        <w:tc>
-          <w:tcPr>
-            <w:tcW w:type="dxa" w:w="1872"/>
-            <w:shd w:val="clear" w:color="auto" w:fill="F6F2F5"/>
-          </w:tcPr>
-          <w:p>
-            <w:r/>
-            <w:r>
-              <w:rPr>
-                <w:rFonts w:ascii="Calibri" w:hAnsi="Calibri"/>
-                <w:sz w:val="18"/>
-              </w:rPr>
-              <w:t>pgvector</w:t>
-            </w:r>
-          </w:p>
-        </w:tc>
-        <w:tc>
-          <w:tcPr>
-            <w:tcW w:type="dxa" w:w="7488"/>
-            <w:shd w:val="clear" w:color="auto" w:fill="F6F2F5"/>
-          </w:tcPr>
-          <w:p>
-            <w:r/>
-            <w:r>
-              <w:rPr>
-                <w:rFonts w:ascii="Calibri" w:hAnsi="Calibri"/>
-                <w:sz w:val="18"/>
-              </w:rPr>
-              <w:t>Extensión de PostgreSQL que añade tipos y operadores para almacenar y consultar vectores.</w:t>
-            </w:r>
-          </w:p>
-        </w:tc>
-      </w:tr>
-      <w:tr>
-        <w:tc>
-          <w:tcPr>
-            <w:tcW w:type="dxa" w:w="1872"/>
-          </w:tcPr>
-          <w:p>
-            <w:r/>
-            <w:r>
-              <w:rPr>
-                <w:rFonts w:ascii="Calibri" w:hAnsi="Calibri"/>
-                <w:sz w:val="18"/>
-              </w:rPr>
-              <w:t>PSI</w:t>
-            </w:r>
-          </w:p>
-        </w:tc>
-        <w:tc>
-          <w:tcPr>
-            <w:tcW w:type="dxa" w:w="7488"/>
-          </w:tcPr>
-          <w:p>
-            <w:r/>
-            <w:r>
-              <w:rPr>
-                <w:rFonts w:ascii="Calibri" w:hAnsi="Calibri"/>
-                <w:sz w:val="18"/>
-              </w:rPr>
-              <w:t>Population Stability Index; métrica que cuantifica el cambio en la distribución de una variable entre dos periodos.</w:t>
-            </w:r>
-          </w:p>
-        </w:tc>
-      </w:tr>
-      <w:tr>
-        <w:tc>
-          <w:tcPr>
-            <w:tcW w:type="dxa" w:w="1872"/>
-            <w:shd w:val="clear" w:color="auto" w:fill="F6F2F5"/>
-          </w:tcPr>
-          <w:p>
-            <w:r/>
-            <w:r>
-              <w:rPr>
-                <w:rFonts w:ascii="Calibri" w:hAnsi="Calibri"/>
-                <w:sz w:val="18"/>
-              </w:rPr>
-              <w:t>RAG</w:t>
-            </w:r>
-          </w:p>
-        </w:tc>
-        <w:tc>
-          <w:tcPr>
-            <w:tcW w:type="dxa" w:w="7488"/>
-            <w:shd w:val="clear" w:color="auto" w:fill="F6F2F5"/>
-          </w:tcPr>
-          <w:p>
-            <w:r/>
-            <w:r>
-              <w:rPr>
-                <w:rFonts w:ascii="Calibri" w:hAnsi="Calibri"/>
-                <w:sz w:val="18"/>
-              </w:rPr>
-              <w:t>Retrieval-Augmented Generation; técnica que recupera información relevante antes de generar la respuesta para fundamentarla en datos reales.</w:t>
-            </w:r>
-          </w:p>
-        </w:tc>
-      </w:tr>
-      <w:tr>
-        <w:tc>
-          <w:tcPr>
-            <w:tcW w:type="dxa" w:w="1872"/>
-          </w:tcPr>
-          <w:p>
-            <w:r/>
-            <w:r>
-              <w:rPr>
-                <w:rFonts w:ascii="Calibri" w:hAnsi="Calibri"/>
-                <w:sz w:val="18"/>
-              </w:rPr>
-              <w:t>Re-ranking</w:t>
-            </w:r>
-          </w:p>
-        </w:tc>
-        <w:tc>
-          <w:tcPr>
-            <w:tcW w:type="dxa" w:w="7488"/>
-          </w:tcPr>
-          <w:p>
-            <w:r/>
-            <w:r>
-              <w:rPr>
-                <w:rFonts w:ascii="Calibri" w:hAnsi="Calibri"/>
-                <w:sz w:val="18"/>
-              </w:rPr>
-              <w:t>Segunda fase de ordenación que refina los candidatos recuperados combinando similitud y criterios de negocio.</w:t>
-            </w:r>
-          </w:p>
-        </w:tc>
-      </w:tr>
-      <w:tr>
-        <w:tc>
-          <w:tcPr>
-            <w:tcW w:type="dxa" w:w="1872"/>
-            <w:shd w:val="clear" w:color="auto" w:fill="F6F2F5"/>
-          </w:tcPr>
-          <w:p>
-            <w:r/>
-            <w:r>
-              <w:rPr>
-                <w:rFonts w:ascii="Calibri" w:hAnsi="Calibri"/>
-                <w:sz w:val="18"/>
-              </w:rPr>
-              <w:t>SHAP</w:t>
-            </w:r>
-          </w:p>
-        </w:tc>
-        <w:tc>
-          <w:tcPr>
-            <w:tcW w:type="dxa" w:w="7488"/>
-            <w:shd w:val="clear" w:color="auto" w:fill="F6F2F5"/>
-          </w:tcPr>
-          <w:p>
-            <w:r/>
-            <w:r>
-              <w:rPr>
-                <w:rFonts w:ascii="Calibri" w:hAnsi="Calibri"/>
-                <w:sz w:val="18"/>
-              </w:rPr>
-              <w:t>Método de atribución que explica la contribución de cada variable a una predicción.</w:t>
-            </w:r>
-          </w:p>
-        </w:tc>
-      </w:tr>
-      <w:tr>
-        <w:tc>
-          <w:tcPr>
-            <w:tcW w:type="dxa" w:w="1872"/>
-          </w:tcPr>
-          <w:p>
-            <w:r/>
-            <w:r>
-              <w:rPr>
-                <w:rFonts w:ascii="Calibri" w:hAnsi="Calibri"/>
-                <w:sz w:val="18"/>
-              </w:rPr>
-              <w:t>SKU</w:t>
-            </w:r>
-          </w:p>
-        </w:tc>
-        <w:tc>
-          <w:tcPr>
-            <w:tcW w:type="dxa" w:w="7488"/>
-          </w:tcPr>
-          <w:p>
-            <w:r/>
-            <w:r>
-              <w:rPr>
-                <w:rFonts w:ascii="Calibri" w:hAnsi="Calibri"/>
-                <w:sz w:val="18"/>
-              </w:rPr>
-              <w:t>Stock Keeping Unit; identificador único de una variante concreta de producto.</w:t>
-            </w:r>
-          </w:p>
-        </w:tc>
-      </w:tr>
-      <w:tr>
-        <w:tc>
-          <w:tcPr>
-            <w:tcW w:type="dxa" w:w="1872"/>
-            <w:shd w:val="clear" w:color="auto" w:fill="F6F2F5"/>
-          </w:tcPr>
-          <w:p>
-            <w:r/>
-            <w:r>
-              <w:rPr>
-                <w:rFonts w:ascii="Calibri" w:hAnsi="Calibri"/>
-                <w:sz w:val="18"/>
-              </w:rPr>
-              <w:t>WRMSSE</w:t>
-            </w:r>
-          </w:p>
-        </w:tc>
-        <w:tc>
-          <w:tcPr>
-            <w:tcW w:type="dxa" w:w="7488"/>
-            <w:shd w:val="clear" w:color="auto" w:fill="F6F2F5"/>
-          </w:tcPr>
-          <w:p>
-            <w:r/>
-            <w:r>
-              <w:rPr>
-                <w:rFonts w:ascii="Calibri" w:hAnsi="Calibri"/>
-                <w:sz w:val="18"/>
-              </w:rPr>
-              <w:t>Weighted Root Mean Squared Scaled Error; métrica ponderada de error de previsión con escala ingenua.</w:t>
-            </w:r>
-          </w:p>
-        </w:tc>
-      </w:tr>
-      <w:tr>
-        <w:tc>
-          <w:tcPr>
-            <w:tcW w:type="dxa" w:w="1872"/>
-          </w:tcPr>
-          <w:p>
-            <w:r/>
-            <w:r>
-              <w:rPr>
-                <w:rFonts w:ascii="Calibri" w:hAnsi="Calibri"/>
-                <w:sz w:val="18"/>
-              </w:rPr>
-              <w:t>XGBoost</w:t>
-            </w:r>
-          </w:p>
-        </w:tc>
-        <w:tc>
-          <w:tcPr>
-            <w:tcW w:type="dxa" w:w="7488"/>
-          </w:tcPr>
-          <w:p>
-            <w:r/>
-            <w:r>
-              <w:rPr>
-                <w:rFonts w:ascii="Calibri" w:hAnsi="Calibri"/>
-                <w:sz w:val="18"/>
-              </w:rPr>
-              <w:t>Implementación optimizada de árboles de decisión potenciados por gradiente.</w:t>
-            </w:r>
-          </w:p>
-        </w:tc>
-      </w:tr>
-    </w:tbl>
-    <w:p>
-      <w:pPr>
-        <w:spacing w:after="80"/>
-      </w:pPr>
-    </w:p>
-    <w:p>
-      <w:r>
-        <w:br w:type="page"/>
-      </w:r>
-    </w:p>
-    <w:p>
-      <w:pPr>
-        <w:pStyle w:val="693"/>
-        <w:spacing w:before="0" w:after="120"/>
-      </w:pPr>
-      <w:r>
-        <w:rPr>
-          <w:rFonts w:ascii="Calibri" w:hAnsi="Calibri"/>
-          <w:b/>
-          <w:i w:val="0"/>
-          <w:color w:val="B60055"/>
-          <w:sz w:val="31"/>
-        </w:rPr>
-        <w:t>Referencias Técnicas</w:t>
-      </w:r>
-    </w:p>
-    <w:p>
-      <w:pPr>
-        <w:pStyle w:val="723"/>
-        <w:spacing w:after="60" w:before="0"/>
-        <w:jc w:val="both"/>
-      </w:pPr>
-      <w:r>
-        <w:rPr>
-          <w:rFonts w:ascii="Calibri" w:hAnsi="Calibri"/>
-          <w:b w:val="0"/>
-          <w:i w:val="0"/>
-          <w:color w:val="1C1B1D"/>
-          <w:sz w:val="20"/>
-        </w:rPr>
-        <w:t>Documentación oficial de PostgreSQL y de la extensión pgvector. Consultada durante el diseño del esquema de almacenamiento vectorial.</w:t>
-      </w:r>
-    </w:p>
-    <w:p>
-      <w:pPr>
-        <w:pStyle w:val="723"/>
-        <w:spacing w:after="60" w:before="0"/>
-        <w:jc w:val="both"/>
-      </w:pPr>
-      <w:r>
-        <w:rPr>
-          <w:rFonts w:ascii="Calibri" w:hAnsi="Calibri"/>
-          <w:b w:val="0"/>
-          <w:i w:val="0"/>
-          <w:color w:val="1C1B1D"/>
-          <w:sz w:val="20"/>
-        </w:rPr>
-        <w:t>Documentación de XGBoost y de scikit-learn. Empleadas para la implementación del modelo de dos etapas y de la sonda lineal regularizada.</w:t>
-      </w:r>
-    </w:p>
-    <w:p>
-      <w:pPr>
-        <w:pStyle w:val="723"/>
-        <w:spacing w:after="60" w:before="0"/>
-        <w:jc w:val="both"/>
-      </w:pPr>
-      <w:r>
-        <w:rPr>
-          <w:rFonts w:ascii="Calibri" w:hAnsi="Calibri"/>
-          <w:b w:val="0"/>
-          <w:i w:val="0"/>
-          <w:color w:val="1C1B1D"/>
-          <w:sz w:val="20"/>
-        </w:rPr>
-        <w:t>Documentación de open_clip_torch y ficha del modelo Marqo/marqo-fashionCLIP. Base del motor de embeddings multimodal.</w:t>
-      </w:r>
-    </w:p>
-    <w:p>
-      <w:pPr>
-        <w:pStyle w:val="723"/>
-        <w:spacing w:after="60" w:before="0"/>
-        <w:jc w:val="both"/>
-      </w:pPr>
-      <w:r>
-        <w:rPr>
-          <w:rFonts w:ascii="Calibri" w:hAnsi="Calibri"/>
-          <w:b w:val="0"/>
-          <w:i w:val="0"/>
-          <w:color w:val="1C1B1D"/>
-          <w:sz w:val="20"/>
-        </w:rPr>
-        <w:t>Documentación de SHAP. Empleada para la explicabilidad de los modelos predictivos.</w:t>
-      </w:r>
-    </w:p>
-    <w:p>
-      <w:pPr>
-        <w:pStyle w:val="723"/>
-        <w:spacing w:after="60" w:before="0"/>
-        <w:jc w:val="both"/>
-      </w:pPr>
-      <w:r>
-        <w:rPr>
-          <w:rFonts w:ascii="Calibri" w:hAnsi="Calibri"/>
-          <w:b w:val="0"/>
-          <w:i w:val="0"/>
-          <w:color w:val="1C1B1D"/>
-          <w:sz w:val="20"/>
-        </w:rPr>
-        <w:t>Documentación de la API de DeepSeek. Empleada como proveedor de lenguaje.</w:t>
-      </w:r>
-    </w:p>
-    <w:p>
-      <w:pPr>
-        <w:pStyle w:val="723"/>
-        <w:spacing w:after="60" w:before="0"/>
-        <w:jc w:val="both"/>
-      </w:pPr>
-      <w:r>
-        <w:rPr>
-          <w:rFonts w:ascii="Calibri" w:hAnsi="Calibri"/>
-          <w:b w:val="0"/>
-          <w:i w:val="0"/>
-          <w:color w:val="1C1B1D"/>
-          <w:sz w:val="20"/>
-        </w:rPr>
-        <w:t>Especificación técnica de referencia del examen parcial (documento base de la asignatura).</w:t>
-      </w:r>
-    </w:p>
-    <w:p>
-      <w:r>
-        <w:br w:type="page"/>
-      </w:r>
-    </w:p>
-    <w:p>
-      <w:pPr>
-        <w:pStyle w:val="693"/>
-        <w:spacing w:before="0" w:after="120"/>
-      </w:pPr>
-      <w:r>
-        <w:rPr>
-          <w:rFonts w:ascii="Calibri" w:hAnsi="Calibri"/>
-          <w:b/>
-          <w:i w:val="0"/>
-          <w:color w:val="B60055"/>
-          <w:sz w:val="31"/>
-        </w:rPr>
-        <w:t>Anexo A. Trazabilidad entre Requisitos y Evidencias</w:t>
-      </w:r>
-    </w:p>
-    <w:p>
-      <w:pPr>
-        <w:spacing w:after="120" w:before="0"/>
-        <w:jc w:val="both"/>
-      </w:pPr>
-      <w:r>
-        <w:rPr>
-          <w:rFonts w:ascii="Calibri" w:hAnsi="Calibri"/>
-          <w:b w:val="0"/>
-          <w:i w:val="0"/>
-          <w:color w:val="1C1B1D"/>
-          <w:sz w:val="21"/>
-        </w:rPr>
-        <w:t>La tabla siguiente relaciona cada módulo de IA con los artefactos verificables en el repositorio, permitiendo reproducir cada resultado de forma independiente.</w:t>
-      </w:r>
-    </w:p>
-    <w:tbl>
-      <w:tblPr>
-        <w:tblStyle w:val="753"/>
-        <w:tblW w:type="auto" w:w="0"/>
-        <w:tblLook w:firstColumn="1" w:firstRow="1" w:lastColumn="0" w:lastRow="0" w:noHBand="0" w:noVBand="1" w:val="04A0"/>
-      </w:tblPr>
-      <w:tblGrid>
-        <w:gridCol w:w="3216"/>
-        <w:gridCol w:w="3216"/>
-        <w:gridCol w:w="3216"/>
-      </w:tblGrid>
-      <w:tr>
-        <w:tc>
-          <w:tcPr>
-            <w:tcW w:type="dxa" w:w="2304"/>
-            <w:shd w:val="clear" w:color="auto" w:fill="B60055"/>
-          </w:tcPr>
-          <w:p>
-            <w:r/>
-            <w:r>
-              <w:rPr>
-                <w:b/>
-                <w:color w:val="FFFFFF"/>
-                <w:sz w:val="19"/>
-              </w:rPr>
-              <w:t>Módulo</w:t>
-            </w:r>
-          </w:p>
-        </w:tc>
-        <w:tc>
-          <w:tcPr>
-            <w:tcW w:type="dxa" w:w="3744"/>
-            <w:shd w:val="clear" w:color="auto" w:fill="B60055"/>
-          </w:tcPr>
-          <w:p>
-            <w:r/>
-            <w:r>
-              <w:rPr>
-                <w:b/>
-                <w:color w:val="FFFFFF"/>
-                <w:sz w:val="19"/>
-              </w:rPr>
-              <w:t>Artefacto de implementación</w:t>
-            </w:r>
-          </w:p>
-        </w:tc>
-        <w:tc>
-          <w:tcPr>
-            <w:tcW w:type="dxa" w:w="3312"/>
-            <w:shd w:val="clear" w:color="auto" w:fill="B60055"/>
-          </w:tcPr>
-          <w:p>
-            <w:r/>
-            <w:r>
-              <w:rPr>
-                <w:b/>
-                <w:color w:val="FFFFFF"/>
-                <w:sz w:val="19"/>
-              </w:rPr>
-              <w:t>Endpoint / comando de verificación</w:t>
-            </w:r>
-          </w:p>
-        </w:tc>
-      </w:tr>
-      <w:tr>
-        <w:tc>
-          <w:tcPr>
-            <w:tcW w:type="dxa" w:w="2304"/>
-          </w:tcPr>
-          <w:p>
-            <w:r/>
-            <w:r>
-              <w:rPr>
-                <w:rFonts w:ascii="Calibri" w:hAnsi="Calibri"/>
-                <w:sz w:val="18"/>
-              </w:rPr>
-              <w:t>IA 1 — Asistente conversacional</w:t>
-            </w:r>
-          </w:p>
-        </w:tc>
-        <w:tc>
-          <w:tcPr>
-            <w:tcW w:type="dxa" w:w="3744"/>
-          </w:tcPr>
-          <w:p>
-            <w:r/>
-            <w:r>
-              <w:rPr>
-                <w:rFonts w:ascii="Calibri" w:hAnsi="Calibri"/>
-                <w:sz w:val="18"/>
-              </w:rPr>
-              <w:t>services/llm.js, chat-context.js, memory.js</w:t>
-            </w:r>
-          </w:p>
-        </w:tc>
-        <w:tc>
-          <w:tcPr>
-            <w:tcW w:type="dxa" w:w="3312"/>
-          </w:tcPr>
-          <w:p>
-            <w:r/>
-            <w:r>
-              <w:rPr>
-                <w:rFonts w:ascii="Calibri" w:hAnsi="Calibri"/>
-                <w:sz w:val="18"/>
-              </w:rPr>
-              <w:t>POST /api/ai/chat</w:t>
-            </w:r>
-          </w:p>
-        </w:tc>
-      </w:tr>
-      <w:tr>
-        <w:tc>
-          <w:tcPr>
-            <w:tcW w:type="dxa" w:w="2304"/>
-            <w:shd w:val="clear" w:color="auto" w:fill="F6F2F5"/>
-          </w:tcPr>
-          <w:p>
-            <w:r/>
-            <w:r>
-              <w:rPr>
-                <w:rFonts w:ascii="Calibri" w:hAnsi="Calibri"/>
-                <w:sz w:val="18"/>
-              </w:rPr>
-              <w:t>IA 2 — Asesor semántico</w:t>
-            </w:r>
-          </w:p>
-        </w:tc>
-        <w:tc>
-          <w:tcPr>
-            <w:tcW w:type="dxa" w:w="3744"/>
-            <w:shd w:val="clear" w:color="auto" w:fill="F6F2F5"/>
-          </w:tcPr>
-          <w:p>
-            <w:r/>
-            <w:r>
-              <w:rPr>
-                <w:rFonts w:ascii="Calibri" w:hAnsi="Calibri"/>
-                <w:sz w:val="18"/>
-              </w:rPr>
-              <w:t>services/style-assistant.js, routes/style-rag.js</w:t>
-            </w:r>
-          </w:p>
-        </w:tc>
-        <w:tc>
-          <w:tcPr>
-            <w:tcW w:type="dxa" w:w="3312"/>
-            <w:shd w:val="clear" w:color="auto" w:fill="F6F2F5"/>
-          </w:tcPr>
-          <w:p>
-            <w:r/>
-            <w:r>
-              <w:rPr>
-                <w:rFonts w:ascii="Calibri" w:hAnsi="Calibri"/>
-                <w:sz w:val="18"/>
-              </w:rPr>
-              <w:t>POST /api/ai/style-chat</w:t>
-            </w:r>
-          </w:p>
-        </w:tc>
-      </w:tr>
-      <w:tr>
-        <w:tc>
-          <w:tcPr>
-            <w:tcW w:type="dxa" w:w="2304"/>
-          </w:tcPr>
-          <w:p>
-            <w:r/>
-            <w:r>
-              <w:rPr>
-                <w:rFonts w:ascii="Calibri" w:hAnsi="Calibri"/>
-                <w:sz w:val="18"/>
-              </w:rPr>
-              <w:t>IA 3 — Búsqueda visual</w:t>
-            </w:r>
-          </w:p>
-        </w:tc>
-        <w:tc>
-          <w:tcPr>
-            <w:tcW w:type="dxa" w:w="3744"/>
-          </w:tcPr>
-          <w:p>
-            <w:r/>
-            <w:r>
-              <w:rPr>
-                <w:rFonts w:ascii="Calibri" w:hAnsi="Calibri"/>
-                <w:sz w:val="18"/>
-              </w:rPr>
-              <w:t>ai/embed_server.py, services/vector-search.js</w:t>
-            </w:r>
-          </w:p>
-        </w:tc>
-        <w:tc>
-          <w:tcPr>
-            <w:tcW w:type="dxa" w:w="3312"/>
-          </w:tcPr>
-          <w:p>
-            <w:r/>
-            <w:r>
-              <w:rPr>
-                <w:rFonts w:ascii="Calibri" w:hAnsi="Calibri"/>
-                <w:sz w:val="18"/>
-              </w:rPr>
-              <w:t>POST /api/ai/visual-search</w:t>
-            </w:r>
-          </w:p>
-        </w:tc>
-      </w:tr>
-      <w:tr>
-        <w:tc>
-          <w:tcPr>
-            <w:tcW w:type="dxa" w:w="2304"/>
-            <w:shd w:val="clear" w:color="auto" w:fill="F6F2F5"/>
-          </w:tcPr>
-          <w:p>
-            <w:r/>
-            <w:r>
-              <w:rPr>
-                <w:rFonts w:ascii="Calibri" w:hAnsi="Calibri"/>
-                <w:sz w:val="18"/>
-              </w:rPr>
-              <w:t>IA 4 — Atributos por visión</w:t>
-            </w:r>
-          </w:p>
-        </w:tc>
-        <w:tc>
-          <w:tcPr>
-            <w:tcW w:type="dxa" w:w="3744"/>
-            <w:shd w:val="clear" w:color="auto" w:fill="F6F2F5"/>
-          </w:tcPr>
-          <w:p>
-            <w:r/>
-            <w:r>
-              <w:rPr>
-                <w:rFonts w:ascii="Calibri" w:hAnsi="Calibri"/>
-                <w:sz w:val="18"/>
-              </w:rPr>
-              <w:t>ai/extract_attrs.py</w:t>
-            </w:r>
-          </w:p>
-        </w:tc>
-        <w:tc>
-          <w:tcPr>
-            <w:tcW w:type="dxa" w:w="3312"/>
-            <w:shd w:val="clear" w:color="auto" w:fill="F6F2F5"/>
-          </w:tcPr>
-          <w:p>
-            <w:r/>
-            <w:r>
-              <w:rPr>
-                <w:rFonts w:ascii="Calibri" w:hAnsi="Calibri"/>
-                <w:sz w:val="18"/>
-              </w:rPr>
-              <w:t>tabla product_ai_attrs</w:t>
-            </w:r>
-          </w:p>
-        </w:tc>
-      </w:tr>
-      <w:tr>
-        <w:tc>
-          <w:tcPr>
-            <w:tcW w:type="dxa" w:w="2304"/>
-          </w:tcPr>
-          <w:p>
-            <w:r/>
-            <w:r>
-              <w:rPr>
-                <w:rFonts w:ascii="Calibri" w:hAnsi="Calibri"/>
-                <w:sz w:val="18"/>
-              </w:rPr>
-              <w:t>IA 5 — Asistente de administración</w:t>
-            </w:r>
-          </w:p>
-        </w:tc>
-        <w:tc>
-          <w:tcPr>
-            <w:tcW w:type="dxa" w:w="3744"/>
-          </w:tcPr>
-          <w:p>
-            <w:r/>
-            <w:r>
-              <w:rPr>
-                <w:rFonts w:ascii="Calibri" w:hAnsi="Calibri"/>
-                <w:sz w:val="18"/>
-              </w:rPr>
-              <w:t>services/admin-ai.js, routes/admin-ai.js</w:t>
-            </w:r>
-          </w:p>
-        </w:tc>
-        <w:tc>
-          <w:tcPr>
-            <w:tcW w:type="dxa" w:w="3312"/>
-          </w:tcPr>
-          <w:p>
-            <w:r/>
-            <w:r>
-              <w:rPr>
-                <w:rFonts w:ascii="Calibri" w:hAnsi="Calibri"/>
-                <w:sz w:val="18"/>
-              </w:rPr>
-              <w:t>GET /api/admin/ai/insights</w:t>
-            </w:r>
-          </w:p>
-        </w:tc>
-      </w:tr>
-      <w:tr>
-        <w:tc>
-          <w:tcPr>
-            <w:tcW w:type="dxa" w:w="2304"/>
-            <w:shd w:val="clear" w:color="auto" w:fill="F6F2F5"/>
-          </w:tcPr>
-          <w:p>
-            <w:r/>
-            <w:r>
-              <w:rPr>
-                <w:rFonts w:ascii="Calibri" w:hAnsi="Calibri"/>
-                <w:sz w:val="18"/>
-              </w:rPr>
-              <w:t>IA 6 — Previsión de demanda</w:t>
-            </w:r>
-          </w:p>
-        </w:tc>
-        <w:tc>
-          <w:tcPr>
-            <w:tcW w:type="dxa" w:w="3744"/>
-            <w:shd w:val="clear" w:color="auto" w:fill="F6F2F5"/>
-          </w:tcPr>
-          <w:p>
-            <w:r/>
-            <w:r>
-              <w:rPr>
-                <w:rFonts w:ascii="Calibri" w:hAnsi="Calibri"/>
-                <w:sz w:val="18"/>
-              </w:rPr>
-              <w:t>ai/train_two_stage.py, inventory.py, drift_y_futuro.py</w:t>
-            </w:r>
-          </w:p>
-        </w:tc>
-        <w:tc>
-          <w:tcPr>
-            <w:tcW w:type="dxa" w:w="3312"/>
-            <w:shd w:val="clear" w:color="auto" w:fill="F6F2F5"/>
-          </w:tcPr>
-          <w:p>
-            <w:r/>
-            <w:r>
-              <w:rPr>
-                <w:rFonts w:ascii="Calibri" w:hAnsi="Calibri"/>
-                <w:sz w:val="18"/>
-              </w:rPr>
-              <w:t>npm run f4:2stage · f4:inventario</w:t>
-            </w:r>
-          </w:p>
-        </w:tc>
-      </w:tr>
-      <w:tr>
-        <w:tc>
-          <w:tcPr>
-            <w:tcW w:type="dxa" w:w="2304"/>
-          </w:tcPr>
-          <w:p>
-            <w:r/>
-            <w:r>
-              <w:rPr>
-                <w:rFonts w:ascii="Calibri" w:hAnsi="Calibri"/>
-                <w:sz w:val="18"/>
-              </w:rPr>
-              <w:t>Validación integral</w:t>
-            </w:r>
-          </w:p>
-        </w:tc>
-        <w:tc>
-          <w:tcPr>
-            <w:tcW w:type="dxa" w:w="3744"/>
-          </w:tcPr>
-          <w:p>
-            <w:r/>
-            <w:r>
-              <w:rPr>
-                <w:rFonts w:ascii="Calibri" w:hAnsi="Calibri"/>
-                <w:sz w:val="18"/>
-              </w:rPr>
-              <w:t>ai/validar_fase1.mjs, ai/informe_fase4.py</w:t>
-            </w:r>
-          </w:p>
-        </w:tc>
-        <w:tc>
-          <w:tcPr>
-            <w:tcW w:type="dxa" w:w="3312"/>
-          </w:tcPr>
-          <w:p>
-            <w:r/>
-            <w:r>
-              <w:rPr>
-                <w:rFonts w:ascii="Calibri" w:hAnsi="Calibri"/>
-                <w:sz w:val="18"/>
-              </w:rPr>
-              <w:t>node ai/validar_fase1.mjs</w:t>
-            </w:r>
-          </w:p>
-        </w:tc>
-      </w:tr>
-      <w:tr>
-        <w:tc>
-          <w:tcPr>
-            <w:tcW w:type="dxa" w:w="2304"/>
-            <w:shd w:val="clear" w:color="auto" w:fill="F6F2F5"/>
-          </w:tcPr>
-          <w:p>
-            <w:r/>
-            <w:r>
-              <w:rPr>
-                <w:rFonts w:ascii="Calibri" w:hAnsi="Calibri"/>
-                <w:sz w:val="18"/>
-              </w:rPr>
-              <w:t>Gobierno de la IA</w:t>
-            </w:r>
-          </w:p>
-        </w:tc>
-        <w:tc>
-          <w:tcPr>
-            <w:tcW w:type="dxa" w:w="3744"/>
-            <w:shd w:val="clear" w:color="auto" w:fill="F6F2F5"/>
-          </w:tcPr>
-          <w:p>
-            <w:r/>
-            <w:r>
-              <w:rPr>
-                <w:rFonts w:ascii="Calibri" w:hAnsi="Calibri"/>
-                <w:sz w:val="18"/>
-              </w:rPr>
-              <w:t>services/ai-admin.js, tabla ai_usage</w:t>
-            </w:r>
-          </w:p>
-        </w:tc>
-        <w:tc>
-          <w:tcPr>
-            <w:tcW w:type="dxa" w:w="3312"/>
-            <w:shd w:val="clear" w:color="auto" w:fill="F6F2F5"/>
-          </w:tcPr>
-          <w:p>
-            <w:r/>
-            <w:r>
-              <w:rPr>
-                <w:rFonts w:ascii="Calibri" w:hAnsi="Calibri"/>
-                <w:sz w:val="18"/>
-              </w:rPr>
-              <w:t>GET /api/admin/ia/metricas</w:t>
-            </w:r>
-          </w:p>
-        </w:tc>
-      </w:tr>
-    </w:tbl>
-    <w:p>
-      <w:pPr>
-        <w:spacing w:after="80"/>
-      </w:pPr>
+      <w:r/>
     </w:p>
     <w:sectPr>
-      <w:headerReference w:type="default" r:id="rId10"/>
-      <w:footerReference w:type="default" r:id="rId11"/>
+      <w:headerReference w:type="default" r:id="rId9"/>
+      <w:footerReference w:type="default" r:id="rId10"/>
       <w:footnotePr/>
       <w:endnotePr/>
       <w:type w:val="nextPage"/>
@@ -7799,7 +7820,6 @@
         <w:ind/>
         <w:rPr/>
       </w:pPr>
-      <w:r/>
       <w:r>
         <w:separator/>
       </w:r>
@@ -7814,7 +7834,6 @@
         <w:ind/>
         <w:rPr/>
       </w:pPr>
-      <w:r/>
       <w:r>
         <w:continuationSeparator/>
       </w:r>
@@ -7825,36 +7844,40 @@
 </file>
 
 <file path=word/footer1.xml><?xml version="1.0" encoding="utf-8"?>
-<w:ftr xmlns:m="http://schemas.openxmlformats.org/officeDocument/2006/math" xmlns:mc="http://schemas.openxmlformats.org/markup-compatibility/2006" xmlns:mo="http://schemas.microsoft.com/office/mac/office/2008/main" xmlns:mv="urn:schemas-microsoft-com:mac:vml" xmlns:o="urn:schemas-microsoft-com:office:office" xmlns:r="http://schemas.openxmlformats.org/officeDocument/2006/relationships" xmlns:v="urn:schemas-microsoft-com:vml" xmlns:w10="urn:schemas-microsoft-com:office:word" xmlns:w14="http://schemas.microsoft.com/office/word/2010/wordml" xmlns:w="http://schemas.openxmlformats.org/wordprocessingml/2006/main" xmlns:wne="http://schemas.microsoft.com/office/word/2006/wordml" xmlns:wp14="http://schemas.microsoft.com/office/word/2010/wordprocessingDrawing" xmlns:wp="http://schemas.openxmlformats.org/drawingml/2006/wordprocessingDrawing" xmlns:wpc="http://schemas.microsoft.com/office/word/2010/wordprocessingCanvas" xmlns:wpg="http://schemas.microsoft.com/office/word/2010/wordprocessingGroup" xmlns:wpi="http://schemas.microsoft.com/office/word/2010/wordprocessingInk" xmlns:wps="http://schemas.microsoft.com/office/word/2010/wordprocessingShape" mc:Ignorable="w14 wp14">
+<w:ftr xmlns:wpc="http://schemas.microsoft.com/office/word/2010/wordprocessingCanvas" xmlns:mc="http://schemas.openxmlformats.org/markup-compatibility/2006" xmlns:o="urn:schemas-microsoft-com:office:office" xmlns:r="http://schemas.openxmlformats.org/officeDocument/2006/relationships" xmlns:m="http://schemas.openxmlformats.org/officeDocument/2006/math" xmlns:v="urn:schemas-microsoft-com:vml" xmlns:wp14="http://schemas.microsoft.com/office/word/2010/wordprocessingDrawing" xmlns:wp="http://schemas.openxmlformats.org/drawingml/2006/wordprocessingDrawing" xmlns:w10="urn:schemas-microsoft-com:office:word" xmlns:w="http://schemas.openxmlformats.org/wordprocessingml/2006/main" xmlns:w14="http://schemas.microsoft.com/office/word/2010/wordml" xmlns:w15="http://schemas.microsoft.com/office/word/2012/wordml" xmlns:wpg="http://schemas.microsoft.com/office/word/2010/wordprocessingGroup" xmlns:wpi="http://schemas.microsoft.com/office/word/2010/wordprocessingInk" xmlns:wne="http://schemas.microsoft.com/office/word/2006/wordml" xmlns:a="http://schemas.openxmlformats.org/drawingml/2006/main" xmlns:wps="http://schemas.microsoft.com/office/word/2010/wordprocessingShape" mc:Ignorable="w14 w15 wp14">
   <w:p>
     <w:pPr>
-      <w:pStyle w:val="Footer"/>
+      <w:pBdr/>
+      <w:spacing/>
+      <w:ind/>
       <w:jc w:val="center"/>
+      <w:rPr/>
     </w:pPr>
     <w:r>
       <w:rPr>
-        <w:color w:val="5C3F45"/>
+        <w:color w:val="5c3f45"/>
         <w:sz w:val="16"/>
       </w:rPr>
     </w:r>
     <w:r>
       <w:rPr>
-        <w:color w:val="5C3F45"/>
+        <w:color w:val="5c3f45"/>
         <w:sz w:val="16"/>
       </w:rPr>
       <w:t xml:space="preserve">Documento confidencial de uso académico        Página </w:t>
     </w:r>
     <w:r>
       <w:rPr>
-        <w:color w:val="5C3F45"/>
+        <w:color w:val="5c3f45"/>
         <w:sz w:val="16"/>
       </w:rPr>
       <w:fldChar w:fldCharType="begin"/>
       <w:instrText xml:space="preserve">PAGE</w:instrText>
       <w:fldChar w:fldCharType="separate"/>
-      <w:t>Actualiza con F9</w:t>
+      <w:t xml:space="preserve">Actualiza con F9</w:t>
       <w:fldChar w:fldCharType="end"/>
     </w:r>
+    <w:r/>
   </w:p>
 </w:ftr>
 </file>
@@ -7869,7 +7892,6 @@
         <w:ind/>
         <w:rPr/>
       </w:pPr>
-      <w:r/>
       <w:r>
         <w:separator/>
       </w:r>
@@ -7884,7 +7906,6 @@
         <w:ind/>
         <w:rPr/>
       </w:pPr>
-      <w:r/>
       <w:r>
         <w:continuationSeparator/>
       </w:r>
@@ -7895,21 +7916,24 @@
 </file>
 
 <file path=word/header1.xml><?xml version="1.0" encoding="utf-8"?>
-<w:hdr xmlns:m="http://schemas.openxmlformats.org/officeDocument/2006/math" xmlns:mc="http://schemas.openxmlformats.org/markup-compatibility/2006" xmlns:mo="http://schemas.microsoft.com/office/mac/office/2008/main" xmlns:mv="urn:schemas-microsoft-com:mac:vml" xmlns:o="urn:schemas-microsoft-com:office:office" xmlns:r="http://schemas.openxmlformats.org/officeDocument/2006/relationships" xmlns:v="urn:schemas-microsoft-com:vml" xmlns:w10="urn:schemas-microsoft-com:office:word" xmlns:w14="http://schemas.microsoft.com/office/word/2010/wordml" xmlns:w="http://schemas.openxmlformats.org/wordprocessingml/2006/main" xmlns:wne="http://schemas.microsoft.com/office/word/2006/wordml" xmlns:wp14="http://schemas.microsoft.com/office/word/2010/wordprocessingDrawing" xmlns:wp="http://schemas.openxmlformats.org/drawingml/2006/wordprocessingDrawing" xmlns:wpc="http://schemas.microsoft.com/office/word/2010/wordprocessingCanvas" xmlns:wpg="http://schemas.microsoft.com/office/word/2010/wordprocessingGroup" xmlns:wpi="http://schemas.microsoft.com/office/word/2010/wordprocessingInk" xmlns:wps="http://schemas.microsoft.com/office/word/2010/wordprocessingShape" mc:Ignorable="w14 wp14">
+<w:hdr xmlns:wpc="http://schemas.microsoft.com/office/word/2010/wordprocessingCanvas" xmlns:mc="http://schemas.openxmlformats.org/markup-compatibility/2006" xmlns:o="urn:schemas-microsoft-com:office:office" xmlns:r="http://schemas.openxmlformats.org/officeDocument/2006/relationships" xmlns:m="http://schemas.openxmlformats.org/officeDocument/2006/math" xmlns:v="urn:schemas-microsoft-com:vml" xmlns:wp14="http://schemas.microsoft.com/office/word/2010/wordprocessingDrawing" xmlns:wp="http://schemas.openxmlformats.org/drawingml/2006/wordprocessingDrawing" xmlns:w10="urn:schemas-microsoft-com:office:word" xmlns:w="http://schemas.openxmlformats.org/wordprocessingml/2006/main" xmlns:w14="http://schemas.microsoft.com/office/word/2010/wordml" xmlns:w15="http://schemas.microsoft.com/office/word/2012/wordml" xmlns:wpg="http://schemas.microsoft.com/office/word/2010/wordprocessingGroup" xmlns:wpi="http://schemas.microsoft.com/office/word/2010/wordprocessingInk" xmlns:wne="http://schemas.microsoft.com/office/word/2006/wordml" xmlns:a="http://schemas.openxmlformats.org/drawingml/2006/main" xmlns:wps="http://schemas.microsoft.com/office/word/2010/wordprocessingShape" mc:Ignorable="w14 w15 wp14">
   <w:p>
     <w:pPr>
-      <w:pStyle w:val="Header"/>
+      <w:pBdr/>
+      <w:spacing/>
+      <w:ind/>
       <w:jc w:val="right"/>
+      <w:rPr/>
     </w:pPr>
+    <w:r>
+      <w:rPr>
+        <w:rFonts w:ascii="Calibri" w:hAnsi="Calibri"/>
+        <w:color w:val="5c3f45"/>
+        <w:sz w:val="16"/>
+      </w:rPr>
+      <w:t xml:space="preserve">VivaModa · Especificación técnica y validación del sistema con IA</w:t>
+    </w:r>
     <w:r/>
-    <w:r>
-      <w:rPr>
-        <w:rFonts w:ascii="Calibri" w:hAnsi="Calibri"/>
-        <w:color w:val="5C3F45"/>
-        <w:sz w:val="16"/>
-      </w:rPr>
-      <w:t>VivaModa · Especificación técnica y validación del sistema con IA</w:t>
-    </w:r>
   </w:p>
 </w:hdr>
 </file>
@@ -8195,7 +8219,7 @@
         <w:spacing/>
         <w:ind w:hanging="360" w:left="1080"/>
       </w:pPr>
-      <w:pStyle w:val="728"/>
+      <w:pStyle w:val="931"/>
       <w:rPr/>
       <w:start w:val="1"/>
       <w:suff w:val="tab"/>
@@ -8328,7 +8352,7 @@
         <w:spacing/>
         <w:ind w:hanging="360" w:left="720"/>
       </w:pPr>
-      <w:pStyle w:val="727"/>
+      <w:pStyle w:val="930"/>
       <w:rPr/>
       <w:start w:val="1"/>
       <w:suff w:val="tab"/>
@@ -8595,7 +8619,7 @@
         <w:spacing/>
         <w:ind w:hanging="360" w:left="1080"/>
       </w:pPr>
-      <w:pStyle w:val="725"/>
+      <w:pStyle w:val="928"/>
       <w:rPr>
         <w:rFonts w:hint="default" w:ascii="Symbol" w:hAnsi="Symbol"/>
       </w:rPr>
@@ -8730,7 +8754,7 @@
         <w:spacing/>
         <w:ind w:hanging="360" w:left="720"/>
       </w:pPr>
-      <w:pStyle w:val="724"/>
+      <w:pStyle w:val="927"/>
       <w:rPr>
         <w:rFonts w:hint="default" w:ascii="Symbol" w:hAnsi="Symbol"/>
       </w:rPr>
@@ -8865,7 +8889,7 @@
         <w:spacing/>
         <w:ind w:hanging="360" w:left="360"/>
       </w:pPr>
-      <w:pStyle w:val="726"/>
+      <w:pStyle w:val="929"/>
       <w:rPr/>
       <w:start w:val="1"/>
       <w:suff w:val="tab"/>
@@ -8998,7 +9022,7 @@
         <w:spacing/>
         <w:ind w:hanging="360" w:left="360"/>
       </w:pPr>
-      <w:pStyle w:val="723"/>
+      <w:pStyle w:val="926"/>
       <w:rPr>
         <w:rFonts w:hint="default" w:ascii="Symbol" w:hAnsi="Symbol"/>
       </w:rPr>
@@ -9306,9 +9330,9 @@
     <w:lsdException w:name="Bibliography" w:uiPriority="37"/>
     <w:lsdException w:name="TOC Heading" w:uiPriority="39" w:qFormat="1"/>
   </w:latentStyles>
-  <w:style w:type="table" w:styleId="13">
+  <w:style w:type="table" w:styleId="747">
     <w:name w:val="Table Grid Light"/>
-    <w:basedOn w:val="703"/>
+    <w:basedOn w:val="906"/>
     <w:uiPriority w:val="59"/>
     <w:pPr>
       <w:pBdr/>
@@ -9505,9 +9529,9 @@
       </w:tcPr>
     </w:tblStylePr>
   </w:style>
-  <w:style w:type="table" w:styleId="14">
+  <w:style w:type="table" w:styleId="748">
     <w:name w:val="Plain Table 1"/>
-    <w:basedOn w:val="703"/>
+    <w:basedOn w:val="906"/>
     <w:uiPriority w:val="59"/>
     <w:pPr>
       <w:pBdr/>
@@ -9730,9 +9754,9 @@
       </w:tcPr>
     </w:tblStylePr>
   </w:style>
-  <w:style w:type="table" w:styleId="15">
+  <w:style w:type="table" w:styleId="749">
     <w:name w:val="Plain Table 2"/>
-    <w:basedOn w:val="703"/>
+    <w:basedOn w:val="906"/>
     <w:uiPriority w:val="59"/>
     <w:pPr>
       <w:pBdr/>
@@ -9963,9 +9987,9 @@
       </w:tcPr>
     </w:tblStylePr>
   </w:style>
-  <w:style w:type="table" w:styleId="16">
+  <w:style w:type="table" w:styleId="750">
     <w:name w:val="Plain Table 3"/>
-    <w:basedOn w:val="703"/>
+    <w:basedOn w:val="906"/>
     <w:uiPriority w:val="99"/>
     <w:pPr>
       <w:pBdr/>
@@ -10193,9 +10217,9 @@
       </w:tcPr>
     </w:tblStylePr>
   </w:style>
-  <w:style w:type="table" w:styleId="17">
+  <w:style w:type="table" w:styleId="751">
     <w:name w:val="Plain Table 4"/>
-    <w:basedOn w:val="703"/>
+    <w:basedOn w:val="906"/>
     <w:uiPriority w:val="99"/>
     <w:pPr>
       <w:pBdr/>
@@ -10409,9 +10433,9 @@
       </w:tcPr>
     </w:tblStylePr>
   </w:style>
-  <w:style w:type="table" w:styleId="18">
+  <w:style w:type="table" w:styleId="752">
     <w:name w:val="Plain Table 5"/>
-    <w:basedOn w:val="703"/>
+    <w:basedOn w:val="906"/>
     <w:uiPriority w:val="99"/>
     <w:pPr>
       <w:pBdr/>
@@ -10642,9 +10666,9 @@
       </w:tcPr>
     </w:tblStylePr>
   </w:style>
-  <w:style w:type="table" w:styleId="19">
+  <w:style w:type="table" w:styleId="753">
     <w:name w:val="Grid Table 1 Light"/>
-    <w:basedOn w:val="703"/>
+    <w:basedOn w:val="906"/>
     <w:uiPriority w:val="99"/>
     <w:pPr>
       <w:pBdr/>
@@ -10865,9 +10889,9 @@
       </w:tcPr>
     </w:tblStylePr>
   </w:style>
-  <w:style w:type="table" w:styleId="20">
+  <w:style w:type="table" w:styleId="754">
     <w:name w:val="Grid Table 1 Light - Accent 1"/>
-    <w:basedOn w:val="703"/>
+    <w:basedOn w:val="906"/>
     <w:uiPriority w:val="99"/>
     <w:pPr>
       <w:pBdr/>
@@ -11088,9 +11112,9 @@
       </w:tcPr>
     </w:tblStylePr>
   </w:style>
-  <w:style w:type="table" w:styleId="21">
+  <w:style w:type="table" w:styleId="755">
     <w:name w:val="Grid Table 1 Light - Accent 2"/>
-    <w:basedOn w:val="703"/>
+    <w:basedOn w:val="906"/>
     <w:uiPriority w:val="99"/>
     <w:pPr>
       <w:pBdr/>
@@ -11311,9 +11335,9 @@
       </w:tcPr>
     </w:tblStylePr>
   </w:style>
-  <w:style w:type="table" w:styleId="22">
+  <w:style w:type="table" w:styleId="756">
     <w:name w:val="Grid Table 1 Light - Accent 3"/>
-    <w:basedOn w:val="703"/>
+    <w:basedOn w:val="906"/>
     <w:uiPriority w:val="99"/>
     <w:pPr>
       <w:pBdr/>
@@ -11534,9 +11558,9 @@
       </w:tcPr>
     </w:tblStylePr>
   </w:style>
-  <w:style w:type="table" w:styleId="23">
+  <w:style w:type="table" w:styleId="757">
     <w:name w:val="Grid Table 1 Light - Accent 4"/>
-    <w:basedOn w:val="703"/>
+    <w:basedOn w:val="906"/>
     <w:uiPriority w:val="99"/>
     <w:pPr>
       <w:pBdr/>
@@ -11757,9 +11781,9 @@
       </w:tcPr>
     </w:tblStylePr>
   </w:style>
-  <w:style w:type="table" w:styleId="24">
+  <w:style w:type="table" w:styleId="758">
     <w:name w:val="Grid Table 1 Light - Accent 5"/>
-    <w:basedOn w:val="703"/>
+    <w:basedOn w:val="906"/>
     <w:uiPriority w:val="99"/>
     <w:pPr>
       <w:pBdr/>
@@ -11980,9 +12004,9 @@
       </w:tcPr>
     </w:tblStylePr>
   </w:style>
-  <w:style w:type="table" w:styleId="25">
+  <w:style w:type="table" w:styleId="759">
     <w:name w:val="Grid Table 1 Light - Accent 6"/>
-    <w:basedOn w:val="703"/>
+    <w:basedOn w:val="906"/>
     <w:uiPriority w:val="99"/>
     <w:pPr>
       <w:pBdr/>
@@ -12203,9 +12227,9 @@
       </w:tcPr>
     </w:tblStylePr>
   </w:style>
-  <w:style w:type="table" w:styleId="26">
+  <w:style w:type="table" w:styleId="760">
     <w:name w:val="Grid Table 2"/>
-    <w:basedOn w:val="703"/>
+    <w:basedOn w:val="906"/>
     <w:uiPriority w:val="99"/>
     <w:pPr>
       <w:pBdr/>
@@ -12435,9 +12459,9 @@
       </w:tcPr>
     </w:tblStylePr>
   </w:style>
-  <w:style w:type="table" w:styleId="27">
+  <w:style w:type="table" w:styleId="761">
     <w:name w:val="Grid Table 2 - Accent 1"/>
-    <w:basedOn w:val="703"/>
+    <w:basedOn w:val="906"/>
     <w:uiPriority w:val="99"/>
     <w:pPr>
       <w:pBdr/>
@@ -12667,9 +12691,9 @@
       </w:tcPr>
     </w:tblStylePr>
   </w:style>
-  <w:style w:type="table" w:styleId="28">
+  <w:style w:type="table" w:styleId="762">
     <w:name w:val="Grid Table 2 - Accent 2"/>
-    <w:basedOn w:val="703"/>
+    <w:basedOn w:val="906"/>
     <w:uiPriority w:val="99"/>
     <w:pPr>
       <w:pBdr/>
@@ -12899,9 +12923,9 @@
       </w:tcPr>
     </w:tblStylePr>
   </w:style>
-  <w:style w:type="table" w:styleId="29">
+  <w:style w:type="table" w:styleId="763">
     <w:name w:val="Grid Table 2 - Accent 3"/>
-    <w:basedOn w:val="703"/>
+    <w:basedOn w:val="906"/>
     <w:uiPriority w:val="99"/>
     <w:pPr>
       <w:pBdr/>
@@ -13131,9 +13155,9 @@
       </w:tcPr>
     </w:tblStylePr>
   </w:style>
-  <w:style w:type="table" w:styleId="30">
+  <w:style w:type="table" w:styleId="764">
     <w:name w:val="Grid Table 2 - Accent 4"/>
-    <w:basedOn w:val="703"/>
+    <w:basedOn w:val="906"/>
     <w:uiPriority w:val="99"/>
     <w:pPr>
       <w:pBdr/>
@@ -13363,9 +13387,9 @@
       </w:tcPr>
     </w:tblStylePr>
   </w:style>
-  <w:style w:type="table" w:styleId="31">
+  <w:style w:type="table" w:styleId="765">
     <w:name w:val="Grid Table 2 - Accent 5"/>
-    <w:basedOn w:val="703"/>
+    <w:basedOn w:val="906"/>
     <w:uiPriority w:val="99"/>
     <w:pPr>
       <w:pBdr/>
@@ -13595,9 +13619,9 @@
       </w:tcPr>
     </w:tblStylePr>
   </w:style>
-  <w:style w:type="table" w:styleId="32">
+  <w:style w:type="table" w:styleId="766">
     <w:name w:val="Grid Table 2 - Accent 6"/>
-    <w:basedOn w:val="703"/>
+    <w:basedOn w:val="906"/>
     <w:uiPriority w:val="99"/>
     <w:pPr>
       <w:pBdr/>
@@ -13827,9 +13851,9 @@
       </w:tcPr>
     </w:tblStylePr>
   </w:style>
-  <w:style w:type="table" w:styleId="33">
+  <w:style w:type="table" w:styleId="767">
     <w:name w:val="Grid Table 3"/>
-    <w:basedOn w:val="703"/>
+    <w:basedOn w:val="906"/>
     <w:uiPriority w:val="99"/>
     <w:pPr>
       <w:pBdr/>
@@ -13928,7 +13952,7 @@
         <w:tblBorders/>
       </w:tblPr>
       <w:tcPr>
-        <w:shd w:color="ffffff"/>
+        <w:shd w:val="clear" w:color="ffffff"/>
         <w:tcBorders>
           <w:top w:val="none" w:color="000000" w:sz="4" w:space="0"/>
           <w:left w:val="none" w:color="000000" w:sz="4" w:space="0"/>
@@ -13974,7 +13998,7 @@
         <w:tblBorders/>
       </w:tblPr>
       <w:tcPr>
-        <w:shd w:color="ffffff"/>
+        <w:shd w:val="clear" w:color="ffffff"/>
         <w:tcBorders>
           <w:top w:val="none" w:color="000000" w:sz="4" w:space="0"/>
           <w:left w:val="none" w:color="000000" w:sz="4" w:space="0"/>
@@ -14072,9 +14096,9 @@
       </w:tcPr>
     </w:tblStylePr>
   </w:style>
-  <w:style w:type="table" w:styleId="34">
+  <w:style w:type="table" w:styleId="768">
     <w:name w:val="Grid Table 3 - Accent 1"/>
-    <w:basedOn w:val="703"/>
+    <w:basedOn w:val="906"/>
     <w:uiPriority w:val="99"/>
     <w:pPr>
       <w:pBdr/>
@@ -14173,7 +14197,7 @@
         <w:tblBorders/>
       </w:tblPr>
       <w:tcPr>
-        <w:shd w:color="ffffff"/>
+        <w:shd w:val="clear" w:color="ffffff"/>
         <w:tcBorders>
           <w:top w:val="none" w:color="000000" w:sz="4" w:space="0"/>
           <w:left w:val="none" w:color="000000" w:sz="4" w:space="0"/>
@@ -14219,7 +14243,7 @@
         <w:tblBorders/>
       </w:tblPr>
       <w:tcPr>
-        <w:shd w:color="ffffff"/>
+        <w:shd w:val="clear" w:color="ffffff"/>
         <w:tcBorders>
           <w:top w:val="none" w:color="000000" w:sz="4" w:space="0"/>
           <w:left w:val="none" w:color="000000" w:sz="4" w:space="0"/>
@@ -14317,9 +14341,9 @@
       </w:tcPr>
     </w:tblStylePr>
   </w:style>
-  <w:style w:type="table" w:styleId="35">
+  <w:style w:type="table" w:styleId="769">
     <w:name w:val="Grid Table 3 - Accent 2"/>
-    <w:basedOn w:val="703"/>
+    <w:basedOn w:val="906"/>
     <w:uiPriority w:val="99"/>
     <w:pPr>
       <w:pBdr/>
@@ -14418,7 +14442,7 @@
         <w:tblBorders/>
       </w:tblPr>
       <w:tcPr>
-        <w:shd w:color="ffffff"/>
+        <w:shd w:val="clear" w:color="ffffff"/>
         <w:tcBorders>
           <w:top w:val="none" w:color="000000" w:sz="4" w:space="0"/>
           <w:left w:val="none" w:color="000000" w:sz="4" w:space="0"/>
@@ -14464,7 +14488,7 @@
         <w:tblBorders/>
       </w:tblPr>
       <w:tcPr>
-        <w:shd w:color="ffffff"/>
+        <w:shd w:val="clear" w:color="ffffff"/>
         <w:tcBorders>
           <w:top w:val="none" w:color="000000" w:sz="4" w:space="0"/>
           <w:left w:val="none" w:color="000000" w:sz="4" w:space="0"/>
@@ -14562,9 +14586,9 @@
       </w:tcPr>
     </w:tblStylePr>
   </w:style>
-  <w:style w:type="table" w:styleId="36">
+  <w:style w:type="table" w:styleId="770">
     <w:name w:val="Grid Table 3 - Accent 3"/>
-    <w:basedOn w:val="703"/>
+    <w:basedOn w:val="906"/>
     <w:uiPriority w:val="99"/>
     <w:pPr>
       <w:pBdr/>
@@ -14663,7 +14687,7 @@
         <w:tblBorders/>
       </w:tblPr>
       <w:tcPr>
-        <w:shd w:color="ffffff"/>
+        <w:shd w:val="clear" w:color="ffffff"/>
         <w:tcBorders>
           <w:top w:val="none" w:color="000000" w:sz="4" w:space="0"/>
           <w:left w:val="none" w:color="000000" w:sz="4" w:space="0"/>
@@ -14709,7 +14733,7 @@
         <w:tblBorders/>
       </w:tblPr>
       <w:tcPr>
-        <w:shd w:color="ffffff"/>
+        <w:shd w:val="clear" w:color="ffffff"/>
         <w:tcBorders>
           <w:top w:val="none" w:color="000000" w:sz="4" w:space="0"/>
           <w:left w:val="none" w:color="000000" w:sz="4" w:space="0"/>
@@ -14807,9 +14831,9 @@
       </w:tcPr>
     </w:tblStylePr>
   </w:style>
-  <w:style w:type="table" w:styleId="37">
+  <w:style w:type="table" w:styleId="771">
     <w:name w:val="Grid Table 3 - Accent 4"/>
-    <w:basedOn w:val="703"/>
+    <w:basedOn w:val="906"/>
     <w:uiPriority w:val="99"/>
     <w:pPr>
       <w:pBdr/>
@@ -14908,7 +14932,7 @@
         <w:tblBorders/>
       </w:tblPr>
       <w:tcPr>
-        <w:shd w:color="ffffff"/>
+        <w:shd w:val="clear" w:color="ffffff"/>
         <w:tcBorders>
           <w:top w:val="none" w:color="000000" w:sz="4" w:space="0"/>
           <w:left w:val="none" w:color="000000" w:sz="4" w:space="0"/>
@@ -14954,7 +14978,7 @@
         <w:tblBorders/>
       </w:tblPr>
       <w:tcPr>
-        <w:shd w:color="ffffff"/>
+        <w:shd w:val="clear" w:color="ffffff"/>
         <w:tcBorders>
           <w:top w:val="none" w:color="000000" w:sz="4" w:space="0"/>
           <w:left w:val="none" w:color="000000" w:sz="4" w:space="0"/>
@@ -15052,9 +15076,9 @@
       </w:tcPr>
     </w:tblStylePr>
   </w:style>
-  <w:style w:type="table" w:styleId="38">
+  <w:style w:type="table" w:styleId="772">
     <w:name w:val="Grid Table 3 - Accent 5"/>
-    <w:basedOn w:val="703"/>
+    <w:basedOn w:val="906"/>
     <w:uiPriority w:val="99"/>
     <w:pPr>
       <w:pBdr/>
@@ -15153,7 +15177,7 @@
         <w:tblBorders/>
       </w:tblPr>
       <w:tcPr>
-        <w:shd w:color="ffffff"/>
+        <w:shd w:val="clear" w:color="ffffff"/>
         <w:tcBorders>
           <w:top w:val="none" w:color="000000" w:sz="4" w:space="0"/>
           <w:left w:val="none" w:color="000000" w:sz="4" w:space="0"/>
@@ -15199,7 +15223,7 @@
         <w:tblBorders/>
       </w:tblPr>
       <w:tcPr>
-        <w:shd w:color="ffffff"/>
+        <w:shd w:val="clear" w:color="ffffff"/>
         <w:tcBorders>
           <w:top w:val="none" w:color="000000" w:sz="4" w:space="0"/>
           <w:left w:val="none" w:color="000000" w:sz="4" w:space="0"/>
@@ -15297,9 +15321,9 @@
       </w:tcPr>
     </w:tblStylePr>
   </w:style>
-  <w:style w:type="table" w:styleId="39">
+  <w:style w:type="table" w:styleId="773">
     <w:name w:val="Grid Table 3 - Accent 6"/>
-    <w:basedOn w:val="703"/>
+    <w:basedOn w:val="906"/>
     <w:uiPriority w:val="99"/>
     <w:pPr>
       <w:pBdr/>
@@ -15398,7 +15422,7 @@
         <w:tblBorders/>
       </w:tblPr>
       <w:tcPr>
-        <w:shd w:color="ffffff"/>
+        <w:shd w:val="clear" w:color="ffffff"/>
         <w:tcBorders>
           <w:top w:val="none" w:color="000000" w:sz="4" w:space="0"/>
           <w:left w:val="none" w:color="000000" w:sz="4" w:space="0"/>
@@ -15444,7 +15468,7 @@
         <w:tblBorders/>
       </w:tblPr>
       <w:tcPr>
-        <w:shd w:color="ffffff"/>
+        <w:shd w:val="clear" w:color="ffffff"/>
         <w:tcBorders>
           <w:top w:val="none" w:color="000000" w:sz="4" w:space="0"/>
           <w:left w:val="none" w:color="000000" w:sz="4" w:space="0"/>
@@ -15542,9 +15566,9 @@
       </w:tcPr>
     </w:tblStylePr>
   </w:style>
-  <w:style w:type="table" w:styleId="40">
+  <w:style w:type="table" w:styleId="774">
     <w:name w:val="Grid Table 4"/>
-    <w:basedOn w:val="703"/>
+    <w:basedOn w:val="906"/>
     <w:uiPriority w:val="59"/>
     <w:pPr>
       <w:pBdr/>
@@ -15775,9 +15799,9 @@
       </w:tcPr>
     </w:tblStylePr>
   </w:style>
-  <w:style w:type="table" w:styleId="41">
+  <w:style w:type="table" w:styleId="775">
     <w:name w:val="Grid Table 4 - Accent 1"/>
-    <w:basedOn w:val="703"/>
+    <w:basedOn w:val="906"/>
     <w:uiPriority w:val="59"/>
     <w:pPr>
       <w:pBdr/>
@@ -16008,9 +16032,9 @@
       </w:tcPr>
     </w:tblStylePr>
   </w:style>
-  <w:style w:type="table" w:styleId="42">
+  <w:style w:type="table" w:styleId="776">
     <w:name w:val="Grid Table 4 - Accent 2"/>
-    <w:basedOn w:val="703"/>
+    <w:basedOn w:val="906"/>
     <w:uiPriority w:val="59"/>
     <w:pPr>
       <w:pBdr/>
@@ -16241,9 +16265,9 @@
       </w:tcPr>
     </w:tblStylePr>
   </w:style>
-  <w:style w:type="table" w:styleId="43">
+  <w:style w:type="table" w:styleId="777">
     <w:name w:val="Grid Table 4 - Accent 3"/>
-    <w:basedOn w:val="703"/>
+    <w:basedOn w:val="906"/>
     <w:uiPriority w:val="59"/>
     <w:pPr>
       <w:pBdr/>
@@ -16474,9 +16498,9 @@
       </w:tcPr>
     </w:tblStylePr>
   </w:style>
-  <w:style w:type="table" w:styleId="44">
+  <w:style w:type="table" w:styleId="778">
     <w:name w:val="Grid Table 4 - Accent 4"/>
-    <w:basedOn w:val="703"/>
+    <w:basedOn w:val="906"/>
     <w:uiPriority w:val="59"/>
     <w:pPr>
       <w:pBdr/>
@@ -16707,9 +16731,9 @@
       </w:tcPr>
     </w:tblStylePr>
   </w:style>
-  <w:style w:type="table" w:styleId="45">
+  <w:style w:type="table" w:styleId="779">
     <w:name w:val="Grid Table 4 - Accent 5"/>
-    <w:basedOn w:val="703"/>
+    <w:basedOn w:val="906"/>
     <w:uiPriority w:val="59"/>
     <w:pPr>
       <w:pBdr/>
@@ -16940,9 +16964,9 @@
       </w:tcPr>
     </w:tblStylePr>
   </w:style>
-  <w:style w:type="table" w:styleId="46">
+  <w:style w:type="table" w:styleId="780">
     <w:name w:val="Grid Table 4 - Accent 6"/>
-    <w:basedOn w:val="703"/>
+    <w:basedOn w:val="906"/>
     <w:uiPriority w:val="59"/>
     <w:pPr>
       <w:pBdr/>
@@ -17173,9 +17197,9 @@
       </w:tcPr>
     </w:tblStylePr>
   </w:style>
-  <w:style w:type="table" w:styleId="47">
+  <w:style w:type="table" w:styleId="781">
     <w:name w:val="Grid Table 5 Dark"/>
-    <w:basedOn w:val="703"/>
+    <w:basedOn w:val="906"/>
     <w:uiPriority w:val="99"/>
     <w:pPr>
       <w:pBdr/>
@@ -17401,9 +17425,9 @@
       </w:tcPr>
     </w:tblStylePr>
   </w:style>
-  <w:style w:type="table" w:styleId="48">
+  <w:style w:type="table" w:styleId="782">
     <w:name w:val="Grid Table 5 Dark- Accent 1"/>
-    <w:basedOn w:val="703"/>
+    <w:basedOn w:val="906"/>
     <w:uiPriority w:val="99"/>
     <w:pPr>
       <w:pBdr/>
@@ -17629,9 +17653,9 @@
       </w:tcPr>
     </w:tblStylePr>
   </w:style>
-  <w:style w:type="table" w:styleId="49">
+  <w:style w:type="table" w:styleId="783">
     <w:name w:val="Grid Table 5 Dark - Accent 2"/>
-    <w:basedOn w:val="703"/>
+    <w:basedOn w:val="906"/>
     <w:uiPriority w:val="99"/>
     <w:pPr>
       <w:pBdr/>
@@ -17857,9 +17881,9 @@
       </w:tcPr>
     </w:tblStylePr>
   </w:style>
-  <w:style w:type="table" w:styleId="50">
+  <w:style w:type="table" w:styleId="784">
     <w:name w:val="Grid Table 5 Dark - Accent 3"/>
-    <w:basedOn w:val="703"/>
+    <w:basedOn w:val="906"/>
     <w:uiPriority w:val="99"/>
     <w:pPr>
       <w:pBdr/>
@@ -18085,9 +18109,9 @@
       </w:tcPr>
     </w:tblStylePr>
   </w:style>
-  <w:style w:type="table" w:styleId="51">
+  <w:style w:type="table" w:styleId="785">
     <w:name w:val="Grid Table 5 Dark- Accent 4"/>
-    <w:basedOn w:val="703"/>
+    <w:basedOn w:val="906"/>
     <w:uiPriority w:val="99"/>
     <w:pPr>
       <w:pBdr/>
@@ -18313,9 +18337,9 @@
       </w:tcPr>
     </w:tblStylePr>
   </w:style>
-  <w:style w:type="table" w:styleId="52">
+  <w:style w:type="table" w:styleId="786">
     <w:name w:val="Grid Table 5 Dark - Accent 5"/>
-    <w:basedOn w:val="703"/>
+    <w:basedOn w:val="906"/>
     <w:uiPriority w:val="99"/>
     <w:pPr>
       <w:pBdr/>
@@ -18541,9 +18565,9 @@
       </w:tcPr>
     </w:tblStylePr>
   </w:style>
-  <w:style w:type="table" w:styleId="53">
+  <w:style w:type="table" w:styleId="787">
     <w:name w:val="Grid Table 5 Dark - Accent 6"/>
-    <w:basedOn w:val="703"/>
+    <w:basedOn w:val="906"/>
     <w:uiPriority w:val="99"/>
     <w:pPr>
       <w:pBdr/>
@@ -18769,9 +18793,9 @@
       </w:tcPr>
     </w:tblStylePr>
   </w:style>
-  <w:style w:type="table" w:styleId="54">
+  <w:style w:type="table" w:styleId="788">
     <w:name w:val="Grid Table 6 Colorful"/>
-    <w:basedOn w:val="703"/>
+    <w:basedOn w:val="906"/>
     <w:uiPriority w:val="99"/>
     <w:pPr>
       <w:pBdr/>
@@ -18999,9 +19023,9 @@
       </w:tcPr>
     </w:tblStylePr>
   </w:style>
-  <w:style w:type="table" w:styleId="55">
+  <w:style w:type="table" w:styleId="789">
     <w:name w:val="Grid Table 6 Colorful - Accent 1"/>
-    <w:basedOn w:val="703"/>
+    <w:basedOn w:val="906"/>
     <w:uiPriority w:val="99"/>
     <w:pPr>
       <w:pBdr/>
@@ -19229,9 +19253,9 @@
       </w:tcPr>
     </w:tblStylePr>
   </w:style>
-  <w:style w:type="table" w:styleId="56">
+  <w:style w:type="table" w:styleId="790">
     <w:name w:val="Grid Table 6 Colorful - Accent 2"/>
-    <w:basedOn w:val="703"/>
+    <w:basedOn w:val="906"/>
     <w:uiPriority w:val="99"/>
     <w:pPr>
       <w:pBdr/>
@@ -19459,9 +19483,9 @@
       </w:tcPr>
     </w:tblStylePr>
   </w:style>
-  <w:style w:type="table" w:styleId="57">
+  <w:style w:type="table" w:styleId="791">
     <w:name w:val="Grid Table 6 Colorful - Accent 3"/>
-    <w:basedOn w:val="703"/>
+    <w:basedOn w:val="906"/>
     <w:uiPriority w:val="99"/>
     <w:pPr>
       <w:pBdr/>
@@ -19689,9 +19713,9 @@
       </w:tcPr>
     </w:tblStylePr>
   </w:style>
-  <w:style w:type="table" w:styleId="58">
+  <w:style w:type="table" w:styleId="792">
     <w:name w:val="Grid Table 6 Colorful - Accent 4"/>
-    <w:basedOn w:val="703"/>
+    <w:basedOn w:val="906"/>
     <w:uiPriority w:val="99"/>
     <w:pPr>
       <w:pBdr/>
@@ -19919,9 +19943,9 @@
       </w:tcPr>
     </w:tblStylePr>
   </w:style>
-  <w:style w:type="table" w:styleId="59">
+  <w:style w:type="table" w:styleId="793">
     <w:name w:val="Grid Table 6 Colorful - Accent 5"/>
-    <w:basedOn w:val="703"/>
+    <w:basedOn w:val="906"/>
     <w:uiPriority w:val="99"/>
     <w:pPr>
       <w:pBdr/>
@@ -20149,9 +20173,9 @@
       </w:tcPr>
     </w:tblStylePr>
   </w:style>
-  <w:style w:type="table" w:styleId="60">
+  <w:style w:type="table" w:styleId="794">
     <w:name w:val="Grid Table 6 Colorful - Accent 6"/>
-    <w:basedOn w:val="703"/>
+    <w:basedOn w:val="906"/>
     <w:uiPriority w:val="99"/>
     <w:pPr>
       <w:pBdr/>
@@ -20379,9 +20403,9 @@
       </w:tcPr>
     </w:tblStylePr>
   </w:style>
-  <w:style w:type="table" w:styleId="61">
+  <w:style w:type="table" w:styleId="795">
     <w:name w:val="Grid Table 7 Colorful"/>
-    <w:basedOn w:val="703"/>
+    <w:basedOn w:val="906"/>
     <w:uiPriority w:val="99"/>
     <w:pPr>
       <w:pBdr/>
@@ -20483,11 +20507,11 @@
         <w:tblBorders/>
       </w:tblPr>
       <w:tcPr>
-        <w:shd w:color="ffffff"/>
-        <w:tcBorders>
-          <w:top w:val="none"/>
-          <w:left w:val="none"/>
-          <w:bottom w:val="none"/>
+        <w:shd w:val="clear" w:color="ffffff"/>
+        <w:tcBorders>
+          <w:top w:val="none" w:color="000000" w:sz="4" w:space="0"/>
+          <w:left w:val="none" w:color="000000" w:sz="4" w:space="0"/>
+          <w:bottom w:val="none" w:color="000000" w:sz="4" w:space="0"/>
           <w:right w:val="single" w:color="000000" w:themeColor="text1" w:themeTint="80" w:sz="4" w:space="0"/>
         </w:tcBorders>
       </w:tcPr>
@@ -20510,10 +20534,10 @@
       <w:tcPr>
         <w:shd w:val="clear" w:color="ffffff" w:themeColor="light1" w:fill="ffffff" w:themeFill="light1"/>
         <w:tcBorders>
-          <w:top w:val="none"/>
-          <w:left w:val="none"/>
+          <w:top w:val="none" w:color="000000" w:sz="4" w:space="0"/>
+          <w:left w:val="none" w:color="000000" w:sz="4" w:space="0"/>
           <w:bottom w:val="single" w:color="000000" w:themeColor="text1" w:themeTint="80" w:sz="4" w:space="0"/>
-          <w:right w:val="none"/>
+          <w:right w:val="none" w:color="000000" w:sz="4" w:space="0"/>
         </w:tcBorders>
       </w:tcPr>
     </w:tblStylePr>
@@ -20533,12 +20557,12 @@
         <w:tblBorders/>
       </w:tblPr>
       <w:tcPr>
-        <w:shd w:color="ffffff"/>
-        <w:tcBorders>
-          <w:top w:val="none"/>
+        <w:shd w:val="clear" w:color="ffffff"/>
+        <w:tcBorders>
+          <w:top w:val="none" w:color="000000" w:sz="4" w:space="0"/>
           <w:left w:val="single" w:color="000000" w:themeColor="text1" w:themeTint="80" w:sz="4" w:space="0"/>
-          <w:bottom w:val="none"/>
-          <w:right w:val="none"/>
+          <w:bottom w:val="none" w:color="000000" w:sz="4" w:space="0"/>
+          <w:right w:val="none" w:color="000000" w:sz="4" w:space="0"/>
         </w:tcBorders>
       </w:tcPr>
     </w:tblStylePr>
@@ -20561,9 +20585,9 @@
         <w:shd w:val="clear" w:color="ffffff" w:themeColor="light1" w:fill="ffffff" w:themeFill="light1"/>
         <w:tcBorders>
           <w:top w:val="single" w:color="000000" w:themeColor="text1" w:themeTint="80" w:sz="4" w:space="0"/>
-          <w:left w:val="none"/>
-          <w:bottom w:val="none"/>
-          <w:right w:val="none"/>
+          <w:left w:val="none" w:color="000000" w:sz="4" w:space="0"/>
+          <w:bottom w:val="none" w:color="000000" w:sz="4" w:space="0"/>
+          <w:right w:val="none" w:color="000000" w:sz="4" w:space="0"/>
         </w:tcBorders>
       </w:tcPr>
     </w:tblStylePr>
@@ -20633,9 +20657,9 @@
       </w:tcPr>
     </w:tblStylePr>
   </w:style>
-  <w:style w:type="table" w:styleId="62">
+  <w:style w:type="table" w:styleId="796">
     <w:name w:val="Grid Table 7 Colorful - Accent 1"/>
-    <w:basedOn w:val="703"/>
+    <w:basedOn w:val="906"/>
     <w:uiPriority w:val="99"/>
     <w:pPr>
       <w:pBdr/>
@@ -20737,11 +20761,11 @@
         <w:tblBorders/>
       </w:tblPr>
       <w:tcPr>
-        <w:shd w:color="ffffff"/>
-        <w:tcBorders>
-          <w:top w:val="none"/>
-          <w:left w:val="none"/>
-          <w:bottom w:val="none"/>
+        <w:shd w:val="clear" w:color="ffffff"/>
+        <w:tcBorders>
+          <w:top w:val="none" w:color="000000" w:sz="4" w:space="0"/>
+          <w:left w:val="none" w:color="000000" w:sz="4" w:space="0"/>
+          <w:bottom w:val="none" w:color="000000" w:sz="4" w:space="0"/>
           <w:right w:val="single" w:color="000000" w:themeColor="accent1" w:themeTint="80" w:sz="4" w:space="0"/>
         </w:tcBorders>
       </w:tcPr>
@@ -20764,10 +20788,10 @@
       <w:tcPr>
         <w:shd w:val="clear" w:color="ffffff" w:themeColor="light1" w:fill="ffffff" w:themeFill="light1"/>
         <w:tcBorders>
-          <w:top w:val="none"/>
-          <w:left w:val="none"/>
+          <w:top w:val="none" w:color="000000" w:sz="4" w:space="0"/>
+          <w:left w:val="none" w:color="000000" w:sz="4" w:space="0"/>
           <w:bottom w:val="single" w:color="000000" w:themeColor="accent1" w:themeTint="80" w:sz="4" w:space="0"/>
-          <w:right w:val="none"/>
+          <w:right w:val="none" w:color="000000" w:sz="4" w:space="0"/>
         </w:tcBorders>
       </w:tcPr>
     </w:tblStylePr>
@@ -20787,12 +20811,12 @@
         <w:tblBorders/>
       </w:tblPr>
       <w:tcPr>
-        <w:shd w:color="ffffff"/>
-        <w:tcBorders>
-          <w:top w:val="none"/>
+        <w:shd w:val="clear" w:color="ffffff"/>
+        <w:tcBorders>
+          <w:top w:val="none" w:color="000000" w:sz="4" w:space="0"/>
           <w:left w:val="single" w:color="000000" w:themeColor="accent1" w:themeTint="80" w:sz="4" w:space="0"/>
-          <w:bottom w:val="none"/>
-          <w:right w:val="none"/>
+          <w:bottom w:val="none" w:color="000000" w:sz="4" w:space="0"/>
+          <w:right w:val="none" w:color="000000" w:sz="4" w:space="0"/>
         </w:tcBorders>
       </w:tcPr>
     </w:tblStylePr>
@@ -20815,9 +20839,9 @@
         <w:shd w:val="clear" w:color="ffffff" w:themeColor="light1" w:fill="ffffff" w:themeFill="light1"/>
         <w:tcBorders>
           <w:top w:val="single" w:color="000000" w:themeColor="accent1" w:themeTint="80" w:sz="4" w:space="0"/>
-          <w:left w:val="none"/>
-          <w:bottom w:val="none"/>
-          <w:right w:val="none"/>
+          <w:left w:val="none" w:color="000000" w:sz="4" w:space="0"/>
+          <w:bottom w:val="none" w:color="000000" w:sz="4" w:space="0"/>
+          <w:right w:val="none" w:color="000000" w:sz="4" w:space="0"/>
         </w:tcBorders>
       </w:tcPr>
     </w:tblStylePr>
@@ -20887,9 +20911,9 @@
       </w:tcPr>
     </w:tblStylePr>
   </w:style>
-  <w:style w:type="table" w:styleId="63">
+  <w:style w:type="table" w:styleId="797">
     <w:name w:val="Grid Table 7 Colorful - Accent 2"/>
-    <w:basedOn w:val="703"/>
+    <w:basedOn w:val="906"/>
     <w:uiPriority w:val="99"/>
     <w:pPr>
       <w:pBdr/>
@@ -20991,11 +21015,11 @@
         <w:tblBorders/>
       </w:tblPr>
       <w:tcPr>
-        <w:shd w:color="ffffff"/>
-        <w:tcBorders>
-          <w:top w:val="none"/>
-          <w:left w:val="none"/>
-          <w:bottom w:val="none"/>
+        <w:shd w:val="clear" w:color="ffffff"/>
+        <w:tcBorders>
+          <w:top w:val="none" w:color="000000" w:sz="4" w:space="0"/>
+          <w:left w:val="none" w:color="000000" w:sz="4" w:space="0"/>
+          <w:bottom w:val="none" w:color="000000" w:sz="4" w:space="0"/>
           <w:right w:val="single" w:color="000000" w:themeColor="accent2" w:themeTint="97" w:sz="4" w:space="0"/>
         </w:tcBorders>
       </w:tcPr>
@@ -21018,10 +21042,10 @@
       <w:tcPr>
         <w:shd w:val="clear" w:color="ffffff" w:themeColor="light1" w:fill="ffffff" w:themeFill="light1"/>
         <w:tcBorders>
-          <w:top w:val="none"/>
-          <w:left w:val="none"/>
+          <w:top w:val="none" w:color="000000" w:sz="4" w:space="0"/>
+          <w:left w:val="none" w:color="000000" w:sz="4" w:space="0"/>
           <w:bottom w:val="single" w:color="000000" w:themeColor="accent2" w:themeTint="97" w:sz="4" w:space="0"/>
-          <w:right w:val="none"/>
+          <w:right w:val="none" w:color="000000" w:sz="4" w:space="0"/>
         </w:tcBorders>
       </w:tcPr>
     </w:tblStylePr>
@@ -21041,12 +21065,12 @@
         <w:tblBorders/>
       </w:tblPr>
       <w:tcPr>
-        <w:shd w:color="ffffff"/>
-        <w:tcBorders>
-          <w:top w:val="none"/>
+        <w:shd w:val="clear" w:color="ffffff"/>
+        <w:tcBorders>
+          <w:top w:val="none" w:color="000000" w:sz="4" w:space="0"/>
           <w:left w:val="single" w:color="000000" w:themeColor="accent2" w:themeTint="97" w:sz="4" w:space="0"/>
-          <w:bottom w:val="none"/>
-          <w:right w:val="none"/>
+          <w:bottom w:val="none" w:color="000000" w:sz="4" w:space="0"/>
+          <w:right w:val="none" w:color="000000" w:sz="4" w:space="0"/>
         </w:tcBorders>
       </w:tcPr>
     </w:tblStylePr>
@@ -21069,9 +21093,9 @@
         <w:shd w:val="clear" w:color="ffffff" w:themeColor="light1" w:fill="ffffff" w:themeFill="light1"/>
         <w:tcBorders>
           <w:top w:val="single" w:color="000000" w:themeColor="accent2" w:themeTint="97" w:sz="4" w:space="0"/>
-          <w:left w:val="none"/>
-          <w:bottom w:val="none"/>
-          <w:right w:val="none"/>
+          <w:left w:val="none" w:color="000000" w:sz="4" w:space="0"/>
+          <w:bottom w:val="none" w:color="000000" w:sz="4" w:space="0"/>
+          <w:right w:val="none" w:color="000000" w:sz="4" w:space="0"/>
         </w:tcBorders>
       </w:tcPr>
     </w:tblStylePr>
@@ -21141,9 +21165,9 @@
       </w:tcPr>
     </w:tblStylePr>
   </w:style>
-  <w:style w:type="table" w:styleId="64">
+  <w:style w:type="table" w:styleId="798">
     <w:name w:val="Grid Table 7 Colorful - Accent 3"/>
-    <w:basedOn w:val="703"/>
+    <w:basedOn w:val="906"/>
     <w:uiPriority w:val="99"/>
     <w:pPr>
       <w:pBdr/>
@@ -21245,11 +21269,11 @@
         <w:tblBorders/>
       </w:tblPr>
       <w:tcPr>
-        <w:shd w:color="ffffff"/>
-        <w:tcBorders>
-          <w:top w:val="none"/>
-          <w:left w:val="none"/>
-          <w:bottom w:val="none"/>
+        <w:shd w:val="clear" w:color="ffffff"/>
+        <w:tcBorders>
+          <w:top w:val="none" w:color="000000" w:sz="4" w:space="0"/>
+          <w:left w:val="none" w:color="000000" w:sz="4" w:space="0"/>
+          <w:bottom w:val="none" w:color="000000" w:sz="4" w:space="0"/>
           <w:right w:val="single" w:color="000000" w:themeColor="accent3" w:themeTint="FE" w:sz="4" w:space="0"/>
         </w:tcBorders>
       </w:tcPr>
@@ -21272,10 +21296,10 @@
       <w:tcPr>
         <w:shd w:val="clear" w:color="ffffff" w:themeColor="light1" w:fill="ffffff" w:themeFill="light1"/>
         <w:tcBorders>
-          <w:top w:val="none"/>
-          <w:left w:val="none"/>
+          <w:top w:val="none" w:color="000000" w:sz="4" w:space="0"/>
+          <w:left w:val="none" w:color="000000" w:sz="4" w:space="0"/>
           <w:bottom w:val="single" w:color="000000" w:themeColor="accent3" w:themeTint="FE" w:sz="4" w:space="0"/>
-          <w:right w:val="none"/>
+          <w:right w:val="none" w:color="000000" w:sz="4" w:space="0"/>
         </w:tcBorders>
       </w:tcPr>
     </w:tblStylePr>
@@ -21295,12 +21319,12 @@
         <w:tblBorders/>
       </w:tblPr>
       <w:tcPr>
-        <w:shd w:color="ffffff"/>
-        <w:tcBorders>
-          <w:top w:val="none"/>
+        <w:shd w:val="clear" w:color="ffffff"/>
+        <w:tcBorders>
+          <w:top w:val="none" w:color="000000" w:sz="4" w:space="0"/>
           <w:left w:val="single" w:color="000000" w:themeColor="accent3" w:themeTint="FE" w:sz="4" w:space="0"/>
-          <w:bottom w:val="none"/>
-          <w:right w:val="none"/>
+          <w:bottom w:val="none" w:color="000000" w:sz="4" w:space="0"/>
+          <w:right w:val="none" w:color="000000" w:sz="4" w:space="0"/>
         </w:tcBorders>
       </w:tcPr>
     </w:tblStylePr>
@@ -21323,9 +21347,9 @@
         <w:shd w:val="clear" w:color="ffffff" w:themeColor="light1" w:fill="ffffff" w:themeFill="light1"/>
         <w:tcBorders>
           <w:top w:val="single" w:color="000000" w:themeColor="accent3" w:themeTint="FE" w:sz="4" w:space="0"/>
-          <w:left w:val="none"/>
-          <w:bottom w:val="none"/>
-          <w:right w:val="none"/>
+          <w:left w:val="none" w:color="000000" w:sz="4" w:space="0"/>
+          <w:bottom w:val="none" w:color="000000" w:sz="4" w:space="0"/>
+          <w:right w:val="none" w:color="000000" w:sz="4" w:space="0"/>
         </w:tcBorders>
       </w:tcPr>
     </w:tblStylePr>
@@ -21395,9 +21419,9 @@
       </w:tcPr>
     </w:tblStylePr>
   </w:style>
-  <w:style w:type="table" w:styleId="65">
+  <w:style w:type="table" w:styleId="799">
     <w:name w:val="Grid Table 7 Colorful - Accent 4"/>
-    <w:basedOn w:val="703"/>
+    <w:basedOn w:val="906"/>
     <w:uiPriority w:val="99"/>
     <w:pPr>
       <w:pBdr/>
@@ -21499,11 +21523,11 @@
         <w:tblBorders/>
       </w:tblPr>
       <w:tcPr>
-        <w:shd w:color="ffffff"/>
-        <w:tcBorders>
-          <w:top w:val="none"/>
-          <w:left w:val="none"/>
-          <w:bottom w:val="none"/>
+        <w:shd w:val="clear" w:color="ffffff"/>
+        <w:tcBorders>
+          <w:top w:val="none" w:color="000000" w:sz="4" w:space="0"/>
+          <w:left w:val="none" w:color="000000" w:sz="4" w:space="0"/>
+          <w:bottom w:val="none" w:color="000000" w:sz="4" w:space="0"/>
           <w:right w:val="single" w:color="000000" w:themeColor="accent4" w:themeTint="9A" w:sz="4" w:space="0"/>
         </w:tcBorders>
       </w:tcPr>
@@ -21526,10 +21550,10 @@
       <w:tcPr>
         <w:shd w:val="clear" w:color="ffffff" w:themeColor="light1" w:fill="ffffff" w:themeFill="light1"/>
         <w:tcBorders>
-          <w:top w:val="none"/>
-          <w:left w:val="none"/>
+          <w:top w:val="none" w:color="000000" w:sz="4" w:space="0"/>
+          <w:left w:val="none" w:color="000000" w:sz="4" w:space="0"/>
           <w:bottom w:val="single" w:color="000000" w:themeColor="accent4" w:themeTint="9A" w:sz="4" w:space="0"/>
-          <w:right w:val="none"/>
+          <w:right w:val="none" w:color="000000" w:sz="4" w:space="0"/>
         </w:tcBorders>
       </w:tcPr>
     </w:tblStylePr>
@@ -21549,12 +21573,12 @@
         <w:tblBorders/>
       </w:tblPr>
       <w:tcPr>
-        <w:shd w:color="ffffff"/>
-        <w:tcBorders>
-          <w:top w:val="none"/>
+        <w:shd w:val="clear" w:color="ffffff"/>
+        <w:tcBorders>
+          <w:top w:val="none" w:color="000000" w:sz="4" w:space="0"/>
           <w:left w:val="single" w:color="000000" w:themeColor="accent4" w:themeTint="9A" w:sz="4" w:space="0"/>
-          <w:bottom w:val="none"/>
-          <w:right w:val="none"/>
+          <w:bottom w:val="none" w:color="000000" w:sz="4" w:space="0"/>
+          <w:right w:val="none" w:color="000000" w:sz="4" w:space="0"/>
         </w:tcBorders>
       </w:tcPr>
     </w:tblStylePr>
@@ -21577,9 +21601,9 @@
         <w:shd w:val="clear" w:color="ffffff" w:themeColor="light1" w:fill="ffffff" w:themeFill="light1"/>
         <w:tcBorders>
           <w:top w:val="single" w:color="000000" w:themeColor="accent4" w:themeTint="9A" w:sz="4" w:space="0"/>
-          <w:left w:val="none"/>
-          <w:bottom w:val="none"/>
-          <w:right w:val="none"/>
+          <w:left w:val="none" w:color="000000" w:sz="4" w:space="0"/>
+          <w:bottom w:val="none" w:color="000000" w:sz="4" w:space="0"/>
+          <w:right w:val="none" w:color="000000" w:sz="4" w:space="0"/>
         </w:tcBorders>
       </w:tcPr>
     </w:tblStylePr>
@@ -21649,9 +21673,9 @@
       </w:tcPr>
     </w:tblStylePr>
   </w:style>
-  <w:style w:type="table" w:styleId="66">
+  <w:style w:type="table" w:styleId="800">
     <w:name w:val="Grid Table 7 Colorful - Accent 5"/>
-    <w:basedOn w:val="703"/>
+    <w:basedOn w:val="906"/>
     <w:uiPriority w:val="99"/>
     <w:pPr>
       <w:pBdr/>
@@ -21753,11 +21777,11 @@
         <w:tblBorders/>
       </w:tblPr>
       <w:tcPr>
-        <w:shd w:color="ffffff"/>
-        <w:tcBorders>
-          <w:top w:val="none"/>
-          <w:left w:val="none"/>
-          <w:bottom w:val="none"/>
+        <w:shd w:val="clear" w:color="ffffff"/>
+        <w:tcBorders>
+          <w:top w:val="none" w:color="000000" w:sz="4" w:space="0"/>
+          <w:left w:val="none" w:color="000000" w:sz="4" w:space="0"/>
+          <w:bottom w:val="none" w:color="000000" w:sz="4" w:space="0"/>
           <w:right w:val="single" w:color="000000" w:themeColor="accent5" w:themeTint="90" w:sz="4" w:space="0"/>
         </w:tcBorders>
       </w:tcPr>
@@ -21780,10 +21804,10 @@
       <w:tcPr>
         <w:shd w:val="clear" w:color="ffffff" w:themeColor="light1" w:fill="ffffff" w:themeFill="light1"/>
         <w:tcBorders>
-          <w:top w:val="none"/>
-          <w:left w:val="none"/>
+          <w:top w:val="none" w:color="000000" w:sz="4" w:space="0"/>
+          <w:left w:val="none" w:color="000000" w:sz="4" w:space="0"/>
           <w:bottom w:val="single" w:color="000000" w:themeColor="accent5" w:themeTint="90" w:sz="4" w:space="0"/>
-          <w:right w:val="none"/>
+          <w:right w:val="none" w:color="000000" w:sz="4" w:space="0"/>
         </w:tcBorders>
       </w:tcPr>
     </w:tblStylePr>
@@ -21803,12 +21827,12 @@
         <w:tblBorders/>
       </w:tblPr>
       <w:tcPr>
-        <w:shd w:color="ffffff"/>
-        <w:tcBorders>
-          <w:top w:val="none"/>
+        <w:shd w:val="clear" w:color="ffffff"/>
+        <w:tcBorders>
+          <w:top w:val="none" w:color="000000" w:sz="4" w:space="0"/>
           <w:left w:val="single" w:color="000000" w:themeColor="accent5" w:themeTint="90" w:sz="4" w:space="0"/>
-          <w:bottom w:val="none"/>
-          <w:right w:val="none"/>
+          <w:bottom w:val="none" w:color="000000" w:sz="4" w:space="0"/>
+          <w:right w:val="none" w:color="000000" w:sz="4" w:space="0"/>
         </w:tcBorders>
       </w:tcPr>
     </w:tblStylePr>
@@ -21831,9 +21855,9 @@
         <w:shd w:val="clear" w:color="ffffff" w:themeColor="light1" w:fill="ffffff" w:themeFill="light1"/>
         <w:tcBorders>
           <w:top w:val="single" w:color="000000" w:themeColor="accent5" w:themeTint="90" w:sz="4" w:space="0"/>
-          <w:left w:val="none"/>
-          <w:bottom w:val="none"/>
-          <w:right w:val="none"/>
+          <w:left w:val="none" w:color="000000" w:sz="4" w:space="0"/>
+          <w:bottom w:val="none" w:color="000000" w:sz="4" w:space="0"/>
+          <w:right w:val="none" w:color="000000" w:sz="4" w:space="0"/>
         </w:tcBorders>
       </w:tcPr>
     </w:tblStylePr>
@@ -21903,9 +21927,9 @@
       </w:tcPr>
     </w:tblStylePr>
   </w:style>
-  <w:style w:type="table" w:styleId="67">
+  <w:style w:type="table" w:styleId="801">
     <w:name w:val="Grid Table 7 Colorful - Accent 6"/>
-    <w:basedOn w:val="703"/>
+    <w:basedOn w:val="906"/>
     <w:uiPriority w:val="99"/>
     <w:pPr>
       <w:pBdr/>
@@ -22007,11 +22031,11 @@
         <w:tblBorders/>
       </w:tblPr>
       <w:tcPr>
-        <w:shd w:color="ffffff"/>
-        <w:tcBorders>
-          <w:top w:val="none"/>
-          <w:left w:val="none"/>
-          <w:bottom w:val="none"/>
+        <w:shd w:val="clear" w:color="ffffff"/>
+        <w:tcBorders>
+          <w:top w:val="none" w:color="000000" w:sz="4" w:space="0"/>
+          <w:left w:val="none" w:color="000000" w:sz="4" w:space="0"/>
+          <w:bottom w:val="none" w:color="000000" w:sz="4" w:space="0"/>
           <w:right w:val="single" w:color="000000" w:themeColor="accent6" w:themeTint="90" w:sz="4" w:space="0"/>
         </w:tcBorders>
       </w:tcPr>
@@ -22034,10 +22058,10 @@
       <w:tcPr>
         <w:shd w:val="clear" w:color="ffffff" w:themeColor="light1" w:fill="ffffff" w:themeFill="light1"/>
         <w:tcBorders>
-          <w:top w:val="none"/>
-          <w:left w:val="none"/>
+          <w:top w:val="none" w:color="000000" w:sz="4" w:space="0"/>
+          <w:left w:val="none" w:color="000000" w:sz="4" w:space="0"/>
           <w:bottom w:val="single" w:color="000000" w:themeColor="accent6" w:themeTint="90" w:sz="4" w:space="0"/>
-          <w:right w:val="none"/>
+          <w:right w:val="none" w:color="000000" w:sz="4" w:space="0"/>
         </w:tcBorders>
       </w:tcPr>
     </w:tblStylePr>
@@ -22057,12 +22081,12 @@
         <w:tblBorders/>
       </w:tblPr>
       <w:tcPr>
-        <w:shd w:color="ffffff"/>
-        <w:tcBorders>
-          <w:top w:val="none"/>
+        <w:shd w:val="clear" w:color="ffffff"/>
+        <w:tcBorders>
+          <w:top w:val="none" w:color="000000" w:sz="4" w:space="0"/>
           <w:left w:val="single" w:color="000000" w:themeColor="accent6" w:themeTint="90" w:sz="4" w:space="0"/>
-          <w:bottom w:val="none"/>
-          <w:right w:val="none"/>
+          <w:bottom w:val="none" w:color="000000" w:sz="4" w:space="0"/>
+          <w:right w:val="none" w:color="000000" w:sz="4" w:space="0"/>
         </w:tcBorders>
       </w:tcPr>
     </w:tblStylePr>
@@ -22085,9 +22109,9 @@
         <w:shd w:val="clear" w:color="ffffff" w:themeColor="light1" w:fill="ffffff" w:themeFill="light1"/>
         <w:tcBorders>
           <w:top w:val="single" w:color="000000" w:themeColor="accent6" w:themeTint="90" w:sz="4" w:space="0"/>
-          <w:left w:val="none"/>
-          <w:bottom w:val="none"/>
-          <w:right w:val="none"/>
+          <w:left w:val="none" w:color="000000" w:sz="4" w:space="0"/>
+          <w:bottom w:val="none" w:color="000000" w:sz="4" w:space="0"/>
+          <w:right w:val="none" w:color="000000" w:sz="4" w:space="0"/>
         </w:tcBorders>
       </w:tcPr>
     </w:tblStylePr>
@@ -22157,9 +22181,9 @@
       </w:tcPr>
     </w:tblStylePr>
   </w:style>
-  <w:style w:type="table" w:styleId="68">
+  <w:style w:type="table" w:styleId="802">
     <w:name w:val="List Table 1 Light"/>
-    <w:basedOn w:val="703"/>
+    <w:basedOn w:val="906"/>
     <w:uiPriority w:val="99"/>
     <w:pPr>
       <w:pBdr/>
@@ -22373,9 +22397,9 @@
       </w:tcPr>
     </w:tblStylePr>
   </w:style>
-  <w:style w:type="table" w:styleId="69">
+  <w:style w:type="table" w:styleId="803">
     <w:name w:val="List Table 1 Light - Accent 1"/>
-    <w:basedOn w:val="703"/>
+    <w:basedOn w:val="906"/>
     <w:uiPriority w:val="99"/>
     <w:pPr>
       <w:pBdr/>
@@ -22589,9 +22613,9 @@
       </w:tcPr>
     </w:tblStylePr>
   </w:style>
-  <w:style w:type="table" w:styleId="70">
+  <w:style w:type="table" w:styleId="804">
     <w:name w:val="List Table 1 Light - Accent 2"/>
-    <w:basedOn w:val="703"/>
+    <w:basedOn w:val="906"/>
     <w:uiPriority w:val="99"/>
     <w:pPr>
       <w:pBdr/>
@@ -22805,9 +22829,9 @@
       </w:tcPr>
     </w:tblStylePr>
   </w:style>
-  <w:style w:type="table" w:styleId="71">
+  <w:style w:type="table" w:styleId="805">
     <w:name w:val="List Table 1 Light - Accent 3"/>
-    <w:basedOn w:val="703"/>
+    <w:basedOn w:val="906"/>
     <w:uiPriority w:val="99"/>
     <w:pPr>
       <w:pBdr/>
@@ -23021,9 +23045,9 @@
       </w:tcPr>
     </w:tblStylePr>
   </w:style>
-  <w:style w:type="table" w:styleId="72">
+  <w:style w:type="table" w:styleId="806">
     <w:name w:val="List Table 1 Light - Accent 4"/>
-    <w:basedOn w:val="703"/>
+    <w:basedOn w:val="906"/>
     <w:uiPriority w:val="99"/>
     <w:pPr>
       <w:pBdr/>
@@ -23237,9 +23261,9 @@
       </w:tcPr>
     </w:tblStylePr>
   </w:style>
-  <w:style w:type="table" w:styleId="73">
+  <w:style w:type="table" w:styleId="807">
     <w:name w:val="List Table 1 Light - Accent 5"/>
-    <w:basedOn w:val="703"/>
+    <w:basedOn w:val="906"/>
     <w:uiPriority w:val="99"/>
     <w:pPr>
       <w:pBdr/>
@@ -23453,9 +23477,9 @@
       </w:tcPr>
     </w:tblStylePr>
   </w:style>
-  <w:style w:type="table" w:styleId="74">
+  <w:style w:type="table" w:styleId="808">
     <w:name w:val="List Table 1 Light - Accent 6"/>
-    <w:basedOn w:val="703"/>
+    <w:basedOn w:val="906"/>
     <w:uiPriority w:val="99"/>
     <w:pPr>
       <w:pBdr/>
@@ -23669,9 +23693,9 @@
       </w:tcPr>
     </w:tblStylePr>
   </w:style>
-  <w:style w:type="table" w:styleId="75">
+  <w:style w:type="table" w:styleId="809">
     <w:name w:val="List Table 2"/>
-    <w:basedOn w:val="703"/>
+    <w:basedOn w:val="906"/>
     <w:uiPriority w:val="99"/>
     <w:pPr>
       <w:pBdr/>
@@ -23907,9 +23931,9 @@
       </w:tcPr>
     </w:tblStylePr>
   </w:style>
-  <w:style w:type="table" w:styleId="76">
+  <w:style w:type="table" w:styleId="810">
     <w:name w:val="List Table 2 - Accent 1"/>
-    <w:basedOn w:val="703"/>
+    <w:basedOn w:val="906"/>
     <w:uiPriority w:val="99"/>
     <w:pPr>
       <w:pBdr/>
@@ -24145,9 +24169,9 @@
       </w:tcPr>
     </w:tblStylePr>
   </w:style>
-  <w:style w:type="table" w:styleId="77">
+  <w:style w:type="table" w:styleId="811">
     <w:name w:val="List Table 2 - Accent 2"/>
-    <w:basedOn w:val="703"/>
+    <w:basedOn w:val="906"/>
     <w:uiPriority w:val="99"/>
     <w:pPr>
       <w:pBdr/>
@@ -24383,9 +24407,9 @@
       </w:tcPr>
     </w:tblStylePr>
   </w:style>
-  <w:style w:type="table" w:styleId="78">
+  <w:style w:type="table" w:styleId="812">
     <w:name w:val="List Table 2 - Accent 3"/>
-    <w:basedOn w:val="703"/>
+    <w:basedOn w:val="906"/>
     <w:uiPriority w:val="99"/>
     <w:pPr>
       <w:pBdr/>
@@ -24621,9 +24645,9 @@
       </w:tcPr>
     </w:tblStylePr>
   </w:style>
-  <w:style w:type="table" w:styleId="79">
+  <w:style w:type="table" w:styleId="813">
     <w:name w:val="List Table 2 - Accent 4"/>
-    <w:basedOn w:val="703"/>
+    <w:basedOn w:val="906"/>
     <w:uiPriority w:val="99"/>
     <w:pPr>
       <w:pBdr/>
@@ -24859,9 +24883,9 @@
       </w:tcPr>
     </w:tblStylePr>
   </w:style>
-  <w:style w:type="table" w:styleId="80">
+  <w:style w:type="table" w:styleId="814">
     <w:name w:val="List Table 2 - Accent 5"/>
-    <w:basedOn w:val="703"/>
+    <w:basedOn w:val="906"/>
     <w:uiPriority w:val="99"/>
     <w:pPr>
       <w:pBdr/>
@@ -25097,9 +25121,9 @@
       </w:tcPr>
     </w:tblStylePr>
   </w:style>
-  <w:style w:type="table" w:styleId="81">
+  <w:style w:type="table" w:styleId="815">
     <w:name w:val="List Table 2 - Accent 6"/>
-    <w:basedOn w:val="703"/>
+    <w:basedOn w:val="906"/>
     <w:uiPriority w:val="99"/>
     <w:pPr>
       <w:pBdr/>
@@ -25335,9 +25359,9 @@
       </w:tcPr>
     </w:tblStylePr>
   </w:style>
-  <w:style w:type="table" w:styleId="82">
+  <w:style w:type="table" w:styleId="816">
     <w:name w:val="List Table 3"/>
-    <w:basedOn w:val="703"/>
+    <w:basedOn w:val="906"/>
     <w:uiPriority w:val="99"/>
     <w:pPr>
       <w:pBdr/>
@@ -25563,9 +25587,9 @@
       </w:tcPr>
     </w:tblStylePr>
   </w:style>
-  <w:style w:type="table" w:styleId="83">
+  <w:style w:type="table" w:styleId="817">
     <w:name w:val="List Table 3 - Accent 1"/>
-    <w:basedOn w:val="703"/>
+    <w:basedOn w:val="906"/>
     <w:uiPriority w:val="99"/>
     <w:pPr>
       <w:pBdr/>
@@ -25791,9 +25815,9 @@
       </w:tcPr>
     </w:tblStylePr>
   </w:style>
-  <w:style w:type="table" w:styleId="84">
+  <w:style w:type="table" w:styleId="818">
     <w:name w:val="List Table 3 - Accent 2"/>
-    <w:basedOn w:val="703"/>
+    <w:basedOn w:val="906"/>
     <w:uiPriority w:val="99"/>
     <w:pPr>
       <w:pBdr/>
@@ -26019,9 +26043,9 @@
       </w:tcPr>
     </w:tblStylePr>
   </w:style>
-  <w:style w:type="table" w:styleId="85">
+  <w:style w:type="table" w:styleId="819">
     <w:name w:val="List Table 3 - Accent 3"/>
-    <w:basedOn w:val="703"/>
+    <w:basedOn w:val="906"/>
     <w:uiPriority w:val="99"/>
     <w:pPr>
       <w:pBdr/>
@@ -26247,9 +26271,9 @@
       </w:tcPr>
     </w:tblStylePr>
   </w:style>
-  <w:style w:type="table" w:styleId="86">
+  <w:style w:type="table" w:styleId="820">
     <w:name w:val="List Table 3 - Accent 4"/>
-    <w:basedOn w:val="703"/>
+    <w:basedOn w:val="906"/>
     <w:uiPriority w:val="99"/>
     <w:pPr>
       <w:pBdr/>
@@ -26475,9 +26499,9 @@
       </w:tcPr>
     </w:tblStylePr>
   </w:style>
-  <w:style w:type="table" w:styleId="87">
+  <w:style w:type="table" w:styleId="821">
     <w:name w:val="List Table 3 - Accent 5"/>
-    <w:basedOn w:val="703"/>
+    <w:basedOn w:val="906"/>
     <w:uiPriority w:val="99"/>
     <w:pPr>
       <w:pBdr/>
@@ -26703,9 +26727,9 @@
       </w:tcPr>
     </w:tblStylePr>
   </w:style>
-  <w:style w:type="table" w:styleId="88">
+  <w:style w:type="table" w:styleId="822">
     <w:name w:val="List Table 3 - Accent 6"/>
-    <w:basedOn w:val="703"/>
+    <w:basedOn w:val="906"/>
     <w:uiPriority w:val="99"/>
     <w:pPr>
       <w:pBdr/>
@@ -26931,9 +26955,9 @@
       </w:tcPr>
     </w:tblStylePr>
   </w:style>
-  <w:style w:type="table" w:styleId="89">
+  <w:style w:type="table" w:styleId="823">
     <w:name w:val="List Table 4"/>
-    <w:basedOn w:val="703"/>
+    <w:basedOn w:val="906"/>
     <w:uiPriority w:val="99"/>
     <w:pPr>
       <w:pBdr/>
@@ -27156,9 +27180,9 @@
       </w:tcPr>
     </w:tblStylePr>
   </w:style>
-  <w:style w:type="table" w:styleId="90">
+  <w:style w:type="table" w:styleId="824">
     <w:name w:val="List Table 4 - Accent 1"/>
-    <w:basedOn w:val="703"/>
+    <w:basedOn w:val="906"/>
     <w:uiPriority w:val="99"/>
     <w:pPr>
       <w:pBdr/>
@@ -27381,9 +27405,9 @@
       </w:tcPr>
     </w:tblStylePr>
   </w:style>
-  <w:style w:type="table" w:styleId="91">
+  <w:style w:type="table" w:styleId="825">
     <w:name w:val="List Table 4 - Accent 2"/>
-    <w:basedOn w:val="703"/>
+    <w:basedOn w:val="906"/>
     <w:uiPriority w:val="99"/>
     <w:pPr>
       <w:pBdr/>
@@ -27606,9 +27630,9 @@
       </w:tcPr>
     </w:tblStylePr>
   </w:style>
-  <w:style w:type="table" w:styleId="92">
+  <w:style w:type="table" w:styleId="826">
     <w:name w:val="List Table 4 - Accent 3"/>
-    <w:basedOn w:val="703"/>
+    <w:basedOn w:val="906"/>
     <w:uiPriority w:val="99"/>
     <w:pPr>
       <w:pBdr/>
@@ -27831,9 +27855,9 @@
       </w:tcPr>
     </w:tblStylePr>
   </w:style>
-  <w:style w:type="table" w:styleId="93">
+  <w:style w:type="table" w:styleId="827">
     <w:name w:val="List Table 4 - Accent 4"/>
-    <w:basedOn w:val="703"/>
+    <w:basedOn w:val="906"/>
     <w:uiPriority w:val="99"/>
     <w:pPr>
       <w:pBdr/>
@@ -28056,9 +28080,9 @@
       </w:tcPr>
     </w:tblStylePr>
   </w:style>
-  <w:style w:type="table" w:styleId="94">
+  <w:style w:type="table" w:styleId="828">
     <w:name w:val="List Table 4 - Accent 5"/>
-    <w:basedOn w:val="703"/>
+    <w:basedOn w:val="906"/>
     <w:uiPriority w:val="99"/>
     <w:pPr>
       <w:pBdr/>
@@ -28281,9 +28305,9 @@
       </w:tcPr>
     </w:tblStylePr>
   </w:style>
-  <w:style w:type="table" w:styleId="95">
+  <w:style w:type="table" w:styleId="829">
     <w:name w:val="List Table 4 - Accent 6"/>
-    <w:basedOn w:val="703"/>
+    <w:basedOn w:val="906"/>
     <w:uiPriority w:val="99"/>
     <w:pPr>
       <w:pBdr/>
@@ -28506,9 +28530,9 @@
       </w:tcPr>
     </w:tblStylePr>
   </w:style>
-  <w:style w:type="table" w:styleId="96">
+  <w:style w:type="table" w:styleId="830">
     <w:name w:val="List Table 5 Dark"/>
-    <w:basedOn w:val="703"/>
+    <w:basedOn w:val="906"/>
     <w:uiPriority w:val="99"/>
     <w:pPr>
       <w:pBdr/>
@@ -28748,9 +28772,9 @@
       </w:tcPr>
     </w:tblStylePr>
   </w:style>
-  <w:style w:type="table" w:styleId="97">
+  <w:style w:type="table" w:styleId="831">
     <w:name w:val="List Table 5 Dark - Accent 1"/>
-    <w:basedOn w:val="703"/>
+    <w:basedOn w:val="906"/>
     <w:uiPriority w:val="99"/>
     <w:pPr>
       <w:pBdr/>
@@ -28990,9 +29014,9 @@
       </w:tcPr>
     </w:tblStylePr>
   </w:style>
-  <w:style w:type="table" w:styleId="98">
+  <w:style w:type="table" w:styleId="832">
     <w:name w:val="List Table 5 Dark - Accent 2"/>
-    <w:basedOn w:val="703"/>
+    <w:basedOn w:val="906"/>
     <w:uiPriority w:val="99"/>
     <w:pPr>
       <w:pBdr/>
@@ -29232,9 +29256,9 @@
       </w:tcPr>
     </w:tblStylePr>
   </w:style>
-  <w:style w:type="table" w:styleId="99">
+  <w:style w:type="table" w:styleId="833">
     <w:name w:val="List Table 5 Dark - Accent 3"/>
-    <w:basedOn w:val="703"/>
+    <w:basedOn w:val="906"/>
     <w:uiPriority w:val="99"/>
     <w:pPr>
       <w:pBdr/>
@@ -29474,9 +29498,9 @@
       </w:tcPr>
     </w:tblStylePr>
   </w:style>
-  <w:style w:type="table" w:styleId="100">
+  <w:style w:type="table" w:styleId="834">
     <w:name w:val="List Table 5 Dark - Accent 4"/>
-    <w:basedOn w:val="703"/>
+    <w:basedOn w:val="906"/>
     <w:uiPriority w:val="99"/>
     <w:pPr>
       <w:pBdr/>
@@ -29716,9 +29740,9 @@
       </w:tcPr>
     </w:tblStylePr>
   </w:style>
-  <w:style w:type="table" w:styleId="101">
+  <w:style w:type="table" w:styleId="835">
     <w:name w:val="List Table 5 Dark - Accent 5"/>
-    <w:basedOn w:val="703"/>
+    <w:basedOn w:val="906"/>
     <w:uiPriority w:val="99"/>
     <w:pPr>
       <w:pBdr/>
@@ -29958,9 +29982,9 @@
       </w:tcPr>
     </w:tblStylePr>
   </w:style>
-  <w:style w:type="table" w:styleId="102">
+  <w:style w:type="table" w:styleId="836">
     <w:name w:val="List Table 5 Dark - Accent 6"/>
-    <w:basedOn w:val="703"/>
+    <w:basedOn w:val="906"/>
     <w:uiPriority w:val="99"/>
     <w:pPr>
       <w:pBdr/>
@@ -30200,9 +30224,9 @@
       </w:tcPr>
     </w:tblStylePr>
   </w:style>
-  <w:style w:type="table" w:styleId="103">
+  <w:style w:type="table" w:styleId="837">
     <w:name w:val="List Table 6 Colorful"/>
-    <w:basedOn w:val="703"/>
+    <w:basedOn w:val="906"/>
     <w:uiPriority w:val="99"/>
     <w:pPr>
       <w:pBdr/>
@@ -30423,9 +30447,9 @@
       </w:tcPr>
     </w:tblStylePr>
   </w:style>
-  <w:style w:type="table" w:styleId="104">
+  <w:style w:type="table" w:styleId="838">
     <w:name w:val="List Table 6 Colorful - Accent 1"/>
-    <w:basedOn w:val="703"/>
+    <w:basedOn w:val="906"/>
     <w:uiPriority w:val="99"/>
     <w:pPr>
       <w:pBdr/>
@@ -30646,9 +30670,9 @@
       </w:tcPr>
     </w:tblStylePr>
   </w:style>
-  <w:style w:type="table" w:styleId="105">
+  <w:style w:type="table" w:styleId="839">
     <w:name w:val="List Table 6 Colorful - Accent 2"/>
-    <w:basedOn w:val="703"/>
+    <w:basedOn w:val="906"/>
     <w:uiPriority w:val="99"/>
     <w:pPr>
       <w:pBdr/>
@@ -30869,9 +30893,9 @@
       </w:tcPr>
     </w:tblStylePr>
   </w:style>
-  <w:style w:type="table" w:styleId="106">
+  <w:style w:type="table" w:styleId="840">
     <w:name w:val="List Table 6 Colorful - Accent 3"/>
-    <w:basedOn w:val="703"/>
+    <w:basedOn w:val="906"/>
     <w:uiPriority w:val="99"/>
     <w:pPr>
       <w:pBdr/>
@@ -31092,9 +31116,9 @@
       </w:tcPr>
     </w:tblStylePr>
   </w:style>
-  <w:style w:type="table" w:styleId="107">
+  <w:style w:type="table" w:styleId="841">
     <w:name w:val="List Table 6 Colorful - Accent 4"/>
-    <w:basedOn w:val="703"/>
+    <w:basedOn w:val="906"/>
     <w:uiPriority w:val="99"/>
     <w:pPr>
       <w:pBdr/>
@@ -31315,9 +31339,9 @@
       </w:tcPr>
     </w:tblStylePr>
   </w:style>
-  <w:style w:type="table" w:styleId="108">
+  <w:style w:type="table" w:styleId="842">
     <w:name w:val="List Table 6 Colorful - Accent 5"/>
-    <w:basedOn w:val="703"/>
+    <w:basedOn w:val="906"/>
     <w:uiPriority w:val="99"/>
     <w:pPr>
       <w:pBdr/>
@@ -31538,9 +31562,9 @@
       </w:tcPr>
     </w:tblStylePr>
   </w:style>
-  <w:style w:type="table" w:styleId="109">
+  <w:style w:type="table" w:styleId="843">
     <w:name w:val="List Table 6 Colorful - Accent 6"/>
-    <w:basedOn w:val="703"/>
+    <w:basedOn w:val="906"/>
     <w:uiPriority w:val="99"/>
     <w:pPr>
       <w:pBdr/>
@@ -31761,9 +31785,9 @@
       </w:tcPr>
     </w:tblStylePr>
   </w:style>
-  <w:style w:type="table" w:styleId="110">
+  <w:style w:type="table" w:styleId="844">
     <w:name w:val="List Table 7 Colorful"/>
-    <w:basedOn w:val="703"/>
+    <w:basedOn w:val="906"/>
     <w:uiPriority w:val="99"/>
     <w:pPr>
       <w:pBdr/>
@@ -31862,11 +31886,11 @@
         <w:tblBorders/>
       </w:tblPr>
       <w:tcPr>
-        <w:shd w:color="ffffff"/>
-        <w:tcBorders>
-          <w:top w:val="none"/>
-          <w:left w:val="none"/>
-          <w:bottom w:val="none"/>
+        <w:shd w:val="clear" w:color="ffffff"/>
+        <w:tcBorders>
+          <w:top w:val="none" w:color="000000" w:sz="4" w:space="0"/>
+          <w:left w:val="none" w:color="000000" w:sz="4" w:space="0"/>
+          <w:bottom w:val="none" w:color="000000" w:sz="4" w:space="0"/>
           <w:right w:val="single" w:color="000000" w:themeColor="text1" w:themeTint="80" w:sz="4" w:space="0"/>
         </w:tcBorders>
       </w:tcPr>
@@ -31889,10 +31913,10 @@
       <w:tcPr>
         <w:shd w:val="clear" w:color="ffffff" w:themeColor="light1" w:fill="ffffff" w:themeFill="light1"/>
         <w:tcBorders>
-          <w:top w:val="none"/>
-          <w:left w:val="none"/>
+          <w:top w:val="none" w:color="000000" w:sz="4" w:space="0"/>
+          <w:left w:val="none" w:color="000000" w:sz="4" w:space="0"/>
           <w:bottom w:val="single" w:color="000000" w:themeColor="text1" w:themeTint="80" w:sz="4" w:space="0"/>
-          <w:right w:val="none"/>
+          <w:right w:val="none" w:color="000000" w:sz="4" w:space="0"/>
         </w:tcBorders>
       </w:tcPr>
     </w:tblStylePr>
@@ -31912,12 +31936,12 @@
         <w:tblBorders/>
       </w:tblPr>
       <w:tcPr>
-        <w:shd w:color="ffffff"/>
-        <w:tcBorders>
-          <w:top w:val="none"/>
+        <w:shd w:val="clear" w:color="ffffff"/>
+        <w:tcBorders>
+          <w:top w:val="none" w:color="000000" w:sz="4" w:space="0"/>
           <w:left w:val="single" w:color="000000" w:themeColor="text1" w:themeTint="80" w:sz="4" w:space="0"/>
-          <w:bottom w:val="none"/>
-          <w:right w:val="none"/>
+          <w:bottom w:val="none" w:color="000000" w:sz="4" w:space="0"/>
+          <w:right w:val="none" w:color="000000" w:sz="4" w:space="0"/>
         </w:tcBorders>
       </w:tcPr>
     </w:tblStylePr>
@@ -31940,9 +31964,9 @@
         <w:shd w:val="clear" w:color="ffffff" w:themeColor="light1" w:fill="ffffff" w:themeFill="light1"/>
         <w:tcBorders>
           <w:top w:val="single" w:color="000000" w:themeColor="text1" w:themeTint="80" w:sz="4" w:space="0"/>
-          <w:left w:val="none"/>
-          <w:bottom w:val="none"/>
-          <w:right w:val="none"/>
+          <w:left w:val="none" w:color="000000" w:sz="4" w:space="0"/>
+          <w:bottom w:val="none" w:color="000000" w:sz="4" w:space="0"/>
+          <w:right w:val="none" w:color="000000" w:sz="4" w:space="0"/>
         </w:tcBorders>
       </w:tcPr>
     </w:tblStylePr>
@@ -32017,9 +32041,9 @@
       </w:tcPr>
     </w:tblStylePr>
   </w:style>
-  <w:style w:type="table" w:styleId="111">
+  <w:style w:type="table" w:styleId="845">
     <w:name w:val="List Table 7 Colorful - Accent 1"/>
-    <w:basedOn w:val="703"/>
+    <w:basedOn w:val="906"/>
     <w:uiPriority w:val="99"/>
     <w:pPr>
       <w:pBdr/>
@@ -32118,11 +32142,11 @@
         <w:tblBorders/>
       </w:tblPr>
       <w:tcPr>
-        <w:shd w:color="ffffff"/>
-        <w:tcBorders>
-          <w:top w:val="none"/>
-          <w:left w:val="none"/>
-          <w:bottom w:val="none"/>
+        <w:shd w:val="clear" w:color="ffffff"/>
+        <w:tcBorders>
+          <w:top w:val="none" w:color="000000" w:sz="4" w:space="0"/>
+          <w:left w:val="none" w:color="000000" w:sz="4" w:space="0"/>
+          <w:bottom w:val="none" w:color="000000" w:sz="4" w:space="0"/>
           <w:right w:val="single" w:color="000000" w:themeColor="accent1" w:sz="4" w:space="0"/>
         </w:tcBorders>
       </w:tcPr>
@@ -32145,10 +32169,10 @@
       <w:tcPr>
         <w:shd w:val="clear" w:color="ffffff" w:themeColor="light1" w:fill="ffffff" w:themeFill="light1"/>
         <w:tcBorders>
-          <w:top w:val="none"/>
-          <w:left w:val="none"/>
+          <w:top w:val="none" w:color="000000" w:sz="4" w:space="0"/>
+          <w:left w:val="none" w:color="000000" w:sz="4" w:space="0"/>
           <w:bottom w:val="single" w:color="000000" w:themeColor="accent1" w:sz="4" w:space="0"/>
-          <w:right w:val="none"/>
+          <w:right w:val="none" w:color="000000" w:sz="4" w:space="0"/>
         </w:tcBorders>
       </w:tcPr>
     </w:tblStylePr>
@@ -32168,12 +32192,12 @@
         <w:tblBorders/>
       </w:tblPr>
       <w:tcPr>
-        <w:shd w:color="ffffff"/>
-        <w:tcBorders>
-          <w:top w:val="none"/>
+        <w:shd w:val="clear" w:color="ffffff"/>
+        <w:tcBorders>
+          <w:top w:val="none" w:color="000000" w:sz="4" w:space="0"/>
           <w:left w:val="single" w:color="000000" w:themeColor="accent1" w:sz="4" w:space="0"/>
-          <w:bottom w:val="none"/>
-          <w:right w:val="none"/>
+          <w:bottom w:val="none" w:color="000000" w:sz="4" w:space="0"/>
+          <w:right w:val="none" w:color="000000" w:sz="4" w:space="0"/>
         </w:tcBorders>
       </w:tcPr>
     </w:tblStylePr>
@@ -32196,9 +32220,9 @@
         <w:shd w:val="clear" w:color="ffffff" w:themeColor="light1" w:fill="ffffff" w:themeFill="light1"/>
         <w:tcBorders>
           <w:top w:val="single" w:color="000000" w:themeColor="accent1" w:sz="4" w:space="0"/>
-          <w:left w:val="none"/>
-          <w:bottom w:val="none"/>
-          <w:right w:val="none"/>
+          <w:left w:val="none" w:color="000000" w:sz="4" w:space="0"/>
+          <w:bottom w:val="none" w:color="000000" w:sz="4" w:space="0"/>
+          <w:right w:val="none" w:color="000000" w:sz="4" w:space="0"/>
         </w:tcBorders>
       </w:tcPr>
     </w:tblStylePr>
@@ -32273,9 +32297,9 @@
       </w:tcPr>
     </w:tblStylePr>
   </w:style>
-  <w:style w:type="table" w:styleId="112">
+  <w:style w:type="table" w:styleId="846">
     <w:name w:val="List Table 7 Colorful - Accent 2"/>
-    <w:basedOn w:val="703"/>
+    <w:basedOn w:val="906"/>
     <w:uiPriority w:val="99"/>
     <w:pPr>
       <w:pBdr/>
@@ -32374,11 +32398,11 @@
         <w:tblBorders/>
       </w:tblPr>
       <w:tcPr>
-        <w:shd w:color="ffffff"/>
-        <w:tcBorders>
-          <w:top w:val="none"/>
-          <w:left w:val="none"/>
-          <w:bottom w:val="none"/>
+        <w:shd w:val="clear" w:color="ffffff"/>
+        <w:tcBorders>
+          <w:top w:val="none" w:color="000000" w:sz="4" w:space="0"/>
+          <w:left w:val="none" w:color="000000" w:sz="4" w:space="0"/>
+          <w:bottom w:val="none" w:color="000000" w:sz="4" w:space="0"/>
           <w:right w:val="single" w:color="000000" w:themeColor="accent2" w:themeTint="97" w:sz="4" w:space="0"/>
         </w:tcBorders>
       </w:tcPr>
@@ -32401,10 +32425,10 @@
       <w:tcPr>
         <w:shd w:val="clear" w:color="ffffff" w:themeColor="light1" w:fill="ffffff" w:themeFill="light1"/>
         <w:tcBorders>
-          <w:top w:val="none"/>
-          <w:left w:val="none"/>
+          <w:top w:val="none" w:color="000000" w:sz="4" w:space="0"/>
+          <w:left w:val="none" w:color="000000" w:sz="4" w:space="0"/>
           <w:bottom w:val="single" w:color="000000" w:themeColor="accent2" w:themeTint="97" w:sz="4" w:space="0"/>
-          <w:right w:val="none"/>
+          <w:right w:val="none" w:color="000000" w:sz="4" w:space="0"/>
         </w:tcBorders>
       </w:tcPr>
     </w:tblStylePr>
@@ -32424,12 +32448,12 @@
         <w:tblBorders/>
       </w:tblPr>
       <w:tcPr>
-        <w:shd w:color="ffffff"/>
-        <w:tcBorders>
-          <w:top w:val="none"/>
+        <w:shd w:val="clear" w:color="ffffff"/>
+        <w:tcBorders>
+          <w:top w:val="none" w:color="000000" w:sz="4" w:space="0"/>
           <w:left w:val="single" w:color="000000" w:themeColor="accent2" w:themeTint="97" w:sz="4" w:space="0"/>
-          <w:bottom w:val="none"/>
-          <w:right w:val="none"/>
+          <w:bottom w:val="none" w:color="000000" w:sz="4" w:space="0"/>
+          <w:right w:val="none" w:color="000000" w:sz="4" w:space="0"/>
         </w:tcBorders>
       </w:tcPr>
     </w:tblStylePr>
@@ -32452,9 +32476,9 @@
         <w:shd w:val="clear" w:color="ffffff" w:themeColor="light1" w:fill="ffffff" w:themeFill="light1"/>
         <w:tcBorders>
           <w:top w:val="single" w:color="000000" w:themeColor="accent2" w:themeTint="97" w:sz="4" w:space="0"/>
-          <w:left w:val="none"/>
-          <w:bottom w:val="none"/>
-          <w:right w:val="none"/>
+          <w:left w:val="none" w:color="000000" w:sz="4" w:space="0"/>
+          <w:bottom w:val="none" w:color="000000" w:sz="4" w:space="0"/>
+          <w:right w:val="none" w:color="000000" w:sz="4" w:space="0"/>
         </w:tcBorders>
       </w:tcPr>
     </w:tblStylePr>
@@ -32529,9 +32553,9 @@
       </w:tcPr>
     </w:tblStylePr>
   </w:style>
-  <w:style w:type="table" w:styleId="113">
+  <w:style w:type="table" w:styleId="847">
     <w:name w:val="List Table 7 Colorful - Accent 3"/>
-    <w:basedOn w:val="703"/>
+    <w:basedOn w:val="906"/>
     <w:uiPriority w:val="99"/>
     <w:pPr>
       <w:pBdr/>
@@ -32630,11 +32654,11 @@
         <w:tblBorders/>
       </w:tblPr>
       <w:tcPr>
-        <w:shd w:color="ffffff"/>
-        <w:tcBorders>
-          <w:top w:val="none"/>
-          <w:left w:val="none"/>
-          <w:bottom w:val="none"/>
+        <w:shd w:val="clear" w:color="ffffff"/>
+        <w:tcBorders>
+          <w:top w:val="none" w:color="000000" w:sz="4" w:space="0"/>
+          <w:left w:val="none" w:color="000000" w:sz="4" w:space="0"/>
+          <w:bottom w:val="none" w:color="000000" w:sz="4" w:space="0"/>
           <w:right w:val="single" w:color="000000" w:themeColor="accent3" w:themeTint="98" w:sz="4" w:space="0"/>
         </w:tcBorders>
       </w:tcPr>
@@ -32657,10 +32681,10 @@
       <w:tcPr>
         <w:shd w:val="clear" w:color="ffffff" w:themeColor="light1" w:fill="ffffff" w:themeFill="light1"/>
         <w:tcBorders>
-          <w:top w:val="none"/>
-          <w:left w:val="none"/>
+          <w:top w:val="none" w:color="000000" w:sz="4" w:space="0"/>
+          <w:left w:val="none" w:color="000000" w:sz="4" w:space="0"/>
           <w:bottom w:val="single" w:color="000000" w:themeColor="accent3" w:themeTint="98" w:sz="4" w:space="0"/>
-          <w:right w:val="none"/>
+          <w:right w:val="none" w:color="000000" w:sz="4" w:space="0"/>
         </w:tcBorders>
       </w:tcPr>
     </w:tblStylePr>
@@ -32680,12 +32704,12 @@
         <w:tblBorders/>
       </w:tblPr>
       <w:tcPr>
-        <w:shd w:color="ffffff"/>
-        <w:tcBorders>
-          <w:top w:val="none"/>
+        <w:shd w:val="clear" w:color="ffffff"/>
+        <w:tcBorders>
+          <w:top w:val="none" w:color="000000" w:sz="4" w:space="0"/>
           <w:left w:val="single" w:color="000000" w:themeColor="accent3" w:themeTint="98" w:sz="4" w:space="0"/>
-          <w:bottom w:val="none"/>
-          <w:right w:val="none"/>
+          <w:bottom w:val="none" w:color="000000" w:sz="4" w:space="0"/>
+          <w:right w:val="none" w:color="000000" w:sz="4" w:space="0"/>
         </w:tcBorders>
       </w:tcPr>
     </w:tblStylePr>
@@ -32708,9 +32732,9 @@
         <w:shd w:val="clear" w:color="ffffff" w:themeColor="light1" w:fill="ffffff" w:themeFill="light1"/>
         <w:tcBorders>
           <w:top w:val="single" w:color="000000" w:themeColor="accent3" w:themeTint="98" w:sz="4" w:space="0"/>
-          <w:left w:val="none"/>
-          <w:bottom w:val="none"/>
-          <w:right w:val="none"/>
+          <w:left w:val="none" w:color="000000" w:sz="4" w:space="0"/>
+          <w:bottom w:val="none" w:color="000000" w:sz="4" w:space="0"/>
+          <w:right w:val="none" w:color="000000" w:sz="4" w:space="0"/>
         </w:tcBorders>
       </w:tcPr>
     </w:tblStylePr>
@@ -32785,9 +32809,9 @@
       </w:tcPr>
     </w:tblStylePr>
   </w:style>
-  <w:style w:type="table" w:styleId="114">
+  <w:style w:type="table" w:styleId="848">
     <w:name w:val="List Table 7 Colorful - Accent 4"/>
-    <w:basedOn w:val="703"/>
+    <w:basedOn w:val="906"/>
     <w:uiPriority w:val="99"/>
     <w:pPr>
       <w:pBdr/>
@@ -32886,11 +32910,11 @@
         <w:tblBorders/>
       </w:tblPr>
       <w:tcPr>
-        <w:shd w:color="ffffff"/>
-        <w:tcBorders>
-          <w:top w:val="none"/>
-          <w:left w:val="none"/>
-          <w:bottom w:val="none"/>
+        <w:shd w:val="clear" w:color="ffffff"/>
+        <w:tcBorders>
+          <w:top w:val="none" w:color="000000" w:sz="4" w:space="0"/>
+          <w:left w:val="none" w:color="000000" w:sz="4" w:space="0"/>
+          <w:bottom w:val="none" w:color="000000" w:sz="4" w:space="0"/>
           <w:right w:val="single" w:color="000000" w:themeColor="accent4" w:themeTint="9A" w:sz="4" w:space="0"/>
         </w:tcBorders>
       </w:tcPr>
@@ -32913,10 +32937,10 @@
       <w:tcPr>
         <w:shd w:val="clear" w:color="ffffff" w:themeColor="light1" w:fill="ffffff" w:themeFill="light1"/>
         <w:tcBorders>
-          <w:top w:val="none"/>
-          <w:left w:val="none"/>
+          <w:top w:val="none" w:color="000000" w:sz="4" w:space="0"/>
+          <w:left w:val="none" w:color="000000" w:sz="4" w:space="0"/>
           <w:bottom w:val="single" w:color="000000" w:themeColor="accent4" w:themeTint="9A" w:sz="4" w:space="0"/>
-          <w:right w:val="none"/>
+          <w:right w:val="none" w:color="000000" w:sz="4" w:space="0"/>
         </w:tcBorders>
       </w:tcPr>
     </w:tblStylePr>
@@ -32936,12 +32960,12 @@
         <w:tblBorders/>
       </w:tblPr>
       <w:tcPr>
-        <w:shd w:color="ffffff"/>
-        <w:tcBorders>
-          <w:top w:val="none"/>
+        <w:shd w:val="clear" w:color="ffffff"/>
+        <w:tcBorders>
+          <w:top w:val="none" w:color="000000" w:sz="4" w:space="0"/>
           <w:left w:val="single" w:color="000000" w:themeColor="accent4" w:themeTint="9A" w:sz="4" w:space="0"/>
-          <w:bottom w:val="none"/>
-          <w:right w:val="none"/>
+          <w:bottom w:val="none" w:color="000000" w:sz="4" w:space="0"/>
+          <w:right w:val="none" w:color="000000" w:sz="4" w:space="0"/>
         </w:tcBorders>
       </w:tcPr>
     </w:tblStylePr>
@@ -32964,9 +32988,9 @@
         <w:shd w:val="clear" w:color="ffffff" w:themeColor="light1" w:fill="ffffff" w:themeFill="light1"/>
         <w:tcBorders>
           <w:top w:val="single" w:color="000000" w:themeColor="accent4" w:themeTint="9A" w:sz="4" w:space="0"/>
-          <w:left w:val="none"/>
-          <w:bottom w:val="none"/>
-          <w:right w:val="none"/>
+          <w:left w:val="none" w:color="000000" w:sz="4" w:space="0"/>
+          <w:bottom w:val="none" w:color="000000" w:sz="4" w:space="0"/>
+          <w:right w:val="none" w:color="000000" w:sz="4" w:space="0"/>
         </w:tcBorders>
       </w:tcPr>
     </w:tblStylePr>
@@ -33041,9 +33065,9 @@
       </w:tcPr>
     </w:tblStylePr>
   </w:style>
-  <w:style w:type="table" w:styleId="115">
+  <w:style w:type="table" w:styleId="849">
     <w:name w:val="List Table 7 Colorful - Accent 5"/>
-    <w:basedOn w:val="703"/>
+    <w:basedOn w:val="906"/>
     <w:uiPriority w:val="99"/>
     <w:pPr>
       <w:pBdr/>
@@ -33142,11 +33166,11 @@
         <w:tblBorders/>
       </w:tblPr>
       <w:tcPr>
-        <w:shd w:color="ffffff"/>
-        <w:tcBorders>
-          <w:top w:val="none"/>
-          <w:left w:val="none"/>
-          <w:bottom w:val="none"/>
+        <w:shd w:val="clear" w:color="ffffff"/>
+        <w:tcBorders>
+          <w:top w:val="none" w:color="000000" w:sz="4" w:space="0"/>
+          <w:left w:val="none" w:color="000000" w:sz="4" w:space="0"/>
+          <w:bottom w:val="none" w:color="000000" w:sz="4" w:space="0"/>
           <w:right w:val="single" w:color="000000" w:themeColor="accent5" w:themeTint="9A" w:sz="4" w:space="0"/>
         </w:tcBorders>
       </w:tcPr>
@@ -33169,10 +33193,10 @@
       <w:tcPr>
         <w:shd w:val="clear" w:color="ffffff" w:themeColor="light1" w:fill="ffffff" w:themeFill="light1"/>
         <w:tcBorders>
-          <w:top w:val="none"/>
-          <w:left w:val="none"/>
+          <w:top w:val="none" w:color="000000" w:sz="4" w:space="0"/>
+          <w:left w:val="none" w:color="000000" w:sz="4" w:space="0"/>
           <w:bottom w:val="single" w:color="000000" w:themeColor="accent5" w:themeTint="9A" w:sz="4" w:space="0"/>
-          <w:right w:val="none"/>
+          <w:right w:val="none" w:color="000000" w:sz="4" w:space="0"/>
         </w:tcBorders>
       </w:tcPr>
     </w:tblStylePr>
@@ -33192,12 +33216,12 @@
         <w:tblBorders/>
       </w:tblPr>
       <w:tcPr>
-        <w:shd w:color="ffffff"/>
-        <w:tcBorders>
-          <w:top w:val="none"/>
+        <w:shd w:val="clear" w:color="ffffff"/>
+        <w:tcBorders>
+          <w:top w:val="none" w:color="000000" w:sz="4" w:space="0"/>
           <w:left w:val="single" w:color="000000" w:themeColor="accent5" w:themeTint="9A" w:sz="4" w:space="0"/>
-          <w:bottom w:val="none"/>
-          <w:right w:val="none"/>
+          <w:bottom w:val="none" w:color="000000" w:sz="4" w:space="0"/>
+          <w:right w:val="none" w:color="000000" w:sz="4" w:space="0"/>
         </w:tcBorders>
       </w:tcPr>
     </w:tblStylePr>
@@ -33220,9 +33244,9 @@
         <w:shd w:val="clear" w:color="ffffff" w:themeColor="light1" w:fill="ffffff" w:themeFill="light1"/>
         <w:tcBorders>
           <w:top w:val="single" w:color="000000" w:themeColor="accent5" w:themeTint="9A" w:sz="4" w:space="0"/>
-          <w:left w:val="none"/>
-          <w:bottom w:val="none"/>
-          <w:right w:val="none"/>
+          <w:left w:val="none" w:color="000000" w:sz="4" w:space="0"/>
+          <w:bottom w:val="none" w:color="000000" w:sz="4" w:space="0"/>
+          <w:right w:val="none" w:color="000000" w:sz="4" w:space="0"/>
         </w:tcBorders>
       </w:tcPr>
     </w:tblStylePr>
@@ -33297,9 +33321,9 @@
       </w:tcPr>
     </w:tblStylePr>
   </w:style>
-  <w:style w:type="table" w:styleId="116">
+  <w:style w:type="table" w:styleId="850">
     <w:name w:val="List Table 7 Colorful - Accent 6"/>
-    <w:basedOn w:val="703"/>
+    <w:basedOn w:val="906"/>
     <w:uiPriority w:val="99"/>
     <w:pPr>
       <w:pBdr/>
@@ -33398,11 +33422,11 @@
         <w:tblBorders/>
       </w:tblPr>
       <w:tcPr>
-        <w:shd w:color="ffffff"/>
-        <w:tcBorders>
-          <w:top w:val="none"/>
-          <w:left w:val="none"/>
-          <w:bottom w:val="none"/>
+        <w:shd w:val="clear" w:color="ffffff"/>
+        <w:tcBorders>
+          <w:top w:val="none" w:color="000000" w:sz="4" w:space="0"/>
+          <w:left w:val="none" w:color="000000" w:sz="4" w:space="0"/>
+          <w:bottom w:val="none" w:color="000000" w:sz="4" w:space="0"/>
           <w:right w:val="single" w:color="000000" w:themeColor="accent6" w:themeTint="98" w:sz="4" w:space="0"/>
         </w:tcBorders>
       </w:tcPr>
@@ -33425,10 +33449,10 @@
       <w:tcPr>
         <w:shd w:val="clear" w:color="ffffff" w:themeColor="light1" w:fill="ffffff" w:themeFill="light1"/>
         <w:tcBorders>
-          <w:top w:val="none"/>
-          <w:left w:val="none"/>
+          <w:top w:val="none" w:color="000000" w:sz="4" w:space="0"/>
+          <w:left w:val="none" w:color="000000" w:sz="4" w:space="0"/>
           <w:bottom w:val="single" w:color="000000" w:themeColor="accent6" w:themeTint="98" w:sz="4" w:space="0"/>
-          <w:right w:val="none"/>
+          <w:right w:val="none" w:color="000000" w:sz="4" w:space="0"/>
         </w:tcBorders>
       </w:tcPr>
     </w:tblStylePr>
@@ -33448,12 +33472,12 @@
         <w:tblBorders/>
       </w:tblPr>
       <w:tcPr>
-        <w:shd w:color="ffffff"/>
-        <w:tcBorders>
-          <w:top w:val="none"/>
+        <w:shd w:val="clear" w:color="ffffff"/>
+        <w:tcBorders>
+          <w:top w:val="none" w:color="000000" w:sz="4" w:space="0"/>
           <w:left w:val="single" w:color="000000" w:themeColor="accent6" w:themeTint="98" w:sz="4" w:space="0"/>
-          <w:bottom w:val="none"/>
-          <w:right w:val="none"/>
+          <w:bottom w:val="none" w:color="000000" w:sz="4" w:space="0"/>
+          <w:right w:val="none" w:color="000000" w:sz="4" w:space="0"/>
         </w:tcBorders>
       </w:tcPr>
     </w:tblStylePr>
@@ -33476,9 +33500,9 @@
         <w:shd w:val="clear" w:color="ffffff" w:themeColor="light1" w:fill="ffffff" w:themeFill="light1"/>
         <w:tcBorders>
           <w:top w:val="single" w:color="000000" w:themeColor="accent6" w:themeTint="98" w:sz="4" w:space="0"/>
-          <w:left w:val="none"/>
-          <w:bottom w:val="none"/>
-          <w:right w:val="none"/>
+          <w:left w:val="none" w:color="000000" w:sz="4" w:space="0"/>
+          <w:bottom w:val="none" w:color="000000" w:sz="4" w:space="0"/>
+          <w:right w:val="none" w:color="000000" w:sz="4" w:space="0"/>
         </w:tcBorders>
       </w:tcPr>
     </w:tblStylePr>
@@ -33553,9 +33577,9 @@
       </w:tcPr>
     </w:tblStylePr>
   </w:style>
-  <w:style w:type="table" w:styleId="117">
+  <w:style w:type="table" w:styleId="851">
     <w:name w:val="Lined - Accent"/>
-    <w:basedOn w:val="703"/>
+    <w:basedOn w:val="906"/>
     <w:uiPriority w:val="99"/>
     <w:pPr>
       <w:pBdr/>
@@ -33790,9 +33814,9 @@
       </w:tcPr>
     </w:tblStylePr>
   </w:style>
-  <w:style w:type="table" w:styleId="118">
+  <w:style w:type="table" w:styleId="852">
     <w:name w:val="Lined - Accent 1"/>
-    <w:basedOn w:val="703"/>
+    <w:basedOn w:val="906"/>
     <w:uiPriority w:val="99"/>
     <w:pPr>
       <w:pBdr/>
@@ -34027,9 +34051,9 @@
       </w:tcPr>
     </w:tblStylePr>
   </w:style>
-  <w:style w:type="table" w:styleId="119">
+  <w:style w:type="table" w:styleId="853">
     <w:name w:val="Lined - Accent 2"/>
-    <w:basedOn w:val="703"/>
+    <w:basedOn w:val="906"/>
     <w:uiPriority w:val="99"/>
     <w:pPr>
       <w:pBdr/>
@@ -34264,9 +34288,9 @@
       </w:tcPr>
     </w:tblStylePr>
   </w:style>
-  <w:style w:type="table" w:styleId="120">
+  <w:style w:type="table" w:styleId="854">
     <w:name w:val="Lined - Accent 3"/>
-    <w:basedOn w:val="703"/>
+    <w:basedOn w:val="906"/>
     <w:uiPriority w:val="99"/>
     <w:pPr>
       <w:pBdr/>
@@ -34501,9 +34525,9 @@
       </w:tcPr>
     </w:tblStylePr>
   </w:style>
-  <w:style w:type="table" w:styleId="121">
+  <w:style w:type="table" w:styleId="855">
     <w:name w:val="Lined - Accent 4"/>
-    <w:basedOn w:val="703"/>
+    <w:basedOn w:val="906"/>
     <w:uiPriority w:val="99"/>
     <w:pPr>
       <w:pBdr/>
@@ -34738,9 +34762,9 @@
       </w:tcPr>
     </w:tblStylePr>
   </w:style>
-  <w:style w:type="table" w:styleId="122">
+  <w:style w:type="table" w:styleId="856">
     <w:name w:val="Lined - Accent 5"/>
-    <w:basedOn w:val="703"/>
+    <w:basedOn w:val="906"/>
     <w:uiPriority w:val="99"/>
     <w:pPr>
       <w:pBdr/>
@@ -34975,9 +34999,9 @@
       </w:tcPr>
     </w:tblStylePr>
   </w:style>
-  <w:style w:type="table" w:styleId="123">
+  <w:style w:type="table" w:styleId="857">
     <w:name w:val="Lined - Accent 6"/>
-    <w:basedOn w:val="703"/>
+    <w:basedOn w:val="906"/>
     <w:uiPriority w:val="99"/>
     <w:pPr>
       <w:pBdr/>
@@ -35212,9 +35236,9 @@
       </w:tcPr>
     </w:tblStylePr>
   </w:style>
-  <w:style w:type="table" w:styleId="124">
+  <w:style w:type="table" w:styleId="858">
     <w:name w:val="Bordered &amp; Lined - Accent"/>
-    <w:basedOn w:val="703"/>
+    <w:basedOn w:val="906"/>
     <w:uiPriority w:val="99"/>
     <w:pPr>
       <w:pBdr/>
@@ -35456,9 +35480,9 @@
       </w:tcPr>
     </w:tblStylePr>
   </w:style>
-  <w:style w:type="table" w:styleId="125">
+  <w:style w:type="table" w:styleId="859">
     <w:name w:val="Bordered &amp; Lined - Accent 1"/>
-    <w:basedOn w:val="703"/>
+    <w:basedOn w:val="906"/>
     <w:uiPriority w:val="99"/>
     <w:pPr>
       <w:pBdr/>
@@ -35700,9 +35724,9 @@
       </w:tcPr>
     </w:tblStylePr>
   </w:style>
-  <w:style w:type="table" w:styleId="126">
+  <w:style w:type="table" w:styleId="860">
     <w:name w:val="Bordered &amp; Lined - Accent 2"/>
-    <w:basedOn w:val="703"/>
+    <w:basedOn w:val="906"/>
     <w:uiPriority w:val="99"/>
     <w:pPr>
       <w:pBdr/>
@@ -35944,9 +35968,9 @@
       </w:tcPr>
     </w:tblStylePr>
   </w:style>
-  <w:style w:type="table" w:styleId="127">
+  <w:style w:type="table" w:styleId="861">
     <w:name w:val="Bordered &amp; Lined - Accent 3"/>
-    <w:basedOn w:val="703"/>
+    <w:basedOn w:val="906"/>
     <w:uiPriority w:val="99"/>
     <w:pPr>
       <w:pBdr/>
@@ -36188,9 +36212,9 @@
       </w:tcPr>
     </w:tblStylePr>
   </w:style>
-  <w:style w:type="table" w:styleId="128">
+  <w:style w:type="table" w:styleId="862">
     <w:name w:val="Bordered &amp; Lined - Accent 4"/>
-    <w:basedOn w:val="703"/>
+    <w:basedOn w:val="906"/>
     <w:uiPriority w:val="99"/>
     <w:pPr>
       <w:pBdr/>
@@ -36432,9 +36456,9 @@
       </w:tcPr>
     </w:tblStylePr>
   </w:style>
-  <w:style w:type="table" w:styleId="129">
+  <w:style w:type="table" w:styleId="863">
     <w:name w:val="Bordered &amp; Lined - Accent 5"/>
-    <w:basedOn w:val="703"/>
+    <w:basedOn w:val="906"/>
     <w:uiPriority w:val="99"/>
     <w:pPr>
       <w:pBdr/>
@@ -36676,9 +36700,9 @@
       </w:tcPr>
     </w:tblStylePr>
   </w:style>
-  <w:style w:type="table" w:styleId="130">
+  <w:style w:type="table" w:styleId="864">
     <w:name w:val="Bordered &amp; Lined - Accent 6"/>
-    <w:basedOn w:val="703"/>
+    <w:basedOn w:val="906"/>
     <w:uiPriority w:val="99"/>
     <w:pPr>
       <w:pBdr/>
@@ -36920,9 +36944,9 @@
       </w:tcPr>
     </w:tblStylePr>
   </w:style>
-  <w:style w:type="table" w:styleId="131">
+  <w:style w:type="table" w:styleId="865">
     <w:name w:val="Bordered"/>
-    <w:basedOn w:val="703"/>
+    <w:basedOn w:val="906"/>
     <w:uiPriority w:val="99"/>
     <w:pPr>
       <w:pBdr/>
@@ -37151,9 +37175,9 @@
       </w:tcPr>
     </w:tblStylePr>
   </w:style>
-  <w:style w:type="table" w:styleId="132">
+  <w:style w:type="table" w:styleId="866">
     <w:name w:val="Bordered - Accent 1"/>
-    <w:basedOn w:val="703"/>
+    <w:basedOn w:val="906"/>
     <w:uiPriority w:val="99"/>
     <w:pPr>
       <w:pBdr/>
@@ -37382,9 +37406,9 @@
       </w:tcPr>
     </w:tblStylePr>
   </w:style>
-  <w:style w:type="table" w:styleId="133">
+  <w:style w:type="table" w:styleId="867">
     <w:name w:val="Bordered - Accent 2"/>
-    <w:basedOn w:val="703"/>
+    <w:basedOn w:val="906"/>
     <w:uiPriority w:val="99"/>
     <w:pPr>
       <w:pBdr/>
@@ -37613,9 +37637,9 @@
       </w:tcPr>
     </w:tblStylePr>
   </w:style>
-  <w:style w:type="table" w:styleId="134">
+  <w:style w:type="table" w:styleId="868">
     <w:name w:val="Bordered - Accent 3"/>
-    <w:basedOn w:val="703"/>
+    <w:basedOn w:val="906"/>
     <w:uiPriority w:val="99"/>
     <w:pPr>
       <w:pBdr/>
@@ -37844,9 +37868,9 @@
       </w:tcPr>
     </w:tblStylePr>
   </w:style>
-  <w:style w:type="table" w:styleId="135">
+  <w:style w:type="table" w:styleId="869">
     <w:name w:val="Bordered - Accent 4"/>
-    <w:basedOn w:val="703"/>
+    <w:basedOn w:val="906"/>
     <w:uiPriority w:val="99"/>
     <w:pPr>
       <w:pBdr/>
@@ -38075,9 +38099,9 @@
       </w:tcPr>
     </w:tblStylePr>
   </w:style>
-  <w:style w:type="table" w:styleId="136">
+  <w:style w:type="table" w:styleId="870">
     <w:name w:val="Bordered - Accent 5"/>
-    <w:basedOn w:val="703"/>
+    <w:basedOn w:val="906"/>
     <w:uiPriority w:val="99"/>
     <w:pPr>
       <w:pBdr/>
@@ -38306,9 +38330,9 @@
       </w:tcPr>
     </w:tblStylePr>
   </w:style>
-  <w:style w:type="table" w:styleId="137">
+  <w:style w:type="table" w:styleId="871">
     <w:name w:val="Bordered - Accent 6"/>
-    <w:basedOn w:val="703"/>
+    <w:basedOn w:val="906"/>
     <w:uiPriority w:val="99"/>
     <w:pPr>
       <w:pBdr/>
@@ -38537,10 +38561,10 @@
       </w:tcPr>
     </w:tblStylePr>
   </w:style>
-  <w:style w:type="paragraph" w:styleId="181">
+  <w:style w:type="paragraph" w:styleId="872">
     <w:name w:val="footnote text"/>
-    <w:basedOn w:val="688"/>
-    <w:link w:val="182"/>
+    <w:basedOn w:val="891"/>
+    <w:link w:val="873"/>
     <w:uiPriority w:val="99"/>
     <w:semiHidden/>
     <w:unhideWhenUsed/>
@@ -38554,10 +38578,10 @@
       <w:szCs w:val="20"/>
     </w:rPr>
   </w:style>
-  <w:style w:type="character" w:styleId="182">
+  <w:style w:type="character" w:styleId="873">
     <w:name w:val="Footnote Text Char"/>
-    <w:basedOn w:val="702"/>
-    <w:link w:val="181"/>
+    <w:basedOn w:val="905"/>
+    <w:link w:val="872"/>
     <w:uiPriority w:val="99"/>
     <w:semiHidden/>
     <w:pPr>
@@ -38570,9 +38594,9 @@
       <w:szCs w:val="20"/>
     </w:rPr>
   </w:style>
-  <w:style w:type="character" w:styleId="183">
+  <w:style w:type="character" w:styleId="874">
     <w:name w:val="footnote reference"/>
-    <w:basedOn w:val="702"/>
+    <w:basedOn w:val="905"/>
     <w:uiPriority w:val="99"/>
     <w:semiHidden/>
     <w:unhideWhenUsed/>
@@ -38585,10 +38609,10 @@
       <w:vertAlign w:val="superscript"/>
     </w:rPr>
   </w:style>
-  <w:style w:type="paragraph" w:styleId="184">
+  <w:style w:type="paragraph" w:styleId="875">
     <w:name w:val="endnote text"/>
-    <w:basedOn w:val="688"/>
-    <w:link w:val="185"/>
+    <w:basedOn w:val="891"/>
+    <w:link w:val="876"/>
     <w:uiPriority w:val="99"/>
     <w:semiHidden/>
     <w:unhideWhenUsed/>
@@ -38602,10 +38626,10 @@
       <w:szCs w:val="20"/>
     </w:rPr>
   </w:style>
-  <w:style w:type="character" w:styleId="185">
+  <w:style w:type="character" w:styleId="876">
     <w:name w:val="Endnote Text Char"/>
-    <w:basedOn w:val="702"/>
-    <w:link w:val="184"/>
+    <w:basedOn w:val="905"/>
+    <w:link w:val="875"/>
     <w:uiPriority w:val="99"/>
     <w:semiHidden/>
     <w:pPr>
@@ -38618,9 +38642,9 @@
       <w:szCs w:val="20"/>
     </w:rPr>
   </w:style>
-  <w:style w:type="character" w:styleId="186">
+  <w:style w:type="character" w:styleId="877">
     <w:name w:val="endnote reference"/>
-    <w:basedOn w:val="702"/>
+    <w:basedOn w:val="905"/>
     <w:uiPriority w:val="99"/>
     <w:semiHidden/>
     <w:unhideWhenUsed/>
@@ -38633,9 +38657,9 @@
       <w:vertAlign w:val="superscript"/>
     </w:rPr>
   </w:style>
-  <w:style w:type="character" w:styleId="187">
+  <w:style w:type="character" w:styleId="878">
     <w:name w:val="Hyperlink"/>
-    <w:basedOn w:val="702"/>
+    <w:basedOn w:val="905"/>
     <w:uiPriority w:val="99"/>
     <w:unhideWhenUsed/>
     <w:pPr>
@@ -38648,9 +38672,9 @@
       <w:u w:val="single"/>
     </w:rPr>
   </w:style>
-  <w:style w:type="character" w:styleId="188">
+  <w:style w:type="character" w:styleId="879">
     <w:name w:val="FollowedHyperlink"/>
-    <w:basedOn w:val="702"/>
+    <w:basedOn w:val="905"/>
     <w:uiPriority w:val="99"/>
     <w:semiHidden/>
     <w:unhideWhenUsed/>
@@ -38664,10 +38688,10 @@
       <w:u w:val="single"/>
     </w:rPr>
   </w:style>
-  <w:style w:type="paragraph" w:styleId="189">
+  <w:style w:type="paragraph" w:styleId="880">
     <w:name w:val="toc 1"/>
-    <w:basedOn w:val="688"/>
-    <w:next w:val="688"/>
+    <w:basedOn w:val="891"/>
+    <w:next w:val="891"/>
     <w:uiPriority w:val="39"/>
     <w:unhideWhenUsed/>
     <w:pPr>
@@ -38676,10 +38700,10 @@
       <w:ind/>
     </w:pPr>
   </w:style>
-  <w:style w:type="paragraph" w:styleId="190">
+  <w:style w:type="paragraph" w:styleId="881">
     <w:name w:val="toc 2"/>
-    <w:basedOn w:val="688"/>
-    <w:next w:val="688"/>
+    <w:basedOn w:val="891"/>
+    <w:next w:val="891"/>
     <w:uiPriority w:val="39"/>
     <w:unhideWhenUsed/>
     <w:pPr>
@@ -38688,10 +38712,10 @@
       <w:ind w:left="220"/>
     </w:pPr>
   </w:style>
-  <w:style w:type="paragraph" w:styleId="191">
+  <w:style w:type="paragraph" w:styleId="882">
     <w:name w:val="toc 3"/>
-    <w:basedOn w:val="688"/>
-    <w:next w:val="688"/>
+    <w:basedOn w:val="891"/>
+    <w:next w:val="891"/>
     <w:uiPriority w:val="39"/>
     <w:unhideWhenUsed/>
     <w:pPr>
@@ -38700,10 +38724,10 @@
       <w:ind w:left="440"/>
     </w:pPr>
   </w:style>
-  <w:style w:type="paragraph" w:styleId="192">
+  <w:style w:type="paragraph" w:styleId="883">
     <w:name w:val="toc 4"/>
-    <w:basedOn w:val="688"/>
-    <w:next w:val="688"/>
+    <w:basedOn w:val="891"/>
+    <w:next w:val="891"/>
     <w:uiPriority w:val="39"/>
     <w:unhideWhenUsed/>
     <w:pPr>
@@ -38712,10 +38736,10 @@
       <w:ind w:left="660"/>
     </w:pPr>
   </w:style>
-  <w:style w:type="paragraph" w:styleId="193">
+  <w:style w:type="paragraph" w:styleId="884">
     <w:name w:val="toc 5"/>
-    <w:basedOn w:val="688"/>
-    <w:next w:val="688"/>
+    <w:basedOn w:val="891"/>
+    <w:next w:val="891"/>
     <w:uiPriority w:val="39"/>
     <w:unhideWhenUsed/>
     <w:pPr>
@@ -38724,10 +38748,10 @@
       <w:ind w:left="880"/>
     </w:pPr>
   </w:style>
-  <w:style w:type="paragraph" w:styleId="194">
+  <w:style w:type="paragraph" w:styleId="885">
     <w:name w:val="toc 6"/>
-    <w:basedOn w:val="688"/>
-    <w:next w:val="688"/>
+    <w:basedOn w:val="891"/>
+    <w:next w:val="891"/>
     <w:uiPriority w:val="39"/>
     <w:unhideWhenUsed/>
     <w:pPr>
@@ -38736,10 +38760,10 @@
       <w:ind w:left="1100"/>
     </w:pPr>
   </w:style>
-  <w:style w:type="paragraph" w:styleId="195">
+  <w:style w:type="paragraph" w:styleId="886">
     <w:name w:val="toc 7"/>
-    <w:basedOn w:val="688"/>
-    <w:next w:val="688"/>
+    <w:basedOn w:val="891"/>
+    <w:next w:val="891"/>
     <w:uiPriority w:val="39"/>
     <w:unhideWhenUsed/>
     <w:pPr>
@@ -38748,10 +38772,10 @@
       <w:ind w:left="1320"/>
     </w:pPr>
   </w:style>
-  <w:style w:type="paragraph" w:styleId="196">
+  <w:style w:type="paragraph" w:styleId="887">
     <w:name w:val="toc 8"/>
-    <w:basedOn w:val="688"/>
-    <w:next w:val="688"/>
+    <w:basedOn w:val="891"/>
+    <w:next w:val="891"/>
     <w:uiPriority w:val="39"/>
     <w:unhideWhenUsed/>
     <w:pPr>
@@ -38760,10 +38784,10 @@
       <w:ind w:left="1540"/>
     </w:pPr>
   </w:style>
-  <w:style w:type="paragraph" w:styleId="197">
+  <w:style w:type="paragraph" w:styleId="888">
     <w:name w:val="toc 9"/>
-    <w:basedOn w:val="688"/>
-    <w:next w:val="688"/>
+    <w:basedOn w:val="891"/>
+    <w:next w:val="891"/>
     <w:uiPriority w:val="39"/>
     <w:unhideWhenUsed/>
     <w:pPr>
@@ -38772,9 +38796,9 @@
       <w:ind w:left="1760"/>
     </w:pPr>
   </w:style>
-  <w:style w:type="character" w:styleId="198">
+  <w:style w:type="character" w:styleId="889">
     <w:name w:val="Placeholder Text"/>
-    <w:basedOn w:val="702"/>
+    <w:basedOn w:val="905"/>
     <w:uiPriority w:val="99"/>
     <w:semiHidden/>
     <w:pPr>
@@ -38786,10 +38810,10 @@
       <w:color w:val="666666"/>
     </w:rPr>
   </w:style>
-  <w:style w:type="paragraph" w:styleId="209">
+  <w:style w:type="paragraph" w:styleId="890">
     <w:name w:val="table of figures"/>
-    <w:basedOn w:val="688"/>
-    <w:next w:val="688"/>
+    <w:basedOn w:val="891"/>
+    <w:next w:val="891"/>
     <w:uiPriority w:val="99"/>
     <w:unhideWhenUsed/>
     <w:pPr>
@@ -38798,7 +38822,7 @@
       <w:ind/>
     </w:pPr>
   </w:style>
-  <w:style w:type="paragraph" w:styleId="688" w:default="1">
+  <w:style w:type="paragraph" w:styleId="891" w:default="1">
     <w:name w:val="Normal"/>
     <w:qFormat/>
     <w:pPr>
@@ -38812,10 +38836,10 @@
       <w:sz w:val="22"/>
     </w:rPr>
   </w:style>
-  <w:style w:type="paragraph" w:styleId="689">
+  <w:style w:type="paragraph" w:styleId="892">
     <w:name w:val="Header"/>
-    <w:basedOn w:val="688"/>
-    <w:link w:val="690"/>
+    <w:basedOn w:val="891"/>
+    <w:link w:val="893"/>
     <w:uiPriority w:val="99"/>
     <w:unhideWhenUsed/>
     <w:pPr>
@@ -38828,10 +38852,10 @@
       <w:ind/>
     </w:pPr>
   </w:style>
-  <w:style w:type="character" w:styleId="690" w:customStyle="1">
+  <w:style w:type="character" w:styleId="893" w:customStyle="1">
     <w:name w:val="Header Char"/>
-    <w:basedOn w:val="702"/>
-    <w:link w:val="689"/>
+    <w:basedOn w:val="905"/>
+    <w:link w:val="892"/>
     <w:uiPriority w:val="99"/>
     <w:pPr>
       <w:pBdr/>
@@ -38839,10 +38863,10 @@
       <w:ind/>
     </w:pPr>
   </w:style>
-  <w:style w:type="paragraph" w:styleId="691">
+  <w:style w:type="paragraph" w:styleId="894">
     <w:name w:val="Footer"/>
-    <w:basedOn w:val="688"/>
-    <w:link w:val="692"/>
+    <w:basedOn w:val="891"/>
+    <w:link w:val="895"/>
     <w:uiPriority w:val="99"/>
     <w:unhideWhenUsed/>
     <w:pPr>
@@ -38855,10 +38879,10 @@
       <w:ind/>
     </w:pPr>
   </w:style>
-  <w:style w:type="character" w:styleId="692" w:customStyle="1">
+  <w:style w:type="character" w:styleId="895" w:customStyle="1">
     <w:name w:val="Footer Char"/>
-    <w:basedOn w:val="702"/>
-    <w:link w:val="691"/>
+    <w:basedOn w:val="905"/>
+    <w:link w:val="894"/>
     <w:uiPriority w:val="99"/>
     <w:pPr>
       <w:pBdr/>
@@ -38866,11 +38890,11 @@
       <w:ind/>
     </w:pPr>
   </w:style>
-  <w:style w:type="paragraph" w:styleId="693">
+  <w:style w:type="paragraph" w:styleId="896">
     <w:name w:val="Heading 1"/>
-    <w:basedOn w:val="688"/>
-    <w:next w:val="688"/>
-    <w:link w:val="706"/>
+    <w:basedOn w:val="891"/>
+    <w:next w:val="891"/>
+    <w:link w:val="909"/>
     <w:uiPriority w:val="9"/>
     <w:qFormat/>
     <w:pPr>
@@ -38890,11 +38914,11 @@
       <w:szCs w:val="28"/>
     </w:rPr>
   </w:style>
-  <w:style w:type="paragraph" w:styleId="694">
+  <w:style w:type="paragraph" w:styleId="897">
     <w:name w:val="Heading 2"/>
-    <w:basedOn w:val="688"/>
-    <w:next w:val="688"/>
-    <w:link w:val="707"/>
+    <w:basedOn w:val="891"/>
+    <w:next w:val="891"/>
+    <w:link w:val="910"/>
     <w:uiPriority w:val="9"/>
     <w:unhideWhenUsed/>
     <w:qFormat/>
@@ -38915,11 +38939,11 @@
       <w:szCs w:val="26"/>
     </w:rPr>
   </w:style>
-  <w:style w:type="paragraph" w:styleId="695">
+  <w:style w:type="paragraph" w:styleId="898">
     <w:name w:val="Heading 3"/>
-    <w:basedOn w:val="688"/>
-    <w:next w:val="688"/>
-    <w:link w:val="708"/>
+    <w:basedOn w:val="891"/>
+    <w:next w:val="891"/>
+    <w:link w:val="911"/>
     <w:uiPriority w:val="9"/>
     <w:unhideWhenUsed/>
     <w:qFormat/>
@@ -38939,11 +38963,11 @@
       <w:sz w:val="23"/>
     </w:rPr>
   </w:style>
-  <w:style w:type="paragraph" w:styleId="696">
+  <w:style w:type="paragraph" w:styleId="899">
     <w:name w:val="Heading 4"/>
-    <w:basedOn w:val="688"/>
-    <w:next w:val="688"/>
-    <w:link w:val="736"/>
+    <w:basedOn w:val="891"/>
+    <w:next w:val="891"/>
+    <w:link w:val="939"/>
     <w:uiPriority w:val="9"/>
     <w:semiHidden/>
     <w:unhideWhenUsed/>
@@ -38965,11 +38989,11 @@
       <w:color w:val="4f81bd" w:themeColor="accent1"/>
     </w:rPr>
   </w:style>
-  <w:style w:type="paragraph" w:styleId="697">
+  <w:style w:type="paragraph" w:styleId="900">
     <w:name w:val="Heading 5"/>
-    <w:basedOn w:val="688"/>
-    <w:next w:val="688"/>
-    <w:link w:val="737"/>
+    <w:basedOn w:val="891"/>
+    <w:next w:val="891"/>
+    <w:link w:val="940"/>
     <w:uiPriority w:val="9"/>
     <w:semiHidden/>
     <w:unhideWhenUsed/>
@@ -38987,11 +39011,11 @@
       <w:color w:val="243f60" w:themeColor="accent1" w:themeShade="7F"/>
     </w:rPr>
   </w:style>
-  <w:style w:type="paragraph" w:styleId="698">
+  <w:style w:type="paragraph" w:styleId="901">
     <w:name w:val="Heading 6"/>
-    <w:basedOn w:val="688"/>
-    <w:next w:val="688"/>
-    <w:link w:val="738"/>
+    <w:basedOn w:val="891"/>
+    <w:next w:val="891"/>
+    <w:link w:val="941"/>
     <w:uiPriority w:val="9"/>
     <w:semiHidden/>
     <w:unhideWhenUsed/>
@@ -39011,11 +39035,11 @@
       <w:color w:val="243f60" w:themeColor="accent1" w:themeShade="7F"/>
     </w:rPr>
   </w:style>
-  <w:style w:type="paragraph" w:styleId="699">
+  <w:style w:type="paragraph" w:styleId="902">
     <w:name w:val="Heading 7"/>
-    <w:basedOn w:val="688"/>
-    <w:next w:val="688"/>
-    <w:link w:val="739"/>
+    <w:basedOn w:val="891"/>
+    <w:next w:val="891"/>
+    <w:link w:val="942"/>
     <w:uiPriority w:val="9"/>
     <w:semiHidden/>
     <w:unhideWhenUsed/>
@@ -39035,11 +39059,11 @@
       <w:color w:val="404040" w:themeColor="text1" w:themeTint="BF"/>
     </w:rPr>
   </w:style>
-  <w:style w:type="paragraph" w:styleId="700">
+  <w:style w:type="paragraph" w:styleId="903">
     <w:name w:val="Heading 8"/>
-    <w:basedOn w:val="688"/>
-    <w:next w:val="688"/>
-    <w:link w:val="740"/>
+    <w:basedOn w:val="891"/>
+    <w:next w:val="891"/>
+    <w:link w:val="943"/>
     <w:uiPriority w:val="9"/>
     <w:semiHidden/>
     <w:unhideWhenUsed/>
@@ -39059,11 +39083,11 @@
       <w:szCs w:val="20"/>
     </w:rPr>
   </w:style>
-  <w:style w:type="paragraph" w:styleId="701">
+  <w:style w:type="paragraph" w:styleId="904">
     <w:name w:val="Heading 9"/>
-    <w:basedOn w:val="688"/>
-    <w:next w:val="688"/>
-    <w:link w:val="741"/>
+    <w:basedOn w:val="891"/>
+    <w:next w:val="891"/>
+    <w:link w:val="944"/>
     <w:uiPriority w:val="9"/>
     <w:semiHidden/>
     <w:unhideWhenUsed/>
@@ -39085,7 +39109,7 @@
       <w:szCs w:val="20"/>
     </w:rPr>
   </w:style>
-  <w:style w:type="character" w:styleId="702" w:default="1">
+  <w:style w:type="character" w:styleId="905" w:default="1">
     <w:name w:val="Default Paragraph Font"/>
     <w:uiPriority w:val="1"/>
     <w:semiHidden/>
@@ -39096,7 +39120,7 @@
       <w:ind/>
     </w:pPr>
   </w:style>
-  <w:style w:type="table" w:styleId="703" w:default="1">
+  <w:style w:type="table" w:styleId="906" w:default="1">
     <w:name w:val="Normal Table"/>
     <w:uiPriority w:val="99"/>
     <w:semiHidden/>
@@ -39289,7 +39313,7 @@
       </w:tcPr>
     </w:tblStylePr>
   </w:style>
-  <w:style w:type="numbering" w:styleId="704" w:default="1">
+  <w:style w:type="numbering" w:styleId="907" w:default="1">
     <w:name w:val="No List"/>
     <w:uiPriority w:val="99"/>
     <w:semiHidden/>
@@ -39300,7 +39324,7 @@
       <w:ind/>
     </w:pPr>
   </w:style>
-  <w:style w:type="paragraph" w:styleId="705">
+  <w:style w:type="paragraph" w:styleId="908">
     <w:name w:val="No Spacing"/>
     <w:uiPriority w:val="1"/>
     <w:qFormat/>
@@ -39310,10 +39334,10 @@
       <w:ind/>
     </w:pPr>
   </w:style>
-  <w:style w:type="character" w:styleId="706" w:customStyle="1">
+  <w:style w:type="character" w:styleId="909" w:customStyle="1">
     <w:name w:val="Heading 1 Char"/>
-    <w:basedOn w:val="702"/>
-    <w:link w:val="693"/>
+    <w:basedOn w:val="905"/>
+    <w:link w:val="896"/>
     <w:uiPriority w:val="9"/>
     <w:pPr>
       <w:pBdr/>
@@ -39329,10 +39353,10 @@
       <w:szCs w:val="28"/>
     </w:rPr>
   </w:style>
-  <w:style w:type="character" w:styleId="707" w:customStyle="1">
+  <w:style w:type="character" w:styleId="910" w:customStyle="1">
     <w:name w:val="Heading 2 Char"/>
-    <w:basedOn w:val="702"/>
-    <w:link w:val="694"/>
+    <w:basedOn w:val="905"/>
+    <w:link w:val="897"/>
     <w:uiPriority w:val="9"/>
     <w:pPr>
       <w:pBdr/>
@@ -39348,10 +39372,10 @@
       <w:szCs w:val="26"/>
     </w:rPr>
   </w:style>
-  <w:style w:type="character" w:styleId="708" w:customStyle="1">
+  <w:style w:type="character" w:styleId="911" w:customStyle="1">
     <w:name w:val="Heading 3 Char"/>
-    <w:basedOn w:val="702"/>
-    <w:link w:val="695"/>
+    <w:basedOn w:val="905"/>
+    <w:link w:val="898"/>
     <w:uiPriority w:val="9"/>
     <w:pPr>
       <w:pBdr/>
@@ -39365,11 +39389,11 @@
       <w:color w:val="4f81bd" w:themeColor="accent1"/>
     </w:rPr>
   </w:style>
-  <w:style w:type="paragraph" w:styleId="709">
+  <w:style w:type="paragraph" w:styleId="912">
     <w:name w:val="Title"/>
-    <w:basedOn w:val="688"/>
-    <w:next w:val="688"/>
-    <w:link w:val="710"/>
+    <w:basedOn w:val="891"/>
+    <w:next w:val="891"/>
+    <w:link w:val="913"/>
     <w:uiPriority w:val="10"/>
     <w:qFormat/>
     <w:pPr>
@@ -39388,10 +39412,10 @@
       <w:szCs w:val="52"/>
     </w:rPr>
   </w:style>
-  <w:style w:type="character" w:styleId="710" w:customStyle="1">
+  <w:style w:type="character" w:styleId="913" w:customStyle="1">
     <w:name w:val="Title Char"/>
-    <w:basedOn w:val="702"/>
-    <w:link w:val="709"/>
+    <w:basedOn w:val="905"/>
+    <w:link w:val="912"/>
     <w:uiPriority w:val="10"/>
     <w:pPr>
       <w:pBdr/>
@@ -39406,11 +39430,11 @@
       <w:szCs w:val="52"/>
     </w:rPr>
   </w:style>
-  <w:style w:type="paragraph" w:styleId="711">
+  <w:style w:type="paragraph" w:styleId="914">
     <w:name w:val="Subtitle"/>
-    <w:basedOn w:val="688"/>
-    <w:next w:val="688"/>
-    <w:link w:val="712"/>
+    <w:basedOn w:val="891"/>
+    <w:next w:val="891"/>
+    <w:link w:val="915"/>
     <w:uiPriority w:val="11"/>
     <w:qFormat/>
     <w:pPr>
@@ -39431,10 +39455,10 @@
       <w:szCs w:val="24"/>
     </w:rPr>
   </w:style>
-  <w:style w:type="character" w:styleId="712" w:customStyle="1">
+  <w:style w:type="character" w:styleId="915" w:customStyle="1">
     <w:name w:val="Subtitle Char"/>
-    <w:basedOn w:val="702"/>
-    <w:link w:val="711"/>
+    <w:basedOn w:val="905"/>
+    <w:link w:val="914"/>
     <w:uiPriority w:val="11"/>
     <w:pPr>
       <w:pBdr/>
@@ -39451,9 +39475,9 @@
       <w:szCs w:val="24"/>
     </w:rPr>
   </w:style>
-  <w:style w:type="paragraph" w:styleId="713">
+  <w:style w:type="paragraph" w:styleId="916">
     <w:name w:val="List Paragraph"/>
-    <w:basedOn w:val="688"/>
+    <w:basedOn w:val="891"/>
     <w:uiPriority w:val="34"/>
     <w:qFormat/>
     <w:pPr>
@@ -39463,10 +39487,10 @@
       <w:contextualSpacing w:val="true"/>
     </w:pPr>
   </w:style>
-  <w:style w:type="paragraph" w:styleId="714">
+  <w:style w:type="paragraph" w:styleId="917">
     <w:name w:val="Body Text"/>
-    <w:basedOn w:val="688"/>
-    <w:link w:val="715"/>
+    <w:basedOn w:val="891"/>
+    <w:link w:val="918"/>
     <w:uiPriority w:val="99"/>
     <w:unhideWhenUsed/>
     <w:pPr>
@@ -39475,10 +39499,10 @@
       <w:ind/>
     </w:pPr>
   </w:style>
-  <w:style w:type="character" w:styleId="715" w:customStyle="1">
+  <w:style w:type="character" w:styleId="918" w:customStyle="1">
     <w:name w:val="Body Text Char"/>
-    <w:basedOn w:val="702"/>
-    <w:link w:val="714"/>
+    <w:basedOn w:val="905"/>
+    <w:link w:val="917"/>
     <w:uiPriority w:val="99"/>
     <w:pPr>
       <w:pBdr/>
@@ -39486,10 +39510,10 @@
       <w:ind/>
     </w:pPr>
   </w:style>
-  <w:style w:type="paragraph" w:styleId="716">
+  <w:style w:type="paragraph" w:styleId="919">
     <w:name w:val="Body Text 2"/>
-    <w:basedOn w:val="688"/>
-    <w:link w:val="717"/>
+    <w:basedOn w:val="891"/>
+    <w:link w:val="920"/>
     <w:uiPriority w:val="99"/>
     <w:unhideWhenUsed/>
     <w:pPr>
@@ -39498,10 +39522,10 @@
       <w:ind/>
     </w:pPr>
   </w:style>
-  <w:style w:type="character" w:styleId="717" w:customStyle="1">
+  <w:style w:type="character" w:styleId="920" w:customStyle="1">
     <w:name w:val="Body Text 2 Char"/>
-    <w:basedOn w:val="702"/>
-    <w:link w:val="716"/>
+    <w:basedOn w:val="905"/>
+    <w:link w:val="919"/>
     <w:uiPriority w:val="99"/>
     <w:pPr>
       <w:pBdr/>
@@ -39509,10 +39533,10 @@
       <w:ind/>
     </w:pPr>
   </w:style>
-  <w:style w:type="paragraph" w:styleId="718">
+  <w:style w:type="paragraph" w:styleId="921">
     <w:name w:val="Body Text 3"/>
-    <w:basedOn w:val="688"/>
-    <w:link w:val="719"/>
+    <w:basedOn w:val="891"/>
+    <w:link w:val="922"/>
     <w:uiPriority w:val="99"/>
     <w:unhideWhenUsed/>
     <w:pPr>
@@ -39525,10 +39549,10 @@
       <w:szCs w:val="16"/>
     </w:rPr>
   </w:style>
-  <w:style w:type="character" w:styleId="719" w:customStyle="1">
+  <w:style w:type="character" w:styleId="922" w:customStyle="1">
     <w:name w:val="Body Text 3 Char"/>
-    <w:basedOn w:val="702"/>
-    <w:link w:val="718"/>
+    <w:basedOn w:val="905"/>
+    <w:link w:val="921"/>
     <w:uiPriority w:val="99"/>
     <w:pPr>
       <w:pBdr/>
@@ -39540,9 +39564,9 @@
       <w:szCs w:val="16"/>
     </w:rPr>
   </w:style>
-  <w:style w:type="paragraph" w:styleId="720">
+  <w:style w:type="paragraph" w:styleId="923">
     <w:name w:val="List"/>
-    <w:basedOn w:val="688"/>
+    <w:basedOn w:val="891"/>
     <w:uiPriority w:val="99"/>
     <w:unhideWhenUsed/>
     <w:pPr>
@@ -39552,9 +39576,9 @@
       <w:contextualSpacing w:val="true"/>
     </w:pPr>
   </w:style>
-  <w:style w:type="paragraph" w:styleId="721">
+  <w:style w:type="paragraph" w:styleId="924">
     <w:name w:val="List 2"/>
-    <w:basedOn w:val="688"/>
+    <w:basedOn w:val="891"/>
     <w:uiPriority w:val="99"/>
     <w:unhideWhenUsed/>
     <w:pPr>
@@ -39564,9 +39588,9 @@
       <w:contextualSpacing w:val="true"/>
     </w:pPr>
   </w:style>
-  <w:style w:type="paragraph" w:styleId="722">
+  <w:style w:type="paragraph" w:styleId="925">
     <w:name w:val="List 3"/>
-    <w:basedOn w:val="688"/>
+    <w:basedOn w:val="891"/>
     <w:uiPriority w:val="99"/>
     <w:unhideWhenUsed/>
     <w:pPr>
@@ -39576,9 +39600,9 @@
       <w:contextualSpacing w:val="true"/>
     </w:pPr>
   </w:style>
-  <w:style w:type="paragraph" w:styleId="723">
+  <w:style w:type="paragraph" w:styleId="926">
     <w:name w:val="List Bullet"/>
-    <w:basedOn w:val="688"/>
+    <w:basedOn w:val="891"/>
     <w:uiPriority w:val="99"/>
     <w:unhideWhenUsed/>
     <w:pPr>
@@ -39591,9 +39615,9 @@
       <w:contextualSpacing w:val="true"/>
     </w:pPr>
   </w:style>
-  <w:style w:type="paragraph" w:styleId="724">
+  <w:style w:type="paragraph" w:styleId="927">
     <w:name w:val="List Bullet 2"/>
-    <w:basedOn w:val="688"/>
+    <w:basedOn w:val="891"/>
     <w:uiPriority w:val="99"/>
     <w:unhideWhenUsed/>
     <w:pPr>
@@ -39606,9 +39630,9 @@
       <w:contextualSpacing w:val="true"/>
     </w:pPr>
   </w:style>
-  <w:style w:type="paragraph" w:styleId="725">
+  <w:style w:type="paragraph" w:styleId="928">
     <w:name w:val="List Bullet 3"/>
-    <w:basedOn w:val="688"/>
+    <w:basedOn w:val="891"/>
     <w:uiPriority w:val="99"/>
     <w:unhideWhenUsed/>
     <w:pPr>
@@ -39621,9 +39645,9 @@
       <w:contextualSpacing w:val="true"/>
     </w:pPr>
   </w:style>
-  <w:style w:type="paragraph" w:styleId="726">
+  <w:style w:type="paragraph" w:styleId="929">
     <w:name w:val="List Number"/>
-    <w:basedOn w:val="688"/>
+    <w:basedOn w:val="891"/>
     <w:uiPriority w:val="99"/>
     <w:unhideWhenUsed/>
     <w:pPr>
@@ -39636,9 +39660,9 @@
       <w:contextualSpacing w:val="true"/>
     </w:pPr>
   </w:style>
-  <w:style w:type="paragraph" w:styleId="727">
+  <w:style w:type="paragraph" w:styleId="930">
     <w:name w:val="List Number 2"/>
-    <w:basedOn w:val="688"/>
+    <w:basedOn w:val="891"/>
     <w:uiPriority w:val="99"/>
     <w:unhideWhenUsed/>
     <w:pPr>
@@ -39651,9 +39675,9 @@
       <w:contextualSpacing w:val="true"/>
     </w:pPr>
   </w:style>
-  <w:style w:type="paragraph" w:styleId="728">
+  <w:style w:type="paragraph" w:styleId="931">
     <w:name w:val="List Number 3"/>
-    <w:basedOn w:val="688"/>
+    <w:basedOn w:val="891"/>
     <w:uiPriority w:val="99"/>
     <w:unhideWhenUsed/>
     <w:pPr>
@@ -39666,9 +39690,9 @@
       <w:contextualSpacing w:val="true"/>
     </w:pPr>
   </w:style>
-  <w:style w:type="paragraph" w:styleId="729">
+  <w:style w:type="paragraph" w:styleId="932">
     <w:name w:val="List Continue"/>
-    <w:basedOn w:val="688"/>
+    <w:basedOn w:val="891"/>
     <w:uiPriority w:val="99"/>
     <w:unhideWhenUsed/>
     <w:pPr>
@@ -39678,9 +39702,9 @@
       <w:contextualSpacing w:val="true"/>
     </w:pPr>
   </w:style>
-  <w:style w:type="paragraph" w:styleId="730">
+  <w:style w:type="paragraph" w:styleId="933">
     <w:name w:val="List Continue 2"/>
-    <w:basedOn w:val="688"/>
+    <w:basedOn w:val="891"/>
     <w:uiPriority w:val="99"/>
     <w:unhideWhenUsed/>
     <w:pPr>
@@ -39690,9 +39714,9 @@
       <w:contextualSpacing w:val="true"/>
     </w:pPr>
   </w:style>
-  <w:style w:type="paragraph" w:styleId="731">
+  <w:style w:type="paragraph" w:styleId="934">
     <w:name w:val="List Continue 3"/>
-    <w:basedOn w:val="688"/>
+    <w:basedOn w:val="891"/>
     <w:uiPriority w:val="99"/>
     <w:unhideWhenUsed/>
     <w:pPr>
@@ -39702,9 +39726,9 @@
       <w:contextualSpacing w:val="true"/>
     </w:pPr>
   </w:style>
-  <w:style w:type="paragraph" w:styleId="732">
+  <w:style w:type="paragraph" w:styleId="935">
     <w:name w:val="macro"/>
-    <w:link w:val="733"/>
+    <w:link w:val="936"/>
     <w:uiPriority w:val="99"/>
     <w:unhideWhenUsed/>
     <w:pPr>
@@ -39727,10 +39751,10 @@
       <w:szCs w:val="20"/>
     </w:rPr>
   </w:style>
-  <w:style w:type="character" w:styleId="733" w:customStyle="1">
+  <w:style w:type="character" w:styleId="936" w:customStyle="1">
     <w:name w:val="Macro Text Char"/>
-    <w:basedOn w:val="702"/>
-    <w:link w:val="732"/>
+    <w:basedOn w:val="905"/>
+    <w:link w:val="935"/>
     <w:uiPriority w:val="99"/>
     <w:pPr>
       <w:pBdr/>
@@ -39743,11 +39767,11 @@
       <w:szCs w:val="20"/>
     </w:rPr>
   </w:style>
-  <w:style w:type="paragraph" w:styleId="734">
+  <w:style w:type="paragraph" w:styleId="937">
     <w:name w:val="Quote"/>
-    <w:basedOn w:val="688"/>
-    <w:next w:val="688"/>
-    <w:link w:val="735"/>
+    <w:basedOn w:val="891"/>
+    <w:next w:val="891"/>
+    <w:link w:val="938"/>
     <w:uiPriority w:val="29"/>
     <w:qFormat/>
     <w:pPr>
@@ -39761,10 +39785,10 @@
       <w:color w:val="000000" w:themeColor="text1"/>
     </w:rPr>
   </w:style>
-  <w:style w:type="character" w:styleId="735" w:customStyle="1">
+  <w:style w:type="character" w:styleId="938" w:customStyle="1">
     <w:name w:val="Quote Char"/>
-    <w:basedOn w:val="702"/>
-    <w:link w:val="734"/>
+    <w:basedOn w:val="905"/>
+    <w:link w:val="937"/>
     <w:uiPriority w:val="29"/>
     <w:pPr>
       <w:pBdr/>
@@ -39777,10 +39801,10 @@
       <w:color w:val="000000" w:themeColor="text1"/>
     </w:rPr>
   </w:style>
-  <w:style w:type="character" w:styleId="736" w:customStyle="1">
+  <w:style w:type="character" w:styleId="939" w:customStyle="1">
     <w:name w:val="Heading 4 Char"/>
-    <w:basedOn w:val="702"/>
-    <w:link w:val="696"/>
+    <w:basedOn w:val="905"/>
+    <w:link w:val="899"/>
     <w:uiPriority w:val="9"/>
     <w:semiHidden/>
     <w:pPr>
@@ -39797,10 +39821,10 @@
       <w:color w:val="4f81bd" w:themeColor="accent1"/>
     </w:rPr>
   </w:style>
-  <w:style w:type="character" w:styleId="737" w:customStyle="1">
+  <w:style w:type="character" w:styleId="940" w:customStyle="1">
     <w:name w:val="Heading 5 Char"/>
-    <w:basedOn w:val="702"/>
-    <w:link w:val="697"/>
+    <w:basedOn w:val="905"/>
+    <w:link w:val="900"/>
     <w:uiPriority w:val="9"/>
     <w:semiHidden/>
     <w:pPr>
@@ -39813,10 +39837,10 @@
       <w:color w:val="243f60" w:themeColor="accent1" w:themeShade="7F"/>
     </w:rPr>
   </w:style>
-  <w:style w:type="character" w:styleId="738" w:customStyle="1">
+  <w:style w:type="character" w:styleId="941" w:customStyle="1">
     <w:name w:val="Heading 6 Char"/>
-    <w:basedOn w:val="702"/>
-    <w:link w:val="698"/>
+    <w:basedOn w:val="905"/>
+    <w:link w:val="901"/>
     <w:uiPriority w:val="9"/>
     <w:semiHidden/>
     <w:pPr>
@@ -39831,10 +39855,10 @@
       <w:color w:val="243f60" w:themeColor="accent1" w:themeShade="7F"/>
     </w:rPr>
   </w:style>
-  <w:style w:type="character" w:styleId="739" w:customStyle="1">
+  <w:style w:type="character" w:styleId="942" w:customStyle="1">
     <w:name w:val="Heading 7 Char"/>
-    <w:basedOn w:val="702"/>
-    <w:link w:val="699"/>
+    <w:basedOn w:val="905"/>
+    <w:link w:val="902"/>
     <w:uiPriority w:val="9"/>
     <w:semiHidden/>
     <w:pPr>
@@ -39849,10 +39873,10 @@
       <w:color w:val="404040" w:themeColor="text1" w:themeTint="BF"/>
     </w:rPr>
   </w:style>
-  <w:style w:type="character" w:styleId="740" w:customStyle="1">
+  <w:style w:type="character" w:styleId="943" w:customStyle="1">
     <w:name w:val="Heading 8 Char"/>
-    <w:basedOn w:val="702"/>
-    <w:link w:val="700"/>
+    <w:basedOn w:val="905"/>
+    <w:link w:val="903"/>
     <w:uiPriority w:val="9"/>
     <w:semiHidden/>
     <w:pPr>
@@ -39867,10 +39891,10 @@
       <w:szCs w:val="20"/>
     </w:rPr>
   </w:style>
-  <w:style w:type="character" w:styleId="741" w:customStyle="1">
+  <w:style w:type="character" w:styleId="944" w:customStyle="1">
     <w:name w:val="Heading 9 Char"/>
-    <w:basedOn w:val="702"/>
-    <w:link w:val="701"/>
+    <w:basedOn w:val="905"/>
+    <w:link w:val="904"/>
     <w:uiPriority w:val="9"/>
     <w:semiHidden/>
     <w:pPr>
@@ -39887,10 +39911,10 @@
       <w:szCs w:val="20"/>
     </w:rPr>
   </w:style>
-  <w:style w:type="paragraph" w:styleId="742">
+  <w:style w:type="paragraph" w:styleId="945">
     <w:name w:val="Caption"/>
-    <w:basedOn w:val="688"/>
-    <w:next w:val="688"/>
+    <w:basedOn w:val="891"/>
+    <w:next w:val="891"/>
     <w:uiPriority w:val="35"/>
     <w:semiHidden/>
     <w:unhideWhenUsed/>
@@ -39908,9 +39932,9 @@
       <w:szCs w:val="18"/>
     </w:rPr>
   </w:style>
-  <w:style w:type="character" w:styleId="743">
+  <w:style w:type="character" w:styleId="946">
     <w:name w:val="Strong"/>
-    <w:basedOn w:val="702"/>
+    <w:basedOn w:val="905"/>
     <w:uiPriority w:val="22"/>
     <w:qFormat/>
     <w:pPr>
@@ -39923,9 +39947,9 @@
       <w:bCs/>
     </w:rPr>
   </w:style>
-  <w:style w:type="character" w:styleId="744">
+  <w:style w:type="character" w:styleId="947">
     <w:name w:val="Emphasis"/>
-    <w:basedOn w:val="702"/>
+    <w:basedOn w:val="905"/>
     <w:uiPriority w:val="20"/>
     <w:qFormat/>
     <w:pPr>
@@ -39938,11 +39962,11 @@
       <w:iCs/>
     </w:rPr>
   </w:style>
-  <w:style w:type="paragraph" w:styleId="745">
+  <w:style w:type="paragraph" w:styleId="948">
     <w:name w:val="Intense Quote"/>
-    <w:basedOn w:val="688"/>
-    <w:next w:val="688"/>
-    <w:link w:val="746"/>
+    <w:basedOn w:val="891"/>
+    <w:next w:val="891"/>
+    <w:link w:val="949"/>
     <w:uiPriority w:val="30"/>
     <w:qFormat/>
     <w:pPr>
@@ -39960,10 +39984,10 @@
       <w:color w:val="4f81bd" w:themeColor="accent1"/>
     </w:rPr>
   </w:style>
-  <w:style w:type="character" w:styleId="746" w:customStyle="1">
+  <w:style w:type="character" w:styleId="949" w:customStyle="1">
     <w:name w:val="Intense Quote Char"/>
-    <w:basedOn w:val="702"/>
-    <w:link w:val="745"/>
+    <w:basedOn w:val="905"/>
+    <w:link w:val="948"/>
     <w:uiPriority w:val="30"/>
     <w:pPr>
       <w:pBdr/>
@@ -39978,9 +40002,9 @@
       <w:color w:val="4f81bd" w:themeColor="accent1"/>
     </w:rPr>
   </w:style>
-  <w:style w:type="character" w:styleId="747">
+  <w:style w:type="character" w:styleId="950">
     <w:name w:val="Subtle Emphasis"/>
-    <w:basedOn w:val="702"/>
+    <w:basedOn w:val="905"/>
     <w:uiPriority w:val="19"/>
     <w:qFormat/>
     <w:pPr>
@@ -39994,9 +40018,9 @@
       <w:color w:val="808080" w:themeColor="text1" w:themeTint="7F"/>
     </w:rPr>
   </w:style>
-  <w:style w:type="character" w:styleId="748">
+  <w:style w:type="character" w:styleId="951">
     <w:name w:val="Intense Emphasis"/>
-    <w:basedOn w:val="702"/>
+    <w:basedOn w:val="905"/>
     <w:uiPriority w:val="21"/>
     <w:qFormat/>
     <w:pPr>
@@ -40012,9 +40036,9 @@
       <w:color w:val="4f81bd" w:themeColor="accent1"/>
     </w:rPr>
   </w:style>
-  <w:style w:type="character" w:styleId="749">
+  <w:style w:type="character" w:styleId="952">
     <w:name w:val="Subtle Reference"/>
-    <w:basedOn w:val="702"/>
+    <w:basedOn w:val="905"/>
     <w:uiPriority w:val="31"/>
     <w:qFormat/>
     <w:pPr>
@@ -40028,9 +40052,9 @@
       <w:u w:val="single"/>
     </w:rPr>
   </w:style>
-  <w:style w:type="character" w:styleId="750">
+  <w:style w:type="character" w:styleId="953">
     <w:name w:val="Intense Reference"/>
-    <w:basedOn w:val="702"/>
+    <w:basedOn w:val="905"/>
     <w:uiPriority w:val="32"/>
     <w:qFormat/>
     <w:pPr>
@@ -40047,9 +40071,9 @@
       <w:u w:val="single"/>
     </w:rPr>
   </w:style>
-  <w:style w:type="character" w:styleId="751">
+  <w:style w:type="character" w:styleId="954">
     <w:name w:val="Book Title"/>
-    <w:basedOn w:val="702"/>
+    <w:basedOn w:val="905"/>
     <w:uiPriority w:val="33"/>
     <w:qFormat/>
     <w:pPr>
@@ -40064,10 +40088,10 @@
       <w:spacing w:val="5"/>
     </w:rPr>
   </w:style>
-  <w:style w:type="paragraph" w:styleId="752">
+  <w:style w:type="paragraph" w:styleId="955">
     <w:name w:val="TOC Heading"/>
-    <w:basedOn w:val="693"/>
-    <w:next w:val="688"/>
+    <w:basedOn w:val="896"/>
+    <w:next w:val="891"/>
     <w:uiPriority w:val="39"/>
     <w:semiHidden/>
     <w:unhideWhenUsed/>
@@ -40079,9 +40103,9 @@
       <w:outlineLvl w:val="9"/>
     </w:pPr>
   </w:style>
-  <w:style w:type="table" w:styleId="753">
+  <w:style w:type="table" w:styleId="956">
     <w:name w:val="Table Grid"/>
-    <w:basedOn w:val="703"/>
+    <w:basedOn w:val="906"/>
     <w:uiPriority w:val="59"/>
     <w:pPr>
       <w:pBdr/>
@@ -40278,9 +40302,9 @@
       </w:tcPr>
     </w:tblStylePr>
   </w:style>
-  <w:style w:type="table" w:styleId="754">
+  <w:style w:type="table" w:styleId="957">
     <w:name w:val="Light Shading"/>
-    <w:basedOn w:val="703"/>
+    <w:basedOn w:val="906"/>
     <w:uiPriority w:val="60"/>
     <w:pPr>
       <w:pBdr/>
@@ -40512,9 +40536,9 @@
       </w:tcPr>
     </w:tblStylePr>
   </w:style>
-  <w:style w:type="table" w:styleId="755">
+  <w:style w:type="table" w:styleId="958">
     <w:name w:val="Light Shading Accent 1"/>
-    <w:basedOn w:val="703"/>
+    <w:basedOn w:val="906"/>
     <w:uiPriority w:val="60"/>
     <w:pPr>
       <w:pBdr/>
@@ -40746,9 +40770,9 @@
       </w:tcPr>
     </w:tblStylePr>
   </w:style>
-  <w:style w:type="table" w:styleId="756">
+  <w:style w:type="table" w:styleId="959">
     <w:name w:val="Light Shading Accent 2"/>
-    <w:basedOn w:val="703"/>
+    <w:basedOn w:val="906"/>
     <w:uiPriority w:val="60"/>
     <w:pPr>
       <w:pBdr/>
@@ -40980,9 +41004,9 @@
       </w:tcPr>
     </w:tblStylePr>
   </w:style>
-  <w:style w:type="table" w:styleId="757">
+  <w:style w:type="table" w:styleId="960">
     <w:name w:val="Light Shading Accent 3"/>
-    <w:basedOn w:val="703"/>
+    <w:basedOn w:val="906"/>
     <w:uiPriority w:val="60"/>
     <w:pPr>
       <w:pBdr/>
@@ -41214,9 +41238,9 @@
       </w:tcPr>
     </w:tblStylePr>
   </w:style>
-  <w:style w:type="table" w:styleId="758">
+  <w:style w:type="table" w:styleId="961">
     <w:name w:val="Light Shading Accent 4"/>
-    <w:basedOn w:val="703"/>
+    <w:basedOn w:val="906"/>
     <w:uiPriority w:val="60"/>
     <w:pPr>
       <w:pBdr/>
@@ -41448,9 +41472,9 @@
       </w:tcPr>
     </w:tblStylePr>
   </w:style>
-  <w:style w:type="table" w:styleId="759">
+  <w:style w:type="table" w:styleId="962">
     <w:name w:val="Light Shading Accent 5"/>
-    <w:basedOn w:val="703"/>
+    <w:basedOn w:val="906"/>
     <w:uiPriority w:val="60"/>
     <w:pPr>
       <w:pBdr/>
@@ -41682,9 +41706,9 @@
       </w:tcPr>
     </w:tblStylePr>
   </w:style>
-  <w:style w:type="table" w:styleId="760">
+  <w:style w:type="table" w:styleId="963">
     <w:name w:val="Light Shading Accent 6"/>
-    <w:basedOn w:val="703"/>
+    <w:basedOn w:val="906"/>
     <w:uiPriority w:val="60"/>
     <w:pPr>
       <w:pBdr/>
@@ -41916,9 +41940,9 @@
       </w:tcPr>
     </w:tblStylePr>
   </w:style>
-  <w:style w:type="table" w:styleId="761">
+  <w:style w:type="table" w:styleId="964">
     <w:name w:val="Light List"/>
-    <w:basedOn w:val="703"/>
+    <w:basedOn w:val="906"/>
     <w:uiPriority w:val="61"/>
     <w:pPr>
       <w:pBdr/>
@@ -42148,9 +42172,9 @@
       </w:tcPr>
     </w:tblStylePr>
   </w:style>
-  <w:style w:type="table" w:styleId="762">
+  <w:style w:type="table" w:styleId="965">
     <w:name w:val="Light List Accent 1"/>
-    <w:basedOn w:val="703"/>
+    <w:basedOn w:val="906"/>
     <w:uiPriority w:val="61"/>
     <w:pPr>
       <w:pBdr/>
@@ -42380,9 +42404,9 @@
       </w:tcPr>
     </w:tblStylePr>
   </w:style>
-  <w:style w:type="table" w:styleId="763">
+  <w:style w:type="table" w:styleId="966">
     <w:name w:val="Light List Accent 2"/>
-    <w:basedOn w:val="703"/>
+    <w:basedOn w:val="906"/>
     <w:uiPriority w:val="61"/>
     <w:pPr>
       <w:pBdr/>
@@ -42612,9 +42636,9 @@
       </w:tcPr>
     </w:tblStylePr>
   </w:style>
-  <w:style w:type="table" w:styleId="764">
+  <w:style w:type="table" w:styleId="967">
     <w:name w:val="Light List Accent 3"/>
-    <w:basedOn w:val="703"/>
+    <w:basedOn w:val="906"/>
     <w:uiPriority w:val="61"/>
     <w:pPr>
       <w:pBdr/>
@@ -42844,9 +42868,9 @@
       </w:tcPr>
     </w:tblStylePr>
   </w:style>
-  <w:style w:type="table" w:styleId="765">
+  <w:style w:type="table" w:styleId="968">
     <w:name w:val="Light List Accent 4"/>
-    <w:basedOn w:val="703"/>
+    <w:basedOn w:val="906"/>
     <w:uiPriority w:val="61"/>
     <w:pPr>
       <w:pBdr/>
@@ -43076,9 +43100,9 @@
       </w:tcPr>
     </w:tblStylePr>
   </w:style>
-  <w:style w:type="table" w:styleId="766">
+  <w:style w:type="table" w:styleId="969">
     <w:name w:val="Light List Accent 5"/>
-    <w:basedOn w:val="703"/>
+    <w:basedOn w:val="906"/>
     <w:uiPriority w:val="61"/>
     <w:pPr>
       <w:pBdr/>
@@ -43308,9 +43332,9 @@
       </w:tcPr>
     </w:tblStylePr>
   </w:style>
-  <w:style w:type="table" w:styleId="767">
+  <w:style w:type="table" w:styleId="970">
     <w:name w:val="Light List Accent 6"/>
-    <w:basedOn w:val="703"/>
+    <w:basedOn w:val="906"/>
     <w:uiPriority w:val="61"/>
     <w:pPr>
       <w:pBdr/>
@@ -43540,9 +43564,9 @@
       </w:tcPr>
     </w:tblStylePr>
   </w:style>
-  <w:style w:type="table" w:styleId="768">
+  <w:style w:type="table" w:styleId="971">
     <w:name w:val="Light Grid"/>
-    <w:basedOn w:val="703"/>
+    <w:basedOn w:val="906"/>
     <w:uiPriority w:val="62"/>
     <w:pPr>
       <w:pBdr/>
@@ -43793,9 +43817,9 @@
       </w:tcPr>
     </w:tblStylePr>
   </w:style>
-  <w:style w:type="table" w:styleId="769">
+  <w:style w:type="table" w:styleId="972">
     <w:name w:val="Light Grid Accent 1"/>
-    <w:basedOn w:val="703"/>
+    <w:basedOn w:val="906"/>
     <w:uiPriority w:val="62"/>
     <w:pPr>
       <w:pBdr/>
@@ -44046,9 +44070,9 @@
       </w:tcPr>
     </w:tblStylePr>
   </w:style>
-  <w:style w:type="table" w:styleId="770">
+  <w:style w:type="table" w:styleId="973">
     <w:name w:val="Light Grid Accent 2"/>
-    <w:basedOn w:val="703"/>
+    <w:basedOn w:val="906"/>
     <w:uiPriority w:val="62"/>
     <w:pPr>
       <w:pBdr/>
@@ -44299,9 +44323,9 @@
       </w:tcPr>
     </w:tblStylePr>
   </w:style>
-  <w:style w:type="table" w:styleId="771">
+  <w:style w:type="table" w:styleId="974">
     <w:name w:val="Light Grid Accent 3"/>
-    <w:basedOn w:val="703"/>
+    <w:basedOn w:val="906"/>
     <w:uiPriority w:val="62"/>
     <w:pPr>
       <w:pBdr/>
@@ -44552,9 +44576,9 @@
       </w:tcPr>
     </w:tblStylePr>
   </w:style>
-  <w:style w:type="table" w:styleId="772">
+  <w:style w:type="table" w:styleId="975">
     <w:name w:val="Light Grid Accent 4"/>
-    <w:basedOn w:val="703"/>
+    <w:basedOn w:val="906"/>
     <w:uiPriority w:val="62"/>
     <w:pPr>
       <w:pBdr/>
@@ -44805,9 +44829,9 @@
       </w:tcPr>
     </w:tblStylePr>
   </w:style>
-  <w:style w:type="table" w:styleId="773">
+  <w:style w:type="table" w:styleId="976">
     <w:name w:val="Light Grid Accent 5"/>
-    <w:basedOn w:val="703"/>
+    <w:basedOn w:val="906"/>
     <w:uiPriority w:val="62"/>
     <w:pPr>
       <w:pBdr/>
@@ -45058,9 +45082,9 @@
       </w:tcPr>
     </w:tblStylePr>
   </w:style>
-  <w:style w:type="table" w:styleId="774">
+  <w:style w:type="table" w:styleId="977">
     <w:name w:val="Light Grid Accent 6"/>
-    <w:basedOn w:val="703"/>
+    <w:basedOn w:val="906"/>
     <w:uiPriority w:val="62"/>
     <w:pPr>
       <w:pBdr/>
@@ -45311,9 +45335,9 @@
       </w:tcPr>
     </w:tblStylePr>
   </w:style>
-  <w:style w:type="table" w:styleId="775">
+  <w:style w:type="table" w:styleId="978">
     <w:name w:val="Medium Shading 1"/>
-    <w:basedOn w:val="703"/>
+    <w:basedOn w:val="906"/>
     <w:uiPriority w:val="63"/>
     <w:pPr>
       <w:pBdr/>
@@ -45541,9 +45565,9 @@
       </w:tcPr>
     </w:tblStylePr>
   </w:style>
-  <w:style w:type="table" w:styleId="776">
+  <w:style w:type="table" w:styleId="979">
     <w:name w:val="Medium Shading 1 Accent 1"/>
-    <w:basedOn w:val="703"/>
+    <w:basedOn w:val="906"/>
     <w:uiPriority w:val="63"/>
     <w:pPr>
       <w:pBdr/>
@@ -45771,9 +45795,9 @@
       </w:tcPr>
     </w:tblStylePr>
   </w:style>
-  <w:style w:type="table" w:styleId="777">
+  <w:style w:type="table" w:styleId="980">
     <w:name w:val="Medium Shading 1 Accent 2"/>
-    <w:basedOn w:val="703"/>
+    <w:basedOn w:val="906"/>
     <w:uiPriority w:val="63"/>
     <w:pPr>
       <w:pBdr/>
@@ -46001,9 +46025,9 @@
       </w:tcPr>
     </w:tblStylePr>
   </w:style>
-  <w:style w:type="table" w:styleId="778">
+  <w:style w:type="table" w:styleId="981">
     <w:name w:val="Medium Shading 1 Accent 3"/>
-    <w:basedOn w:val="703"/>
+    <w:basedOn w:val="906"/>
     <w:uiPriority w:val="63"/>
     <w:pPr>
       <w:pBdr/>
@@ -46231,9 +46255,9 @@
       </w:tcPr>
     </w:tblStylePr>
   </w:style>
-  <w:style w:type="table" w:styleId="779">
+  <w:style w:type="table" w:styleId="982">
     <w:name w:val="Medium Shading 1 Accent 4"/>
-    <w:basedOn w:val="703"/>
+    <w:basedOn w:val="906"/>
     <w:uiPriority w:val="63"/>
     <w:pPr>
       <w:pBdr/>
@@ -46461,9 +46485,9 @@
       </w:tcPr>
     </w:tblStylePr>
   </w:style>
-  <w:style w:type="table" w:styleId="780">
+  <w:style w:type="table" w:styleId="983">
     <w:name w:val="Medium Shading 1 Accent 5"/>
-    <w:basedOn w:val="703"/>
+    <w:basedOn w:val="906"/>
     <w:uiPriority w:val="63"/>
     <w:pPr>
       <w:pBdr/>
@@ -46691,9 +46715,9 @@
       </w:tcPr>
     </w:tblStylePr>
   </w:style>
-  <w:style w:type="table" w:styleId="781">
+  <w:style w:type="table" w:styleId="984">
     <w:name w:val="Medium Shading 1 Accent 6"/>
-    <w:basedOn w:val="703"/>
+    <w:basedOn w:val="906"/>
     <w:uiPriority w:val="63"/>
     <w:pPr>
       <w:pBdr/>
@@ -46921,9 +46945,9 @@
       </w:tcPr>
     </w:tblStylePr>
   </w:style>
-  <w:style w:type="table" w:styleId="782">
+  <w:style w:type="table" w:styleId="985">
     <w:name w:val="Medium Shading 2"/>
-    <w:basedOn w:val="703"/>
+    <w:basedOn w:val="906"/>
     <w:uiPriority w:val="64"/>
     <w:pPr>
       <w:pBdr/>
@@ -47176,9 +47200,9 @@
       </w:tcPr>
     </w:tblStylePr>
   </w:style>
-  <w:style w:type="table" w:styleId="783">
+  <w:style w:type="table" w:styleId="986">
     <w:name w:val="Medium Shading 2 Accent 1"/>
-    <w:basedOn w:val="703"/>
+    <w:basedOn w:val="906"/>
     <w:uiPriority w:val="64"/>
     <w:pPr>
       <w:pBdr/>
@@ -47431,9 +47455,9 @@
       </w:tcPr>
     </w:tblStylePr>
   </w:style>
-  <w:style w:type="table" w:styleId="784">
+  <w:style w:type="table" w:styleId="987">
     <w:name w:val="Medium Shading 2 Accent 2"/>
-    <w:basedOn w:val="703"/>
+    <w:basedOn w:val="906"/>
     <w:uiPriority w:val="64"/>
     <w:pPr>
       <w:pBdr/>
@@ -47686,9 +47710,9 @@
       </w:tcPr>
     </w:tblStylePr>
   </w:style>
-  <w:style w:type="table" w:styleId="785">
+  <w:style w:type="table" w:styleId="988">
     <w:name w:val="Medium Shading 2 Accent 3"/>
-    <w:basedOn w:val="703"/>
+    <w:basedOn w:val="906"/>
     <w:uiPriority w:val="64"/>
     <w:pPr>
       <w:pBdr/>
@@ -47941,9 +47965,9 @@
       </w:tcPr>
     </w:tblStylePr>
   </w:style>
-  <w:style w:type="table" w:styleId="786">
+  <w:style w:type="table" w:styleId="989">
     <w:name w:val="Medium Shading 2 Accent 4"/>
-    <w:basedOn w:val="703"/>
+    <w:basedOn w:val="906"/>
     <w:uiPriority w:val="64"/>
     <w:pPr>
       <w:pBdr/>
@@ -48196,9 +48220,9 @@
       </w:tcPr>
     </w:tblStylePr>
   </w:style>
-  <w:style w:type="table" w:styleId="787">
+  <w:style w:type="table" w:styleId="990">
     <w:name w:val="Medium Shading 2 Accent 5"/>
-    <w:basedOn w:val="703"/>
+    <w:basedOn w:val="906"/>
     <w:uiPriority w:val="64"/>
     <w:pPr>
       <w:pBdr/>
@@ -48451,9 +48475,9 @@
       </w:tcPr>
     </w:tblStylePr>
   </w:style>
-  <w:style w:type="table" w:styleId="788">
+  <w:style w:type="table" w:styleId="991">
     <w:name w:val="Medium Shading 2 Accent 6"/>
-    <w:basedOn w:val="703"/>
+    <w:basedOn w:val="906"/>
     <w:uiPriority w:val="64"/>
     <w:pPr>
       <w:pBdr/>
@@ -48706,9 +48730,9 @@
       </w:tcPr>
     </w:tblStylePr>
   </w:style>
-  <w:style w:type="table" w:styleId="789">
+  <w:style w:type="table" w:styleId="992">
     <w:name w:val="Medium List 1"/>
-    <w:basedOn w:val="703"/>
+    <w:basedOn w:val="906"/>
     <w:uiPriority w:val="65"/>
     <w:pPr>
       <w:pBdr/>
@@ -48933,9 +48957,9 @@
       </w:tcPr>
     </w:tblStylePr>
   </w:style>
-  <w:style w:type="table" w:styleId="790">
+  <w:style w:type="table" w:styleId="993">
     <w:name w:val="Medium List 1 Accent 1"/>
-    <w:basedOn w:val="703"/>
+    <w:basedOn w:val="906"/>
     <w:uiPriority w:val="65"/>
     <w:pPr>
       <w:pBdr/>
@@ -49160,9 +49184,9 @@
       </w:tcPr>
     </w:tblStylePr>
   </w:style>
-  <w:style w:type="table" w:styleId="791">
+  <w:style w:type="table" w:styleId="994">
     <w:name w:val="Medium List 1 Accent 2"/>
-    <w:basedOn w:val="703"/>
+    <w:basedOn w:val="906"/>
     <w:uiPriority w:val="65"/>
     <w:pPr>
       <w:pBdr/>
@@ -49387,9 +49411,9 @@
       </w:tcPr>
     </w:tblStylePr>
   </w:style>
-  <w:style w:type="table" w:styleId="792">
+  <w:style w:type="table" w:styleId="995">
     <w:name w:val="Medium List 1 Accent 3"/>
-    <w:basedOn w:val="703"/>
+    <w:basedOn w:val="906"/>
     <w:uiPriority w:val="65"/>
     <w:pPr>
       <w:pBdr/>
@@ -49614,9 +49638,9 @@
       </w:tcPr>
     </w:tblStylePr>
   </w:style>
-  <w:style w:type="table" w:styleId="793">
+  <w:style w:type="table" w:styleId="996">
     <w:name w:val="Medium List 1 Accent 4"/>
-    <w:basedOn w:val="703"/>
+    <w:basedOn w:val="906"/>
     <w:uiPriority w:val="65"/>
     <w:pPr>
       <w:pBdr/>
@@ -49841,9 +49865,9 @@
       </w:tcPr>
     </w:tblStylePr>
   </w:style>
-  <w:style w:type="table" w:styleId="794">
+  <w:style w:type="table" w:styleId="997">
     <w:name w:val="Medium List 1 Accent 5"/>
-    <w:basedOn w:val="703"/>
+    <w:basedOn w:val="906"/>
     <w:uiPriority w:val="65"/>
     <w:pPr>
       <w:pBdr/>
@@ -50068,9 +50092,9 @@
       </w:tcPr>
     </w:tblStylePr>
   </w:style>
-  <w:style w:type="table" w:styleId="795">
+  <w:style w:type="table" w:styleId="998">
     <w:name w:val="Medium List 1 Accent 6"/>
-    <w:basedOn w:val="703"/>
+    <w:basedOn w:val="906"/>
     <w:uiPriority w:val="65"/>
     <w:pPr>
       <w:pBdr/>
@@ -50295,9 +50319,9 @@
       </w:tcPr>
     </w:tblStylePr>
   </w:style>
-  <w:style w:type="table" w:styleId="796">
+  <w:style w:type="table" w:styleId="999">
     <w:name w:val="Medium List 2"/>
-    <w:basedOn w:val="703"/>
+    <w:basedOn w:val="906"/>
     <w:uiPriority w:val="66"/>
     <w:pPr>
       <w:pBdr/>
@@ -50537,9 +50561,9 @@
       </w:tcPr>
     </w:tblStylePr>
   </w:style>
-  <w:style w:type="table" w:styleId="797">
+  <w:style w:type="table" w:styleId="1000">
     <w:name w:val="Medium List 2 Accent 1"/>
-    <w:basedOn w:val="703"/>
+    <w:basedOn w:val="906"/>
     <w:uiPriority w:val="66"/>
     <w:pPr>
       <w:pBdr/>
@@ -50779,9 +50803,9 @@
       </w:tcPr>
     </w:tblStylePr>
   </w:style>
-  <w:style w:type="table" w:styleId="798">
+  <w:style w:type="table" w:styleId="1001">
     <w:name w:val="Medium List 2 Accent 2"/>
-    <w:basedOn w:val="703"/>
+    <w:basedOn w:val="906"/>
     <w:uiPriority w:val="66"/>
     <w:pPr>
       <w:pBdr/>
@@ -51021,9 +51045,9 @@
       </w:tcPr>
     </w:tblStylePr>
   </w:style>
-  <w:style w:type="table" w:styleId="799">
+  <w:style w:type="table" w:styleId="1002">
     <w:name w:val="Medium List 2 Accent 3"/>
-    <w:basedOn w:val="703"/>
+    <w:basedOn w:val="906"/>
     <w:uiPriority w:val="66"/>
     <w:pPr>
       <w:pBdr/>
@@ -51263,9 +51287,9 @@
       </w:tcPr>
     </w:tblStylePr>
   </w:style>
-  <w:style w:type="table" w:styleId="800">
+  <w:style w:type="table" w:styleId="1003">
     <w:name w:val="Medium List 2 Accent 4"/>
-    <w:basedOn w:val="703"/>
+    <w:basedOn w:val="906"/>
     <w:uiPriority w:val="66"/>
     <w:pPr>
       <w:pBdr/>
@@ -51505,9 +51529,9 @@
       </w:tcPr>
     </w:tblStylePr>
   </w:style>
-  <w:style w:type="table" w:styleId="801">
+  <w:style w:type="table" w:styleId="1004">
     <w:name w:val="Medium List 2 Accent 5"/>
-    <w:basedOn w:val="703"/>
+    <w:basedOn w:val="906"/>
     <w:uiPriority w:val="66"/>
     <w:pPr>
       <w:pBdr/>
@@ -51747,9 +51771,9 @@
       </w:tcPr>
     </w:tblStylePr>
   </w:style>
-  <w:style w:type="table" w:styleId="802">
+  <w:style w:type="table" w:styleId="1005">
     <w:name w:val="Medium List 2 Accent 6"/>
-    <w:basedOn w:val="703"/>
+    <w:basedOn w:val="906"/>
     <w:uiPriority w:val="66"/>
     <w:pPr>
       <w:pBdr/>
@@ -51989,9 +52013,9 @@
       </w:tcPr>
     </w:tblStylePr>
   </w:style>
-  <w:style w:type="table" w:styleId="803">
+  <w:style w:type="table" w:styleId="1006">
     <w:name w:val="Medium Grid 1"/>
-    <w:basedOn w:val="703"/>
+    <w:basedOn w:val="906"/>
     <w:uiPriority w:val="67"/>
     <w:pPr>
       <w:pBdr/>
@@ -52211,9 +52235,9 @@
       </w:tcPr>
     </w:tblStylePr>
   </w:style>
-  <w:style w:type="table" w:styleId="804">
+  <w:style w:type="table" w:styleId="1007">
     <w:name w:val="Medium Grid 1 Accent 1"/>
-    <w:basedOn w:val="703"/>
+    <w:basedOn w:val="906"/>
     <w:uiPriority w:val="67"/>
     <w:pPr>
       <w:pBdr/>
@@ -52433,9 +52457,9 @@
       </w:tcPr>
     </w:tblStylePr>
   </w:style>
-  <w:style w:type="table" w:styleId="805">
+  <w:style w:type="table" w:styleId="1008">
     <w:name w:val="Medium Grid 1 Accent 2"/>
-    <w:basedOn w:val="703"/>
+    <w:basedOn w:val="906"/>
     <w:uiPriority w:val="67"/>
     <w:pPr>
       <w:pBdr/>
@@ -52655,9 +52679,9 @@
       </w:tcPr>
     </w:tblStylePr>
   </w:style>
-  <w:style w:type="table" w:styleId="806">
+  <w:style w:type="table" w:styleId="1009">
     <w:name w:val="Medium Grid 1 Accent 3"/>
-    <w:basedOn w:val="703"/>
+    <w:basedOn w:val="906"/>
     <w:uiPriority w:val="67"/>
     <w:pPr>
       <w:pBdr/>
@@ -52877,9 +52901,9 @@
       </w:tcPr>
     </w:tblStylePr>
   </w:style>
-  <w:style w:type="table" w:styleId="807">
+  <w:style w:type="table" w:styleId="1010">
     <w:name w:val="Medium Grid 1 Accent 4"/>
-    <w:basedOn w:val="703"/>
+    <w:basedOn w:val="906"/>
     <w:uiPriority w:val="67"/>
     <w:pPr>
       <w:pBdr/>
@@ -53099,9 +53123,9 @@
       </w:tcPr>
     </w:tblStylePr>
   </w:style>
-  <w:style w:type="table" w:styleId="808">
+  <w:style w:type="table" w:styleId="1011">
     <w:name w:val="Medium Grid 1 Accent 5"/>
-    <w:basedOn w:val="703"/>
+    <w:basedOn w:val="906"/>
     <w:uiPriority w:val="67"/>
     <w:pPr>
       <w:pBdr/>
@@ -53321,9 +53345,9 @@
       </w:tcPr>
     </w:tblStylePr>
   </w:style>
-  <w:style w:type="table" w:styleId="809">
+  <w:style w:type="table" w:styleId="1012">
     <w:name w:val="Medium Grid 1 Accent 6"/>
-    <w:basedOn w:val="703"/>
+    <w:basedOn w:val="906"/>
     <w:uiPriority w:val="67"/>
     <w:pPr>
       <w:pBdr/>
@@ -53543,9 +53567,9 @@
       </w:tcPr>
     </w:tblStylePr>
   </w:style>
-  <w:style w:type="table" w:styleId="810">
+  <w:style w:type="table" w:styleId="1013">
     <w:name w:val="Medium Grid 2"/>
-    <w:basedOn w:val="703"/>
+    <w:basedOn w:val="906"/>
     <w:uiPriority w:val="68"/>
     <w:pPr>
       <w:pBdr/>
@@ -53791,9 +53815,9 @@
       </w:tcPr>
     </w:tblStylePr>
   </w:style>
-  <w:style w:type="table" w:styleId="811">
+  <w:style w:type="table" w:styleId="1014">
     <w:name w:val="Medium Grid 2 Accent 1"/>
-    <w:basedOn w:val="703"/>
+    <w:basedOn w:val="906"/>
     <w:uiPriority w:val="68"/>
     <w:pPr>
       <w:pBdr/>
@@ -54039,9 +54063,9 @@
       </w:tcPr>
     </w:tblStylePr>
   </w:style>
-  <w:style w:type="table" w:styleId="812">
+  <w:style w:type="table" w:styleId="1015">
     <w:name w:val="Medium Grid 2 Accent 2"/>
-    <w:basedOn w:val="703"/>
+    <w:basedOn w:val="906"/>
     <w:uiPriority w:val="68"/>
     <w:pPr>
       <w:pBdr/>
@@ -54287,9 +54311,9 @@
       </w:tcPr>
     </w:tblStylePr>
   </w:style>
-  <w:style w:type="table" w:styleId="813">
+  <w:style w:type="table" w:styleId="1016">
     <w:name w:val="Medium Grid 2 Accent 3"/>
-    <w:basedOn w:val="703"/>
+    <w:basedOn w:val="906"/>
     <w:uiPriority w:val="68"/>
     <w:pPr>
       <w:pBdr/>
@@ -54535,9 +54559,9 @@
       </w:tcPr>
     </w:tblStylePr>
   </w:style>
-  <w:style w:type="table" w:styleId="814">
+  <w:style w:type="table" w:styleId="1017">
     <w:name w:val="Medium Grid 2 Accent 4"/>
-    <w:basedOn w:val="703"/>
+    <w:basedOn w:val="906"/>
     <w:uiPriority w:val="68"/>
     <w:pPr>
       <w:pBdr/>
@@ -54783,9 +54807,9 @@
       </w:tcPr>
     </w:tblStylePr>
   </w:style>
-  <w:style w:type="table" w:styleId="815">
+  <w:style w:type="table" w:styleId="1018">
     <w:name w:val="Medium Grid 2 Accent 5"/>
-    <w:basedOn w:val="703"/>
+    <w:basedOn w:val="906"/>
     <w:uiPriority w:val="68"/>
     <w:pPr>
       <w:pBdr/>
@@ -55031,9 +55055,9 @@
       </w:tcPr>
     </w:tblStylePr>
   </w:style>
-  <w:style w:type="table" w:styleId="816">
+  <w:style w:type="table" w:styleId="1019">
     <w:name w:val="Medium Grid 2 Accent 6"/>
-    <w:basedOn w:val="703"/>
+    <w:basedOn w:val="906"/>
     <w:uiPriority w:val="68"/>
     <w:pPr>
       <w:pBdr/>
@@ -55279,9 +55303,9 @@
       </w:tcPr>
     </w:tblStylePr>
   </w:style>
-  <w:style w:type="table" w:styleId="817">
+  <w:style w:type="table" w:styleId="1020">
     <w:name w:val="Medium Grid 3"/>
-    <w:basedOn w:val="703"/>
+    <w:basedOn w:val="906"/>
     <w:uiPriority w:val="69"/>
     <w:pPr>
       <w:pBdr/>
@@ -55543,9 +55567,9 @@
       </w:tcPr>
     </w:tblStylePr>
   </w:style>
-  <w:style w:type="table" w:styleId="818">
+  <w:style w:type="table" w:styleId="1021">
     <w:name w:val="Medium Grid 3 Accent 1"/>
-    <w:basedOn w:val="703"/>
+    <w:basedOn w:val="906"/>
     <w:uiPriority w:val="69"/>
     <w:pPr>
       <w:pBdr/>
@@ -55807,9 +55831,9 @@
       </w:tcPr>
     </w:tblStylePr>
   </w:style>
-  <w:style w:type="table" w:styleId="819">
+  <w:style w:type="table" w:styleId="1022">
     <w:name w:val="Medium Grid 3 Accent 2"/>
-    <w:basedOn w:val="703"/>
+    <w:basedOn w:val="906"/>
     <w:uiPriority w:val="69"/>
     <w:pPr>
       <w:pBdr/>
@@ -56071,9 +56095,9 @@
       </w:tcPr>
     </w:tblStylePr>
   </w:style>
-  <w:style w:type="table" w:styleId="820">
+  <w:style w:type="table" w:styleId="1023">
     <w:name w:val="Medium Grid 3 Accent 3"/>
-    <w:basedOn w:val="703"/>
+    <w:basedOn w:val="906"/>
     <w:uiPriority w:val="69"/>
     <w:pPr>
       <w:pBdr/>
@@ -56335,9 +56359,9 @@
       </w:tcPr>
     </w:tblStylePr>
   </w:style>
-  <w:style w:type="table" w:styleId="821">
+  <w:style w:type="table" w:styleId="1024">
     <w:name w:val="Medium Grid 3 Accent 4"/>
-    <w:basedOn w:val="703"/>
+    <w:basedOn w:val="906"/>
     <w:uiPriority w:val="69"/>
     <w:pPr>
       <w:pBdr/>
@@ -56599,9 +56623,9 @@
       </w:tcPr>
     </w:tblStylePr>
   </w:style>
-  <w:style w:type="table" w:styleId="822">
+  <w:style w:type="table" w:styleId="1025">
     <w:name w:val="Medium Grid 3 Accent 5"/>
-    <w:basedOn w:val="703"/>
+    <w:basedOn w:val="906"/>
     <w:uiPriority w:val="69"/>
     <w:pPr>
       <w:pBdr/>
@@ -56863,9 +56887,9 @@
       </w:tcPr>
     </w:tblStylePr>
   </w:style>
-  <w:style w:type="table" w:styleId="823">
+  <w:style w:type="table" w:styleId="1026">
     <w:name w:val="Medium Grid 3 Accent 6"/>
-    <w:basedOn w:val="703"/>
+    <w:basedOn w:val="906"/>
     <w:uiPriority w:val="69"/>
     <w:pPr>
       <w:pBdr/>
@@ -57127,9 +57151,9 @@
       </w:tcPr>
     </w:tblStylePr>
   </w:style>
-  <w:style w:type="table" w:styleId="824">
+  <w:style w:type="table" w:styleId="1027">
     <w:name w:val="Dark List"/>
-    <w:basedOn w:val="703"/>
+    <w:basedOn w:val="906"/>
     <w:uiPriority w:val="70"/>
     <w:pPr>
       <w:pBdr/>
@@ -57365,9 +57389,9 @@
       </w:tcPr>
     </w:tblStylePr>
   </w:style>
-  <w:style w:type="table" w:styleId="825">
+  <w:style w:type="table" w:styleId="1028">
     <w:name w:val="Dark List Accent 1"/>
-    <w:basedOn w:val="703"/>
+    <w:basedOn w:val="906"/>
     <w:uiPriority w:val="70"/>
     <w:pPr>
       <w:pBdr/>
@@ -57603,9 +57627,9 @@
       </w:tcPr>
     </w:tblStylePr>
   </w:style>
-  <w:style w:type="table" w:styleId="826">
+  <w:style w:type="table" w:styleId="1029">
     <w:name w:val="Dark List Accent 2"/>
-    <w:basedOn w:val="703"/>
+    <w:basedOn w:val="906"/>
     <w:uiPriority w:val="70"/>
     <w:pPr>
       <w:pBdr/>
@@ -57841,9 +57865,9 @@
       </w:tcPr>
     </w:tblStylePr>
   </w:style>
-  <w:style w:type="table" w:styleId="827">
+  <w:style w:type="table" w:styleId="1030">
     <w:name w:val="Dark List Accent 3"/>
-    <w:basedOn w:val="703"/>
+    <w:basedOn w:val="906"/>
     <w:uiPriority w:val="70"/>
     <w:pPr>
       <w:pBdr/>
@@ -58079,9 +58103,9 @@
       </w:tcPr>
     </w:tblStylePr>
   </w:style>
-  <w:style w:type="table" w:styleId="828">
+  <w:style w:type="table" w:styleId="1031">
     <w:name w:val="Dark List Accent 4"/>
-    <w:basedOn w:val="703"/>
+    <w:basedOn w:val="906"/>
     <w:uiPriority w:val="70"/>
     <w:pPr>
       <w:pBdr/>
@@ -58317,9 +58341,9 @@
       </w:tcPr>
     </w:tblStylePr>
   </w:style>
-  <w:style w:type="table" w:styleId="829">
+  <w:style w:type="table" w:styleId="1032">
     <w:name w:val="Dark List Accent 5"/>
-    <w:basedOn w:val="703"/>
+    <w:basedOn w:val="906"/>
     <w:uiPriority w:val="70"/>
     <w:pPr>
       <w:pBdr/>
@@ -58555,9 +58579,9 @@
       </w:tcPr>
     </w:tblStylePr>
   </w:style>
-  <w:style w:type="table" w:styleId="830">
+  <w:style w:type="table" w:styleId="1033">
     <w:name w:val="Dark List Accent 6"/>
-    <w:basedOn w:val="703"/>
+    <w:basedOn w:val="906"/>
     <w:uiPriority w:val="70"/>
     <w:pPr>
       <w:pBdr/>
@@ -58793,9 +58817,9 @@
       </w:tcPr>
     </w:tblStylePr>
   </w:style>
-  <w:style w:type="table" w:styleId="831">
+  <w:style w:type="table" w:styleId="1034">
     <w:name w:val="Colorful Shading"/>
-    <w:basedOn w:val="703"/>
+    <w:basedOn w:val="906"/>
     <w:uiPriority w:val="71"/>
     <w:pPr>
       <w:pBdr/>
@@ -59042,9 +59066,9 @@
       </w:tcPr>
     </w:tblStylePr>
   </w:style>
-  <w:style w:type="table" w:styleId="832">
+  <w:style w:type="table" w:styleId="1035">
     <w:name w:val="Colorful Shading Accent 1"/>
-    <w:basedOn w:val="703"/>
+    <w:basedOn w:val="906"/>
     <w:uiPriority w:val="71"/>
     <w:pPr>
       <w:pBdr/>
@@ -59291,9 +59315,9 @@
       </w:tcPr>
     </w:tblStylePr>
   </w:style>
-  <w:style w:type="table" w:styleId="833">
+  <w:style w:type="table" w:styleId="1036">
     <w:name w:val="Colorful Shading Accent 2"/>
-    <w:basedOn w:val="703"/>
+    <w:basedOn w:val="906"/>
     <w:uiPriority w:val="71"/>
     <w:pPr>
       <w:pBdr/>
@@ -59540,9 +59564,9 @@
       </w:tcPr>
     </w:tblStylePr>
   </w:style>
-  <w:style w:type="table" w:styleId="834">
+  <w:style w:type="table" w:styleId="1037">
     <w:name w:val="Colorful Shading Accent 3"/>
-    <w:basedOn w:val="703"/>
+    <w:basedOn w:val="906"/>
     <w:uiPriority w:val="71"/>
     <w:pPr>
       <w:pBdr/>
@@ -59783,9 +59807,9 @@
       </w:tcPr>
     </w:tblStylePr>
   </w:style>
-  <w:style w:type="table" w:styleId="835">
+  <w:style w:type="table" w:styleId="1038">
     <w:name w:val="Colorful Shading Accent 4"/>
-    <w:basedOn w:val="703"/>
+    <w:basedOn w:val="906"/>
     <w:uiPriority w:val="71"/>
     <w:pPr>
       <w:pBdr/>
@@ -60032,9 +60056,9 @@
       </w:tcPr>
     </w:tblStylePr>
   </w:style>
-  <w:style w:type="table" w:styleId="836">
+  <w:style w:type="table" w:styleId="1039">
     <w:name w:val="Colorful Shading Accent 5"/>
-    <w:basedOn w:val="703"/>
+    <w:basedOn w:val="906"/>
     <w:uiPriority w:val="71"/>
     <w:pPr>
       <w:pBdr/>
@@ -60281,9 +60305,9 @@
       </w:tcPr>
     </w:tblStylePr>
   </w:style>
-  <w:style w:type="table" w:styleId="837">
+  <w:style w:type="table" w:styleId="1040">
     <w:name w:val="Colorful Shading Accent 6"/>
-    <w:basedOn w:val="703"/>
+    <w:basedOn w:val="906"/>
     <w:uiPriority w:val="71"/>
     <w:pPr>
       <w:pBdr/>
@@ -60530,9 +60554,9 @@
       </w:tcPr>
     </w:tblStylePr>
   </w:style>
-  <w:style w:type="table" w:styleId="838">
+  <w:style w:type="table" w:styleId="1041">
     <w:name w:val="Colorful List"/>
-    <w:basedOn w:val="703"/>
+    <w:basedOn w:val="906"/>
     <w:uiPriority w:val="72"/>
     <w:pPr>
       <w:pBdr/>
@@ -60759,9 +60783,9 @@
       </w:tcPr>
     </w:tblStylePr>
   </w:style>
-  <w:style w:type="table" w:styleId="839">
+  <w:style w:type="table" w:styleId="1042">
     <w:name w:val="Colorful List Accent 1"/>
-    <w:basedOn w:val="703"/>
+    <w:basedOn w:val="906"/>
     <w:uiPriority w:val="72"/>
     <w:pPr>
       <w:pBdr/>
@@ -60988,9 +61012,9 @@
       </w:tcPr>
     </w:tblStylePr>
   </w:style>
-  <w:style w:type="table" w:styleId="840">
+  <w:style w:type="table" w:styleId="1043">
     <w:name w:val="Colorful List Accent 2"/>
-    <w:basedOn w:val="703"/>
+    <w:basedOn w:val="906"/>
     <w:uiPriority w:val="72"/>
     <w:pPr>
       <w:pBdr/>
@@ -61217,9 +61241,9 @@
       </w:tcPr>
     </w:tblStylePr>
   </w:style>
-  <w:style w:type="table" w:styleId="841">
+  <w:style w:type="table" w:styleId="1044">
     <w:name w:val="Colorful List Accent 3"/>
-    <w:basedOn w:val="703"/>
+    <w:basedOn w:val="906"/>
     <w:uiPriority w:val="72"/>
     <w:pPr>
       <w:pBdr/>
@@ -61446,9 +61470,9 @@
       </w:tcPr>
     </w:tblStylePr>
   </w:style>
-  <w:style w:type="table" w:styleId="842">
+  <w:style w:type="table" w:styleId="1045">
     <w:name w:val="Colorful List Accent 4"/>
-    <w:basedOn w:val="703"/>
+    <w:basedOn w:val="906"/>
     <w:uiPriority w:val="72"/>
     <w:pPr>
       <w:pBdr/>
@@ -61675,9 +61699,9 @@
       </w:tcPr>
     </w:tblStylePr>
   </w:style>
-  <w:style w:type="table" w:styleId="843">
+  <w:style w:type="table" w:styleId="1046">
     <w:name w:val="Colorful List Accent 5"/>
-    <w:basedOn w:val="703"/>
+    <w:basedOn w:val="906"/>
     <w:uiPriority w:val="72"/>
     <w:pPr>
       <w:pBdr/>
@@ -61904,9 +61928,9 @@
       </w:tcPr>
     </w:tblStylePr>
   </w:style>
-  <w:style w:type="table" w:styleId="844">
+  <w:style w:type="table" w:styleId="1047">
     <w:name w:val="Colorful List Accent 6"/>
-    <w:basedOn w:val="703"/>
+    <w:basedOn w:val="906"/>
     <w:uiPriority w:val="72"/>
     <w:pPr>
       <w:pBdr/>
@@ -62133,9 +62157,9 @@
       </w:tcPr>
     </w:tblStylePr>
   </w:style>
-  <w:style w:type="table" w:styleId="845">
+  <w:style w:type="table" w:styleId="1048">
     <w:name w:val="Colorful Grid"/>
-    <w:basedOn w:val="703"/>
+    <w:basedOn w:val="906"/>
     <w:uiPriority w:val="73"/>
     <w:pPr>
       <w:pBdr/>
@@ -62354,9 +62378,9 @@
       </w:tcPr>
     </w:tblStylePr>
   </w:style>
-  <w:style w:type="table" w:styleId="846">
+  <w:style w:type="table" w:styleId="1049">
     <w:name w:val="Colorful Grid Accent 1"/>
-    <w:basedOn w:val="703"/>
+    <w:basedOn w:val="906"/>
     <w:uiPriority w:val="73"/>
     <w:pPr>
       <w:pBdr/>
@@ -62575,9 +62599,9 @@
       </w:tcPr>
     </w:tblStylePr>
   </w:style>
-  <w:style w:type="table" w:styleId="847">
+  <w:style w:type="table" w:styleId="1050">
     <w:name w:val="Colorful Grid Accent 2"/>
-    <w:basedOn w:val="703"/>
+    <w:basedOn w:val="906"/>
     <w:uiPriority w:val="73"/>
     <w:pPr>
       <w:pBdr/>
@@ -62796,9 +62820,9 @@
       </w:tcPr>
     </w:tblStylePr>
   </w:style>
-  <w:style w:type="table" w:styleId="848">
+  <w:style w:type="table" w:styleId="1051">
     <w:name w:val="Colorful Grid Accent 3"/>
-    <w:basedOn w:val="703"/>
+    <w:basedOn w:val="906"/>
     <w:uiPriority w:val="73"/>
     <w:pPr>
       <w:pBdr/>
@@ -63017,9 +63041,9 @@
       </w:tcPr>
     </w:tblStylePr>
   </w:style>
-  <w:style w:type="table" w:styleId="849">
+  <w:style w:type="table" w:styleId="1052">
     <w:name w:val="Colorful Grid Accent 4"/>
-    <w:basedOn w:val="703"/>
+    <w:basedOn w:val="906"/>
     <w:uiPriority w:val="73"/>
     <w:pPr>
       <w:pBdr/>
@@ -63238,9 +63262,9 @@
       </w:tcPr>
     </w:tblStylePr>
   </w:style>
-  <w:style w:type="table" w:styleId="850">
+  <w:style w:type="table" w:styleId="1053">
     <w:name w:val="Colorful Grid Accent 5"/>
-    <w:basedOn w:val="703"/>
+    <w:basedOn w:val="906"/>
     <w:uiPriority w:val="73"/>
     <w:pPr>
       <w:pBdr/>
@@ -63459,9 +63483,9 @@
       </w:tcPr>
     </w:tblStylePr>
   </w:style>
-  <w:style w:type="table" w:styleId="851">
+  <w:style w:type="table" w:styleId="1054">
     <w:name w:val="Colorful Grid Accent 6"/>
-    <w:basedOn w:val="703"/>
+    <w:basedOn w:val="906"/>
     <w:uiPriority w:val="73"/>
     <w:pPr>
       <w:pBdr/>
